--- a/evals/template-extraction/cases/02-njau-undergraduate/gold/template.docx
+++ b/evals/template-extraction/cases/02-njau-undergraduate/gold/template.docx
@@ -1,6 +1,6 @@
 
 <file path=word/document.xml><?xml version="1.0" encoding="utf-8"?>
-<w:document xmlns:wpc="http://schemas.microsoft.com/office/word/2010/wordprocessingCanvas" xmlns:cx="http://schemas.microsoft.com/office/drawing/2014/chartex" xmlns:cx1="http://schemas.microsoft.com/office/drawing/2015/9/8/chartex" xmlns:cx2="http://schemas.microsoft.com/office/drawing/2015/10/21/chartex" xmlns:cx3="http://schemas.microsoft.com/office/drawing/2016/5/9/chartex" xmlns:cx4="http://schemas.microsoft.com/office/drawing/2016/5/10/chartex" xmlns:cx5="http://schemas.microsoft.com/office/drawing/2016/5/11/chartex" xmlns:cx6="http://schemas.microsoft.com/office/drawing/2016/5/12/chartex" xmlns:cx7="http://schemas.microsoft.com/office/drawing/2016/5/13/chartex" xmlns:cx8="http://schemas.microsoft.com/office/drawing/2016/5/14/chartex" xmlns:mc="http://schemas.openxmlformats.org/markup-compatibility/2006" xmlns:m="http://schemas.openxmlformats.org/officeDocument/2006/math" xmlns:aink="http://schemas.microsoft.com/office/drawing/2016/ink" xmlns:am3d="http://schemas.microsoft.com/office/drawing/2017/model3d" xmlns:oel="http://schemas.microsoft.com/office/2019/extlst" xmlns:r="http://schemas.openxmlformats.org/officeDocument/2006/relationships" xmlns:wp14="http://schemas.microsoft.com/office/word/2010/wordprocessingDrawing" xmlns:wp="http://schemas.openxmlformats.org/drawingml/2006/wordprocessingDrawing" xmlns:wpg="http://schemas.microsoft.com/office/word/2010/wordprocessingGroup" xmlns:wpi="http://schemas.microsoft.com/office/word/2010/wordprocessingInk" xmlns:wps="http://schemas.microsoft.com/office/word/2010/wordprocessingShape" xmlns:o="urn:schemas-microsoft-com:office:office" xmlns:v="urn:schemas-microsoft-com:vml" xmlns:w10="urn:schemas-microsoft-com:office:word" xmlns:w="http://schemas.openxmlformats.org/wordprocessingml/2006/main" xmlns:w14="http://schemas.microsoft.com/office/word/2010/wordml" xmlns:w15="http://schemas.microsoft.com/office/word/2012/wordml" xmlns:w16cei="http://schemas.microsoft.com/office/word/2026/wordml/cei" xmlns:w16cex="http://schemas.microsoft.com/office/word/2018/wordml/cex" xmlns:w16cid="http://schemas.microsoft.com/office/word/2016/wordml/cid" xmlns:w16="http://schemas.microsoft.com/office/word/2018/wordml" xmlns:w16sdtdh="http://schemas.microsoft.com/office/word/2020/wordml/sdtdatahash" xmlns:w16sdtfl="http://schemas.microsoft.com/office/word/2024/wordml/sdtformatlock" xmlns:w16se="http://schemas.microsoft.com/office/word/2015/wordml/symex" xmlns:w16du="http://schemas.microsoft.com/office/word/2023/wordml/word16du" xmlns:wne="http://schemas.microsoft.com/office/word/2006/wordml" mc:Ignorable="w14 w15 w16se w16cid w16 w16cex w16sdtdh w16sdtfl w16du wp14">
+<w:document xmlns:a="http://schemas.openxmlformats.org/drawingml/2006/main" xmlns:mc="http://schemas.openxmlformats.org/markup-compatibility/2006" xmlns:ns4="http://schemas.openxmlformats.org/drawingml/2006/picture" xmlns:ns6="http://schemas.microsoft.com/office/drawing/2010/main" xmlns:o="urn:schemas-microsoft-com:office:office" xmlns:r="http://schemas.openxmlformats.org/officeDocument/2006/relationships" xmlns:v="urn:schemas-microsoft-com:vml" xmlns:w="http://schemas.openxmlformats.org/wordprocessingml/2006/main" xmlns:wp="http://schemas.openxmlformats.org/drawingml/2006/wordprocessingDrawing" xmlns:ns7="urn:schemas-microsoft-com:vml" xmlns:ns8="urn:schemas-microsoft-com:office:office" xmlns:w14="http://schemas.microsoft.com/office/word/2010/wordml" xmlns:w15="http://schemas.microsoft.com/office/word/2012/wordml" xmlns:w16se="http://schemas.microsoft.com/office/word/2015/wordml/symex" xmlns:wp14="http://schemas.microsoft.com/office/word/2010/wordprocessingDrawing" mc:Ignorable="w14 w15 w16se wp14">
   <w:body>
     <w:tbl>
       <w:tblPr>
@@ -38,27 +38,27 @@
                 <w:noProof/>
               </w:rPr>
               <w:drawing>
-                <wp:inline distT="0" distB="0" distL="0" distR="0" wp14:anchorId="131E08DB" wp14:editId="024670EF">
+                <wp:inline distT="0" distB="0" distL="0" distR="0">
                   <wp:extent cx="962025" cy="962025"/>
                   <wp:effectExtent l="0" t="0" r="0" b="0"/>
                   <wp:docPr id="15" name="图片 15" descr="南农校徽"/>
                   <wp:cNvGraphicFramePr>
-                    <a:graphicFrameLocks xmlns:a="http://schemas.openxmlformats.org/drawingml/2006/main" noChangeAspect="1"/>
+                    <a:graphicFrameLocks noChangeAspect="1"/>
                   </wp:cNvGraphicFramePr>
-                  <a:graphic xmlns:a="http://schemas.openxmlformats.org/drawingml/2006/main">
+                  <a:graphic>
                     <a:graphicData uri="http://schemas.openxmlformats.org/drawingml/2006/picture">
-                      <pic:pic xmlns:pic="http://schemas.openxmlformats.org/drawingml/2006/picture">
-                        <pic:nvPicPr>
-                          <pic:cNvPr id="0" name="Picture 1" descr="南农校徽"/>
-                          <pic:cNvPicPr>
+                      <ns4:pic>
+                        <ns4:nvPicPr>
+                          <ns4:cNvPr id="0" name="Picture 1" descr="南农校徽"/>
+                          <ns4:cNvPicPr>
                             <a:picLocks noChangeAspect="1" noChangeArrowheads="1"/>
-                          </pic:cNvPicPr>
-                        </pic:nvPicPr>
-                        <pic:blipFill>
-                          <a:blip r:embed="rId7" cstate="print">
+                          </ns4:cNvPicPr>
+                        </ns4:nvPicPr>
+                        <ns4:blipFill>
+                          <a:blip r:embed="rId8" cstate="print">
                             <a:extLst>
                               <a:ext uri="{28A0092B-C50C-407E-A947-70E740481C1C}">
-                                <a14:useLocalDpi xmlns:a14="http://schemas.microsoft.com/office/drawing/2010/main" val="0"/>
+                                <ns6:useLocalDpi val="0"/>
                               </a:ext>
                             </a:extLst>
                           </a:blip>
@@ -66,8 +66,8 @@
                           <a:stretch>
                             <a:fillRect/>
                           </a:stretch>
-                        </pic:blipFill>
-                        <pic:spPr bwMode="auto">
+                        </ns4:blipFill>
+                        <ns4:spPr bwMode="auto">
                           <a:xfrm>
                             <a:off x="0" y="0"/>
                             <a:ext cx="962025" cy="962025"/>
@@ -79,8 +79,8 @@
                           <a:ln>
                             <a:noFill/>
                           </a:ln>
-                        </pic:spPr>
-                      </pic:pic>
+                        </ns4:spPr>
+                      </ns4:pic>
                     </a:graphicData>
                   </a:graphic>
                 </wp:inline>
@@ -105,30 +105,30 @@
                 <w:sz w:val="44"/>
               </w:rPr>
               <w:drawing>
-                <wp:inline distT="0" distB="0" distL="0" distR="0" wp14:anchorId="63673D37" wp14:editId="7BCF61D5">
+                <wp:inline distT="0" distB="0" distL="0" distR="0">
                   <wp:extent cx="2543175" cy="542925"/>
                   <wp:effectExtent l="0" t="0" r="0" b="0"/>
                   <wp:docPr id="16" name="图片 16" descr="南农大"/>
                   <wp:cNvGraphicFramePr>
-                    <a:graphicFrameLocks xmlns:a="http://schemas.openxmlformats.org/drawingml/2006/main" noChangeAspect="1"/>
+                    <a:graphicFrameLocks noChangeAspect="1"/>
                   </wp:cNvGraphicFramePr>
-                  <a:graphic xmlns:a="http://schemas.openxmlformats.org/drawingml/2006/main">
+                  <a:graphic>
                     <a:graphicData uri="http://schemas.openxmlformats.org/drawingml/2006/picture">
-                      <pic:pic xmlns:pic="http://schemas.openxmlformats.org/drawingml/2006/picture">
-                        <pic:nvPicPr>
-                          <pic:cNvPr id="0" name="Picture 2" descr="南农大"/>
-                          <pic:cNvPicPr>
+                      <ns4:pic>
+                        <ns4:nvPicPr>
+                          <ns4:cNvPr id="0" name="Picture 2" descr="南农大"/>
+                          <ns4:cNvPicPr>
                             <a:picLocks noChangeAspect="1" noChangeArrowheads="1"/>
-                          </pic:cNvPicPr>
-                        </pic:nvPicPr>
-                        <pic:blipFill>
-                          <a:blip r:embed="rId8" cstate="print">
+                          </ns4:cNvPicPr>
+                        </ns4:nvPicPr>
+                        <ns4:blipFill>
+                          <a:blip r:embed="rId9" cstate="print">
                             <a:lum bright="-6000" contrast="18000"/>
                             <a:grayscl/>
                             <a:biLevel thresh="50000"/>
                             <a:extLst>
                               <a:ext uri="{28A0092B-C50C-407E-A947-70E740481C1C}">
-                                <a14:useLocalDpi xmlns:a14="http://schemas.microsoft.com/office/drawing/2010/main" val="0"/>
+                                <ns6:useLocalDpi val="0"/>
                               </a:ext>
                             </a:extLst>
                           </a:blip>
@@ -136,8 +136,8 @@
                           <a:stretch>
                             <a:fillRect/>
                           </a:stretch>
-                        </pic:blipFill>
-                        <pic:spPr bwMode="auto">
+                        </ns4:blipFill>
+                        <ns4:spPr bwMode="auto">
                           <a:xfrm>
                             <a:off x="0" y="0"/>
                             <a:ext cx="2543175" cy="542925"/>
@@ -149,8 +149,8 @@
                           <a:ln>
                             <a:noFill/>
                           </a:ln>
-                        </pic:spPr>
-                      </pic:pic>
+                        </ns4:spPr>
+                      </ns4:pic>
                     </a:graphicData>
                   </a:graphic>
                 </wp:inline>
@@ -261,20 +261,20 @@
             <w:sdt>
               <w:sdtPr>
                 <w:alias w:val="thesis.title.zh"/>
-                <w:tag w:val="docfit.slot.cover.title"/>
-                <w:id w:val="176000001"/>
-                <w:text w:multiLine="1"/>
+                <w:tag w:val="thesis.title.zh.1"/>
+                <w:id w:val="258214673"/>
+                <w:text/>
               </w:sdtPr>
               <w:sdtContent>
                 <w:r>
                   <w:rPr>
                     <w:rFonts w:ascii="黑体" w:eastAsia="黑体" w:hAnsi="黑体" w:cs="Courier New" w:hint="eastAsia"/>
-                    <w:color w:val="767676"/>
+                    <w:color w:val="000000"/>
                     <w:sz w:val="32"/>
                     <w:szCs w:val="36"/>
                     <w:u w:val="single"/>
                   </w:rPr>
-                  <w:t xml:space="preserve">【请填写论文题目】       </w:t>
+                  <w:t xml:space="preserve">【中文论文题目】                    </w:t>
                 </w:r>
               </w:sdtContent>
             </w:sdt>
@@ -339,20 +339,20 @@
             <w:sdt>
               <w:sdtPr>
                 <w:alias w:val="author.name.zh"/>
-                <w:tag w:val="docfit.slot.cover.author_name"/>
-                <w:id w:val="176000002"/>
+                <w:tag w:val="author.name.zh.1"/>
+                <w:id w:val="92115184"/>
                 <w:text/>
               </w:sdtPr>
               <w:sdtContent>
                 <w:r>
                   <w:rPr>
                     <w:rFonts w:ascii="黑体" w:eastAsia="黑体" w:hAnsi="黑体" w:cs="Courier New" w:hint="eastAsia"/>
-                    <w:color w:val="767676"/>
+                    <w:color w:val="000000"/>
                     <w:sz w:val="32"/>
                     <w:szCs w:val="36"/>
                     <w:u w:val="single"/>
                   </w:rPr>
-                  <w:t xml:space="preserve">【请填写姓名】       </w:t>
+                  <w:t xml:space="preserve">【作者中文姓名】                    </w:t>
                 </w:r>
               </w:sdtContent>
             </w:sdt>
@@ -396,20 +396,20 @@
             <w:sdt>
               <w:sdtPr>
                 <w:alias w:val="author.student_id"/>
-                <w:tag w:val="docfit.slot.cover.student_id"/>
-                <w:id w:val="176000003"/>
+                <w:tag w:val="author.student_id.1"/>
+                <w:id w:val="145531190"/>
                 <w:text/>
               </w:sdtPr>
               <w:sdtContent>
                 <w:r>
                   <w:rPr>
                     <w:rFonts w:ascii="黑体" w:eastAsia="黑体" w:hAnsi="黑体" w:cs="Courier New" w:hint="eastAsia"/>
-                    <w:color w:val="767676"/>
+                    <w:color w:val="000000"/>
                     <w:sz w:val="32"/>
                     <w:szCs w:val="36"/>
                     <w:u w:val="single"/>
                   </w:rPr>
-                  <w:t xml:space="preserve">【请填写学号】       </w:t>
+                  <w:t xml:space="preserve">【学号】                            </w:t>
                 </w:r>
               </w:sdtContent>
             </w:sdt>
@@ -452,20 +452,20 @@
             <w:sdt>
               <w:sdtPr>
                 <w:alias w:val="author.department"/>
-                <w:tag w:val="docfit.slot.cover.college"/>
-                <w:id w:val="176000004"/>
+                <w:tag w:val="author.department.1"/>
+                <w:id w:val="196510736"/>
                 <w:text/>
               </w:sdtPr>
               <w:sdtContent>
                 <w:r>
                   <w:rPr>
                     <w:rFonts w:ascii="黑体" w:eastAsia="黑体" w:hAnsi="黑体" w:cs="Courier New" w:hint="eastAsia"/>
-                    <w:color w:val="767676"/>
+                    <w:color w:val="000000"/>
                     <w:sz w:val="32"/>
                     <w:szCs w:val="36"/>
                     <w:u w:val="single"/>
                   </w:rPr>
-                  <w:t xml:space="preserve">【请填写学院】       </w:t>
+                  <w:t xml:space="preserve">【院系】                            </w:t>
                 </w:r>
               </w:sdtContent>
             </w:sdt>
@@ -508,20 +508,20 @@
             <w:sdt>
               <w:sdtPr>
                 <w:alias w:val="author.major"/>
-                <w:tag w:val="docfit.slot.cover.major"/>
-                <w:id w:val="176000005"/>
+                <w:tag w:val="author.major.1"/>
+                <w:id w:val="107745986"/>
                 <w:text/>
               </w:sdtPr>
               <w:sdtContent>
                 <w:r>
                   <w:rPr>
                     <w:rFonts w:ascii="黑体" w:eastAsia="黑体" w:hAnsi="黑体" w:cs="Courier New" w:hint="eastAsia"/>
-                    <w:color w:val="767676"/>
+                    <w:color w:val="000000"/>
                     <w:sz w:val="32"/>
                     <w:szCs w:val="36"/>
                     <w:u w:val="single"/>
                   </w:rPr>
-                  <w:t xml:space="preserve">【请填写专业】       </w:t>
+                  <w:t xml:space="preserve">【专业】                            </w:t>
                 </w:r>
               </w:sdtContent>
             </w:sdt>
@@ -540,7 +540,6 @@
             <w:r>
               <w:rPr>
                 <w:rFonts w:ascii="黑体" w:eastAsia="黑体" w:hAnsi="黑体" w:cs="Courier New" w:hint="eastAsia"/>
-                <w:color w:val="000000"/>
                 <w:sz w:val="32"/>
                 <w:szCs w:val="36"/>
               </w:rPr>
@@ -549,27 +548,26 @@
             <w:sdt>
               <w:sdtPr>
                 <w:alias w:val="advisor.name.zh"/>
-                <w:tag w:val="docfit.slot.cover.advisor_name"/>
-                <w:id w:val="176000006"/>
+                <w:tag w:val="advisor.name.zh.1"/>
+                <w:id w:val="246899615"/>
                 <w:text/>
               </w:sdtPr>
               <w:sdtContent>
                 <w:r>
                   <w:rPr>
                     <w:rFonts w:ascii="黑体" w:eastAsia="黑体" w:hAnsi="黑体" w:cs="Courier New" w:hint="eastAsia"/>
-                    <w:color w:val="767676"/>
+                    <w:color w:val="000000"/>
                     <w:sz w:val="32"/>
                     <w:szCs w:val="36"/>
                     <w:u w:val="single"/>
                   </w:rPr>
-                  <w:t xml:space="preserve">【姓名】        </w:t>
+                  <w:t xml:space="preserve">【导师中文姓名】 </w:t>
                 </w:r>
               </w:sdtContent>
             </w:sdt>
             <w:r>
               <w:rPr>
                 <w:rFonts w:ascii="黑体" w:eastAsia="黑体" w:hAnsi="黑体" w:cs="Courier New" w:hint="eastAsia"/>
-                <w:color w:val="000000"/>
                 <w:sz w:val="32"/>
                 <w:szCs w:val="36"/>
               </w:rPr>
@@ -578,20 +576,20 @@
             <w:sdt>
               <w:sdtPr>
                 <w:alias w:val="advisor.title"/>
-                <w:tag w:val="docfit.slot.cover.advisor_title"/>
-                <w:id w:val="176000007"/>
+                <w:tag w:val="advisor.title.1"/>
+                <w:id w:val="94556189"/>
                 <w:text/>
               </w:sdtPr>
               <w:sdtContent>
                 <w:r>
                   <w:rPr>
                     <w:rFonts w:ascii="黑体" w:eastAsia="黑体" w:hAnsi="黑体" w:cs="Courier New" w:hint="eastAsia"/>
-                    <w:color w:val="767676"/>
+                    <w:color w:val="000000"/>
                     <w:sz w:val="32"/>
                     <w:szCs w:val="36"/>
                     <w:u w:val="single"/>
                   </w:rPr>
-                  <w:t xml:space="preserve">【职称】     </w:t>
+                  <w:t xml:space="preserve">【导师职称】</w:t>
                 </w:r>
               </w:sdtContent>
             </w:sdt>
@@ -655,99 +653,106 @@
                 <w:szCs w:val="36"/>
               </w:rPr>
             </w:pPr>
-            <w:r>
-              <w:rPr>
-                <w:rFonts w:ascii="宋体" w:hAnsi="宋体" w:cs="Courier New" w:hint="eastAsia"/>
-                <w:color w:val="000000"/>
-                <w:sz w:val="32"/>
-                <w:szCs w:val="36"/>
-              </w:rPr>
-              <w:t>20</w:t>
-            </w:r>
             <w:sdt>
               <w:sdtPr>
                 <w:alias w:val="submission.date"/>
-                <w:tag w:val="docfit.slot.cover.year_suffix"/>
-                <w:id w:val="176000008"/>
+                <w:tag w:val="submission.date.1"/>
+                <w:id w:val="240955314"/>
                 <w:text/>
               </w:sdtPr>
               <w:sdtContent>
                 <w:r>
                   <w:rPr>
-                    <w:rFonts w:ascii="宋体" w:hAnsi="宋体" w:cs="Courier New" w:hint="eastAsia"/>
-                    <w:color w:val="767676"/>
+                    <w:rFonts w:ascii="宋体" w:hAnsi="宋体" w:cs="Courier New" w:hint="eastAsia" w:eastAsia="宋体"/>
+                    <w:color w:val="000000"/>
                     <w:sz w:val="32"/>
                     <w:szCs w:val="36"/>
                   </w:rPr>
-                  <w:t>XX</w:t>
+                  <w:t xml:space="preserve">【提交年月】</w:t>
+                </w:r>
+                <w:r>
+                  <w:rPr>
+                    <w:rFonts w:ascii="宋体" w:hAnsi="宋体" w:cs="Courier New"/>
+                    <w:color w:val="000000"/>
+                    <w:sz w:val="32"/>
+                    <w:szCs w:val="36"/>
+                  </w:rPr>
+                  <w:t xml:space="preserve"/>
+                </w:r>
+                <w:r>
+                  <w:rPr>
+                    <w:rFonts w:ascii="宋体" w:hAnsi="宋体" w:cs="Courier New" w:hint="eastAsia"/>
+                    <w:color w:val="000000"/>
+                    <w:sz w:val="32"/>
+                    <w:szCs w:val="36"/>
+                  </w:rPr>
+                  <w:t xml:space="preserve"/>
+                </w:r>
+                <w:r>
+                  <w:rPr>
+                    <w:rFonts w:ascii="宋体" w:hAnsi="宋体" w:cs="Courier New" w:hint="eastAsia"/>
+                    <w:color w:val="000000"/>
+                    <w:sz w:val="32"/>
+                    <w:szCs w:val="36"/>
+                  </w:rPr>
+                  <w:t xml:space="preserve"/>
+                </w:r>
+                <w:r>
+                  <w:rPr>
+                    <w:rFonts w:ascii="宋体" w:hAnsi="宋体" w:cs="Courier New"/>
+                    <w:color w:val="000000"/>
+                    <w:sz w:val="32"/>
+                    <w:szCs w:val="36"/>
+                  </w:rPr>
+                  <w:t xml:space="preserve"/>
+                </w:r>
+                <w:r>
+                  <w:rPr>
+                    <w:rFonts w:ascii="宋体" w:hAnsi="宋体" w:cs="Courier New" w:hint="eastAsia"/>
+                    <w:color w:val="000000"/>
+                    <w:sz w:val="32"/>
+                    <w:szCs w:val="36"/>
+                  </w:rPr>
+                  <w:t xml:space="preserve"/>
+                </w:r>
+                <w:r>
+                  <w:rPr>
+                    <w:rFonts w:ascii="宋体" w:hAnsi="宋体" w:cs="Courier New" w:hint="eastAsia"/>
+                    <w:color w:val="000000"/>
+                    <w:sz w:val="32"/>
+                    <w:szCs w:val="36"/>
+                  </w:rPr>
+                  <w:t xml:space="preserve"/>
+                </w:r>
+                <w:r>
+                  <w:rPr>
+                    <w:rFonts w:ascii="宋体" w:hAnsi="宋体" w:cs="Courier New" w:hint="eastAsia"/>
+                    <w:color w:val="000000"/>
+                    <w:sz w:val="32"/>
+                    <w:szCs w:val="36"/>
+                  </w:rPr>
+                  <w:t xml:space="preserve"/>
+                </w:r>
+                <w:r>
+                  <w:rPr>
+                    <w:rFonts w:ascii="宋体" w:hAnsi="宋体" w:cs="Courier New"/>
+                    <w:color w:val="000000"/>
+                    <w:sz w:val="32"/>
+                    <w:szCs w:val="36"/>
+                  </w:rPr>
+                  <w:t xml:space="preserve"/>
+                </w:r>
+                <w:r>
+                  <w:rPr>
+                    <w:rFonts w:ascii="宋体" w:hAnsi="宋体" w:cs="Courier New" w:hint="eastAsia"/>
+                    <w:color w:val="000000"/>
+                    <w:sz w:val="32"/>
+                    <w:szCs w:val="36"/>
+                  </w:rPr>
+                  <w:t/>
                 </w:r>
               </w:sdtContent>
             </w:sdt>
-            <w:r>
-              <w:rPr>
-                <w:rFonts w:ascii="宋体" w:hAnsi="宋体" w:cs="Courier New" w:hint="eastAsia"/>
-                <w:color w:val="000000"/>
-                <w:sz w:val="32"/>
-                <w:szCs w:val="36"/>
-              </w:rPr>
-              <w:t xml:space="preserve"> 年 </w:t>
-            </w:r>
-            <w:sdt>
-              <w:sdtPr>
-                <w:alias w:val="submission.date"/>
-                <w:tag w:val="docfit.slot.cover.month"/>
-                <w:id w:val="176000009"/>
-                <w:text/>
-              </w:sdtPr>
-              <w:sdtContent>
-                <w:r>
-                  <w:rPr>
-                    <w:rFonts w:ascii="宋体" w:hAnsi="宋体" w:cs="Courier New" w:hint="eastAsia"/>
-                    <w:color w:val="767676"/>
-                    <w:sz w:val="32"/>
-                    <w:szCs w:val="36"/>
-                  </w:rPr>
-                  <w:t>XX</w:t>
-                </w:r>
-              </w:sdtContent>
-            </w:sdt>
-            <w:r>
-              <w:rPr>
-                <w:rFonts w:ascii="宋体" w:hAnsi="宋体" w:cs="Courier New" w:hint="eastAsia"/>
-                <w:color w:val="000000"/>
-                <w:sz w:val="32"/>
-                <w:szCs w:val="36"/>
-              </w:rPr>
-              <w:t xml:space="preserve"> 月 </w:t>
-            </w:r>
-            <w:sdt>
-              <w:sdtPr>
-                <w:alias w:val="submission.date"/>
-                <w:tag w:val="docfit.slot.cover.day"/>
-                <w:id w:val="176000010"/>
-                <w:text/>
-              </w:sdtPr>
-              <w:sdtContent>
-                <w:r>
-                  <w:rPr>
-                    <w:rFonts w:ascii="宋体" w:hAnsi="宋体" w:cs="Courier New" w:hint="eastAsia"/>
-                    <w:color w:val="767676"/>
-                    <w:sz w:val="32"/>
-                    <w:szCs w:val="36"/>
-                  </w:rPr>
-                  <w:t>XX</w:t>
-                </w:r>
-              </w:sdtContent>
-            </w:sdt>
-            <w:r>
-              <w:rPr>
-                <w:rFonts w:ascii="宋体" w:hAnsi="宋体" w:cs="Courier New" w:hint="eastAsia"/>
-                <w:color w:val="000000"/>
-                <w:sz w:val="32"/>
-                <w:szCs w:val="36"/>
-              </w:rPr>
-              <w:t xml:space="preserve"> 日</w:t>
-            </w:r>
           </w:p>
           <w:p>
             <w:pPr>
@@ -781,8 +786,8 @@
           <w:color w:val="0000FF"/>
         </w:rPr>
         <w:sectPr>
-          <w:footerReference w:type="even" r:id="rId9"/>
-          <w:footerReference w:type="default" r:id="rId10"/>
+          <w:footerReference w:type="even" r:id="rId10"/>
+          <w:footerReference w:type="default" r:id="rId11"/>
           <w:pgSz w:w="11906" w:h="16838" w:code="9"/>
           <w:pgMar w:top="1134" w:right="1134" w:bottom="1134" w:left="1134" w:header="284" w:footer="284" w:gutter="284"/>
           <w:pgNumType w:fmt="upperRoman" w:start="1"/>
@@ -1203,19 +1208,19 @@
       <w:pPr>
         <w:spacing w:line="360" w:lineRule="auto"/>
         <w:jc w:val="center"/>
-        <w:outlineLvl w:val="0"/>
+        <w:outlineLvl w:val="9"/>
         <w:rPr>
           <w:rFonts w:eastAsia="黑体"/>
           <w:b/>
           <w:sz w:val="32"/>
         </w:rPr>
         <w:sectPr>
-          <w:headerReference w:type="even" r:id="rId11"/>
-          <w:headerReference w:type="default" r:id="rId12"/>
-          <w:footerReference w:type="even" r:id="rId13"/>
-          <w:footerReference w:type="default" r:id="rId14"/>
-          <w:headerReference w:type="first" r:id="rId15"/>
-          <w:footerReference w:type="first" r:id="rId16"/>
+          <w:headerReference w:type="even" r:id="rId12"/>
+          <w:headerReference w:type="default" r:id="rId13"/>
+          <w:footerReference w:type="even" r:id="rId14"/>
+          <w:footerReference w:type="default" r:id="rId15"/>
+          <w:headerReference w:type="first" r:id="rId16"/>
+          <w:footerReference w:type="first" r:id="rId17"/>
           <w:pgSz w:w="11906" w:h="16838"/>
           <w:pgMar w:top="1134" w:right="1134" w:bottom="1134" w:left="1134" w:header="851" w:footer="992" w:gutter="284"/>
           <w:pgNumType w:fmt="upperRoman" w:start="1"/>
@@ -1226,990 +1231,273 @@
     </w:p>
     <w:p>
       <w:pPr>
+        <w:pStyle w:val="1"/>
         <w:spacing w:beforeLines="150" w:before="360" w:afterLines="100" w:after="240"/>
-        <w:jc w:val="center"/>
+        <w:outlineLvl w:val="9"/>
         <w:rPr>
           <w:sz w:val="28"/>
         </w:rPr>
       </w:pPr>
-      <w:r>
-        <w:rPr>
-          <w:rFonts w:ascii="黑体" w:eastAsia="黑体" w:hAnsi="黑体"/>
+      <w:bookmarkStart w:id="0" w:name="_Toc55767849"/>
+      <w:r>
+        <w:rPr>
+          <w:rFonts w:hint="eastAsia"/>
+        </w:rPr>
+        <w:lastRenderedPageBreak/>
+        <w:t xml:space="preserve">目 </w:t>
+      </w:r>
+      <w:r>
+        <w:t xml:space="preserve"> </w:t>
+      </w:r>
+      <w:r>
+        <w:rPr>
+          <w:rFonts w:hint="eastAsia"/>
+        </w:rPr>
+        <w:t>录</w:t>
+      </w:r>
+    </w:p>
+    <w:p>
+      <w:pPr>
+        <w:rPr>
+          <w:sz w:val="24"/>
+        </w:rPr>
+      </w:pPr>
+    </w:p>
+    <w:p>
+      <w:pPr>
+        <w:rPr>
+          <w:sz w:val="24"/>
+        </w:rPr>
+      </w:pPr>
+    </w:p>
+    <w:p>
+      <w:pPr>
+        <w:pStyle w:val="10"/>
+        <w:rPr>
+          <w:b w:val="0"/>
+        </w:rPr>
+      </w:pPr>
+      <w:r>
+        <w:fldChar w:fldCharType="begin" w:dirty="true"/>
+      </w:r>
+      <w:r>
+        <w:instrText xml:space="preserve"> TOC \o "1-3" \h \z \u </w:instrText>
+      </w:r>
+      <w:r>
+        <w:fldChar w:fldCharType="separate"/>
+      </w:r>
+      <w:r>
+        <w:rPr>
+          <w:rStyle w:val="a6"/>
+          <w:b w:val="0"/>
           <w:color w:val="000000"/>
-          <w:sz w:val="32"/>
+          <w:u w:val="none"/>
+        </w:rPr>
+        <w:t>摘  要</w:t>
+        <w:tab/>
+        <w:t>1</w:t>
+      </w:r>
+    </w:p>
+    <w:p>
+      <w:pPr>
+        <w:pStyle w:val="10"/>
+        <w:rPr>
+          <w:b w:val="0"/>
+        </w:rPr>
+      </w:pPr>
+      <w:r>
+        <w:rPr>
+          <w:rStyle w:val="a6"/>
+          <w:b w:val="0"/>
+          <w:color w:val="000000"/>
+          <w:u w:val="none"/>
+        </w:rPr>
+        <w:t>ABSTRACT</w:t>
+        <w:tab/>
+        <w:t>1</w:t>
+      </w:r>
+    </w:p>
+    <w:p>
+      <w:pPr>
+        <w:pStyle w:val="10"/>
+        <w:rPr>
+          <w:b w:val="0"/>
+        </w:rPr>
+      </w:pPr>
+      <w:r>
+        <w:rPr>
+          <w:rStyle w:val="a6"/>
+          <w:b w:val="0"/>
+          <w:color w:val="000000"/>
+          <w:u w:val="none"/>
+        </w:rPr>
+        <w:t>第一章 文献综述</w:t>
+        <w:tab/>
+        <w:t>1</w:t>
+      </w:r>
+    </w:p>
+    <w:p>
+      <w:pPr>
+        <w:pStyle w:val="10"/>
+        <w:rPr>
+          <w:b w:val="0"/>
+        </w:rPr>
+      </w:pPr>
+      <w:r>
+        <w:rPr>
+          <w:rStyle w:val="a6"/>
+          <w:b w:val="0"/>
+          <w:color w:val="000000"/>
+          <w:u w:val="none"/>
+        </w:rPr>
+        <w:t>【一级章标题】</w:t>
+        <w:tab/>
+        <w:t>1</w:t>
+      </w:r>
+    </w:p>
+    <w:p>
+      <w:pPr>
+        <w:pStyle w:val="25"/>
+        <w:tabs>
+          <w:tab w:val="right" w:leader="dot" w:pos="9060"/>
+        </w:tabs>
+        <w:spacing w:line="400" w:lineRule="exact"/>
+        <w:ind w:leftChars="0" w:left="0" w:firstLineChars="100" w:firstLine="210"/>
+        <w:rPr>
+          <w:sz w:val="28"/>
           <w:szCs w:val="28"/>
         </w:rPr>
-        <w:lastRenderedPageBreak/>
-        <w:t>目  录</w:t>
-      </w:r>
-    </w:p>
-    <w:p>
-      <w:pPr>
-        <w:rPr>
-          <w:sz w:val="24"/>
-        </w:rPr>
-      </w:pPr>
-    </w:p>
-    <w:p>
-      <w:pPr>
-        <w:rPr>
-          <w:sz w:val="24"/>
-        </w:rPr>
-      </w:pPr>
-    </w:p>
-    <w:p>
-      <w:pPr>
-        <w:pStyle w:val="TOC1"/>
-        <w:rPr>
-          <w:rFonts w:asciiTheme="minorHAnsi" w:eastAsiaTheme="minorEastAsia" w:hAnsiTheme="minorHAnsi" w:cstheme="minorBidi"/>
-          <w:sz w:val="22"/>
-          <w:szCs w:val="24"/>
-          <w14:ligatures w14:val="standardContextual"/>
-        </w:rPr>
-      </w:pPr>
-      <w:r>
-        <w:fldChar w:fldCharType="begin" w:dirty="true"/>
-      </w:r>
-      <w:r>
-        <w:instrText xml:space="preserve"> TOC \o "1-3" \h \z \u </w:instrText>
-      </w:r>
-      <w:r>
-        <w:fldChar w:fldCharType="separate"/>
-      </w:r>
-      <w:hyperlink w:anchor="_Toc236666517" w:history="1">
-        <w:r>
-          <w:rPr>
-            <w:rStyle w:val="a6"/>
-          </w:rPr>
-          <w:t>摘</w:t>
-        </w:r>
-        <w:r>
-          <w:rPr>
-            <w:rStyle w:val="a6"/>
-          </w:rPr>
-          <w:t xml:space="preserve">  </w:t>
-        </w:r>
-        <w:r>
-          <w:rPr>
-            <w:rStyle w:val="a6"/>
-          </w:rPr>
-          <w:t>要</w:t>
-        </w:r>
-        <w:r>
-          <w:rPr>
-            <w:webHidden/>
-          </w:rPr>
-          <w:tab/>
-        </w:r>
-        <w:r>
-          <w:rPr>
-            <w:webHidden/>
-          </w:rPr>
-          <w:fldChar w:fldCharType="begin"/>
-        </w:r>
-        <w:r>
-          <w:rPr>
-            <w:webHidden/>
-          </w:rPr>
-          <w:instrText xml:space="preserve"> PAGEREF _Toc236666517 \h </w:instrText>
-        </w:r>
-        <w:r>
-          <w:rPr>
-            <w:webHidden/>
-          </w:rPr>
-        </w:r>
-        <w:r>
-          <w:rPr>
-            <w:webHidden/>
-          </w:rPr>
-          <w:fldChar w:fldCharType="separate"/>
-        </w:r>
-        <w:r>
-          <w:rPr>
-            <w:webHidden/>
-          </w:rPr>
-          <w:t>I</w:t>
-        </w:r>
-        <w:r>
-          <w:rPr>
-            <w:webHidden/>
-          </w:rPr>
-          <w:fldChar w:fldCharType="end"/>
-        </w:r>
-      </w:hyperlink>
-    </w:p>
-    <w:p>
-      <w:pPr>
-        <w:pStyle w:val="TOC1"/>
-        <w:rPr>
-          <w:rFonts w:asciiTheme="minorHAnsi" w:eastAsiaTheme="minorEastAsia" w:hAnsiTheme="minorHAnsi" w:cstheme="minorBidi"/>
-          <w:sz w:val="22"/>
-          <w:szCs w:val="24"/>
-          <w14:ligatures w14:val="standardContextual"/>
-        </w:rPr>
-      </w:pPr>
-      <w:hyperlink w:anchor="_Toc236666518" w:history="1">
-        <w:r>
-          <w:rPr>
-            <w:rStyle w:val="a6"/>
-            <w:b/>
-          </w:rPr>
-          <w:t>ABSTRACT</w:t>
-        </w:r>
-        <w:r>
-          <w:rPr>
-            <w:webHidden/>
-          </w:rPr>
-          <w:tab/>
-        </w:r>
-        <w:r>
-          <w:rPr>
-            <w:webHidden/>
-          </w:rPr>
-          <w:fldChar w:fldCharType="begin"/>
-        </w:r>
-        <w:r>
-          <w:rPr>
-            <w:webHidden/>
-          </w:rPr>
-          <w:instrText xml:space="preserve"> PAGEREF _Toc236666518 \h </w:instrText>
-        </w:r>
-        <w:r>
-          <w:rPr>
-            <w:webHidden/>
-          </w:rPr>
-        </w:r>
-        <w:r>
-          <w:rPr>
-            <w:webHidden/>
-          </w:rPr>
-          <w:fldChar w:fldCharType="separate"/>
-        </w:r>
-        <w:r>
-          <w:rPr>
-            <w:webHidden/>
-          </w:rPr>
-          <w:t>II</w:t>
-        </w:r>
-        <w:r>
-          <w:rPr>
-            <w:webHidden/>
-          </w:rPr>
-          <w:fldChar w:fldCharType="end"/>
-        </w:r>
-      </w:hyperlink>
-    </w:p>
-    <w:p>
-      <w:pPr>
-        <w:pStyle w:val="TOC1"/>
-        <w:rPr>
-          <w:rFonts w:asciiTheme="minorHAnsi" w:eastAsiaTheme="minorEastAsia" w:hAnsiTheme="minorHAnsi" w:cstheme="minorBidi"/>
-          <w:sz w:val="22"/>
-          <w:szCs w:val="24"/>
-          <w14:ligatures w14:val="standardContextual"/>
-        </w:rPr>
-      </w:pPr>
-      <w:hyperlink w:anchor="_Toc236666519" w:history="1">
-        <w:r>
-          <w:rPr>
-            <w:rStyle w:val="a6"/>
-          </w:rPr>
-          <w:t>第一章</w:t>
-        </w:r>
-        <w:r>
-          <w:rPr>
-            <w:rStyle w:val="a6"/>
-          </w:rPr>
-          <w:t xml:space="preserve"> </w:t>
-        </w:r>
-        <w:r>
-          <w:rPr>
-            <w:rStyle w:val="a6"/>
-          </w:rPr>
-          <w:t>文献综述</w:t>
-        </w:r>
-        <w:r>
-          <w:rPr>
-            <w:webHidden/>
-          </w:rPr>
-          <w:tab/>
-        </w:r>
-        <w:r>
-          <w:rPr>
-            <w:webHidden/>
-          </w:rPr>
-          <w:fldChar w:fldCharType="begin"/>
-        </w:r>
-        <w:r>
-          <w:rPr>
-            <w:webHidden/>
-          </w:rPr>
-          <w:instrText xml:space="preserve"> PAGEREF _Toc236666519 \h </w:instrText>
-        </w:r>
-        <w:r>
-          <w:rPr>
-            <w:webHidden/>
-          </w:rPr>
-        </w:r>
-        <w:r>
-          <w:rPr>
-            <w:webHidden/>
-          </w:rPr>
-          <w:fldChar w:fldCharType="separate"/>
-        </w:r>
-        <w:r>
-          <w:rPr>
-            <w:webHidden/>
-          </w:rPr>
-          <w:t>1</w:t>
-        </w:r>
-        <w:r>
-          <w:rPr>
-            <w:webHidden/>
-          </w:rPr>
-          <w:fldChar w:fldCharType="end"/>
-        </w:r>
-      </w:hyperlink>
-    </w:p>
-    <w:p>
-      <w:pPr>
-        <w:pStyle w:val="TOC2"/>
-        <w:rPr>
-          <w:rFonts w:asciiTheme="minorHAnsi" w:eastAsiaTheme="minorEastAsia" w:hAnsiTheme="minorHAnsi" w:cstheme="minorBidi"/>
+      </w:pPr>
+      <w:r>
+        <w:rPr>
+          <w:rStyle w:val="a6"/>
           <w:noProof/>
-          <w:sz w:val="22"/>
-          <w:szCs w:val="24"/>
-          <w14:ligatures w14:val="standardContextual"/>
-        </w:rPr>
-      </w:pPr>
-      <w:hyperlink w:anchor="_Toc236666520" w:history="1">
-        <w:r>
-          <w:rPr>
-            <w:rStyle w:val="a6"/>
-            <w:rFonts w:ascii="黑体" w:hAnsi="黑体"/>
-            <w:noProof/>
-          </w:rPr>
-          <w:t xml:space="preserve">1 </w:t>
-        </w:r>
-        <w:r>
-          <w:rPr>
-            <w:rStyle w:val="a6"/>
-            <w:rFonts w:ascii="黑体" w:hAnsi="黑体"/>
-            <w:noProof/>
-          </w:rPr>
-          <w:t>章节标题</w:t>
-        </w:r>
-        <w:r>
-          <w:rPr>
-            <w:noProof/>
-            <w:webHidden/>
-          </w:rPr>
-          <w:tab/>
-        </w:r>
-        <w:r>
-          <w:rPr>
-            <w:noProof/>
-            <w:webHidden/>
-          </w:rPr>
-          <w:fldChar w:fldCharType="begin"/>
-        </w:r>
-        <w:r>
-          <w:rPr>
-            <w:noProof/>
-            <w:webHidden/>
-          </w:rPr>
-          <w:instrText xml:space="preserve"> PAGEREF _Toc236666520 \h </w:instrText>
-        </w:r>
-        <w:r>
-          <w:rPr>
-            <w:noProof/>
-            <w:webHidden/>
-          </w:rPr>
-        </w:r>
-        <w:r>
-          <w:rPr>
-            <w:noProof/>
-            <w:webHidden/>
-          </w:rPr>
-          <w:fldChar w:fldCharType="separate"/>
-        </w:r>
-        <w:r>
-          <w:rPr>
-            <w:noProof/>
-            <w:webHidden/>
-          </w:rPr>
-          <w:t>1</w:t>
-        </w:r>
-        <w:r>
-          <w:rPr>
-            <w:noProof/>
-            <w:webHidden/>
-          </w:rPr>
-          <w:fldChar w:fldCharType="end"/>
-        </w:r>
-      </w:hyperlink>
-    </w:p>
-    <w:p>
-      <w:pPr>
-        <w:pStyle w:val="TOC3"/>
-        <w:rPr>
-          <w:rFonts w:asciiTheme="minorHAnsi" w:eastAsiaTheme="minorEastAsia" w:hAnsiTheme="minorHAnsi" w:cstheme="minorBidi"/>
-          <w:noProof/>
-          <w:sz w:val="22"/>
-          <w:szCs w:val="24"/>
-          <w14:ligatures w14:val="standardContextual"/>
-        </w:rPr>
-      </w:pPr>
-      <w:hyperlink w:anchor="_Toc236666521" w:history="1">
-        <w:r>
-          <w:rPr>
-            <w:rStyle w:val="a6"/>
-            <w:rFonts w:ascii="宋体" w:hAnsi="宋体"/>
-            <w:noProof/>
-          </w:rPr>
-          <w:t>1.1 小节标题</w:t>
-        </w:r>
-        <w:r>
-          <w:rPr>
-            <w:noProof/>
-            <w:webHidden/>
-          </w:rPr>
-          <w:tab/>
-        </w:r>
-        <w:r>
-          <w:rPr>
-            <w:noProof/>
-            <w:webHidden/>
-          </w:rPr>
-          <w:fldChar w:fldCharType="begin"/>
-        </w:r>
-        <w:r>
-          <w:rPr>
-            <w:noProof/>
-            <w:webHidden/>
-          </w:rPr>
-          <w:instrText xml:space="preserve"> PAGEREF _Toc236666521 \h </w:instrText>
-        </w:r>
-        <w:r>
-          <w:rPr>
-            <w:noProof/>
-            <w:webHidden/>
-          </w:rPr>
-        </w:r>
-        <w:r>
-          <w:rPr>
-            <w:noProof/>
-            <w:webHidden/>
-          </w:rPr>
-          <w:fldChar w:fldCharType="separate"/>
-        </w:r>
-        <w:r>
-          <w:rPr>
-            <w:noProof/>
-            <w:webHidden/>
-          </w:rPr>
-          <w:t>1</w:t>
-        </w:r>
-        <w:r>
-          <w:rPr>
-            <w:noProof/>
-            <w:webHidden/>
-          </w:rPr>
-          <w:fldChar w:fldCharType="end"/>
-        </w:r>
-      </w:hyperlink>
-    </w:p>
-    <w:p>
-      <w:pPr>
-        <w:pStyle w:val="TOC1"/>
-        <w:rPr>
-          <w:rFonts w:asciiTheme="minorHAnsi" w:eastAsiaTheme="minorEastAsia" w:hAnsiTheme="minorHAnsi" w:cstheme="minorBidi"/>
-          <w:sz w:val="22"/>
-          <w:szCs w:val="24"/>
-          <w14:ligatures w14:val="standardContextual"/>
-        </w:rPr>
-      </w:pPr>
-      <w:hyperlink w:anchor="_Toc236666522" w:history="1">
-        <w:r>
-          <w:rPr>
-            <w:rStyle w:val="a6"/>
-          </w:rPr>
-          <w:t>第</w:t>
-        </w:r>
-        <w:r>
-          <w:rPr>
-            <w:rStyle w:val="a6"/>
-          </w:rPr>
-          <w:t xml:space="preserve"> X </w:t>
-        </w:r>
-        <w:r>
-          <w:rPr>
-            <w:rStyle w:val="a6"/>
-          </w:rPr>
-          <w:t>章</w:t>
-        </w:r>
-        <w:r>
-          <w:rPr>
-            <w:rStyle w:val="a6"/>
-          </w:rPr>
-          <w:t xml:space="preserve"> </w:t>
-        </w:r>
-        <w:r>
-          <w:rPr>
-            <w:rStyle w:val="a6"/>
-          </w:rPr>
-          <w:t>章节标题</w:t>
-        </w:r>
-        <w:r>
-          <w:rPr>
-            <w:webHidden/>
-          </w:rPr>
-          <w:tab/>
-        </w:r>
-        <w:r>
-          <w:rPr>
-            <w:webHidden/>
-          </w:rPr>
-          <w:fldChar w:fldCharType="begin"/>
-        </w:r>
-        <w:r>
-          <w:rPr>
-            <w:webHidden/>
-          </w:rPr>
-          <w:instrText xml:space="preserve"> PAGEREF _Toc236666522 \h </w:instrText>
-        </w:r>
-        <w:r>
-          <w:rPr>
-            <w:webHidden/>
-          </w:rPr>
-        </w:r>
-        <w:r>
-          <w:rPr>
-            <w:webHidden/>
-          </w:rPr>
-          <w:fldChar w:fldCharType="separate"/>
-        </w:r>
-        <w:r>
-          <w:rPr>
-            <w:webHidden/>
-          </w:rPr>
-          <w:t>1</w:t>
-        </w:r>
-        <w:r>
-          <w:rPr>
-            <w:webHidden/>
-          </w:rPr>
-          <w:fldChar w:fldCharType="end"/>
-        </w:r>
-      </w:hyperlink>
-    </w:p>
-    <w:p>
-      <w:pPr>
-        <w:pStyle w:val="TOC2"/>
-        <w:rPr>
-          <w:rFonts w:asciiTheme="minorHAnsi" w:eastAsiaTheme="minorEastAsia" w:hAnsiTheme="minorHAnsi" w:cstheme="minorBidi"/>
-          <w:noProof/>
-          <w:sz w:val="22"/>
-          <w:szCs w:val="24"/>
-          <w14:ligatures w14:val="standardContextual"/>
-        </w:rPr>
-      </w:pPr>
-      <w:hyperlink w:anchor="_Toc236666523" w:history="1">
-        <w:r>
-          <w:rPr>
-            <w:rStyle w:val="a6"/>
-            <w:rFonts w:ascii="黑体" w:hAnsi="黑体"/>
-            <w:noProof/>
-          </w:rPr>
-          <w:t xml:space="preserve">1 </w:t>
-        </w:r>
-        <w:r>
-          <w:rPr>
-            <w:rStyle w:val="a6"/>
-            <w:rFonts w:ascii="黑体" w:hAnsi="黑体"/>
-            <w:noProof/>
-          </w:rPr>
-          <w:t>章节标题</w:t>
-        </w:r>
-        <w:r>
-          <w:rPr>
-            <w:noProof/>
-            <w:webHidden/>
-          </w:rPr>
-          <w:tab/>
-        </w:r>
-        <w:r>
-          <w:rPr>
-            <w:noProof/>
-            <w:webHidden/>
-          </w:rPr>
-          <w:fldChar w:fldCharType="begin"/>
-        </w:r>
-        <w:r>
-          <w:rPr>
-            <w:noProof/>
-            <w:webHidden/>
-          </w:rPr>
-          <w:instrText xml:space="preserve"> PAGEREF _Toc236666523 \h </w:instrText>
-        </w:r>
-        <w:r>
-          <w:rPr>
-            <w:noProof/>
-            <w:webHidden/>
-          </w:rPr>
-        </w:r>
-        <w:r>
-          <w:rPr>
-            <w:noProof/>
-            <w:webHidden/>
-          </w:rPr>
-          <w:fldChar w:fldCharType="separate"/>
-        </w:r>
-        <w:r>
-          <w:rPr>
-            <w:noProof/>
-            <w:webHidden/>
-          </w:rPr>
-          <w:t>1</w:t>
-        </w:r>
-        <w:r>
-          <w:rPr>
-            <w:noProof/>
-            <w:webHidden/>
-          </w:rPr>
-          <w:fldChar w:fldCharType="end"/>
-        </w:r>
-      </w:hyperlink>
-    </w:p>
-    <w:p>
-      <w:pPr>
-        <w:pStyle w:val="TOC3"/>
-        <w:rPr>
-          <w:rFonts w:asciiTheme="minorHAnsi" w:eastAsiaTheme="minorEastAsia" w:hAnsiTheme="minorHAnsi" w:cstheme="minorBidi"/>
-          <w:noProof/>
-          <w:sz w:val="22"/>
-          <w:szCs w:val="24"/>
-          <w14:ligatures w14:val="standardContextual"/>
-        </w:rPr>
-      </w:pPr>
-      <w:hyperlink w:anchor="_Toc236666524" w:history="1">
-        <w:r>
-          <w:rPr>
-            <w:rStyle w:val="a6"/>
-            <w:rFonts w:ascii="宋体" w:hAnsi="宋体"/>
-            <w:noProof/>
-          </w:rPr>
-          <w:t>1.1 小节标题</w:t>
-        </w:r>
-        <w:r>
-          <w:rPr>
-            <w:noProof/>
-            <w:webHidden/>
-          </w:rPr>
-          <w:tab/>
-        </w:r>
-        <w:r>
-          <w:rPr>
-            <w:noProof/>
-            <w:webHidden/>
-          </w:rPr>
-          <w:fldChar w:fldCharType="begin"/>
-        </w:r>
-        <w:r>
-          <w:rPr>
-            <w:noProof/>
-            <w:webHidden/>
-          </w:rPr>
-          <w:instrText xml:space="preserve"> PAGEREF _Toc236666524 \h </w:instrText>
-        </w:r>
-        <w:r>
-          <w:rPr>
-            <w:noProof/>
-            <w:webHidden/>
-          </w:rPr>
-        </w:r>
-        <w:r>
-          <w:rPr>
-            <w:noProof/>
-            <w:webHidden/>
-          </w:rPr>
-          <w:fldChar w:fldCharType="separate"/>
-        </w:r>
-        <w:r>
-          <w:rPr>
-            <w:noProof/>
-            <w:webHidden/>
-          </w:rPr>
-          <w:t>1</w:t>
-        </w:r>
-        <w:r>
-          <w:rPr>
-            <w:noProof/>
-            <w:webHidden/>
-          </w:rPr>
-          <w:fldChar w:fldCharType="end"/>
-        </w:r>
-      </w:hyperlink>
-    </w:p>
-    <w:p>
-      <w:pPr>
-        <w:pStyle w:val="TOC1"/>
-        <w:rPr>
-          <w:rFonts w:asciiTheme="minorHAnsi" w:eastAsiaTheme="minorEastAsia" w:hAnsiTheme="minorHAnsi" w:cstheme="minorBidi"/>
-          <w:sz w:val="22"/>
-          <w:szCs w:val="24"/>
-          <w14:ligatures w14:val="standardContextual"/>
-        </w:rPr>
-      </w:pPr>
-      <w:hyperlink w:anchor="_Toc236666525" w:history="1">
-        <w:r>
-          <w:rPr>
-            <w:rStyle w:val="a6"/>
-          </w:rPr>
-          <w:t>第</w:t>
-        </w:r>
-        <w:r>
-          <w:rPr>
-            <w:rStyle w:val="a6"/>
-          </w:rPr>
-          <w:t xml:space="preserve"> X </w:t>
-        </w:r>
-        <w:r>
-          <w:rPr>
-            <w:rStyle w:val="a6"/>
-          </w:rPr>
-          <w:t>章</w:t>
-        </w:r>
-        <w:r>
-          <w:rPr>
-            <w:rStyle w:val="a6"/>
-          </w:rPr>
-          <w:t xml:space="preserve"> </w:t>
-        </w:r>
-        <w:r>
-          <w:rPr>
-            <w:rStyle w:val="a6"/>
-          </w:rPr>
-          <w:t>结论与展望</w:t>
-        </w:r>
-        <w:r>
-          <w:rPr>
-            <w:webHidden/>
-          </w:rPr>
-          <w:tab/>
-        </w:r>
-        <w:r>
-          <w:rPr>
-            <w:webHidden/>
-          </w:rPr>
-          <w:fldChar w:fldCharType="begin"/>
-        </w:r>
-        <w:r>
-          <w:rPr>
-            <w:webHidden/>
-          </w:rPr>
-          <w:instrText xml:space="preserve"> PAGEREF _Toc236666525 \h </w:instrText>
-        </w:r>
-        <w:r>
-          <w:rPr>
-            <w:webHidden/>
-          </w:rPr>
-        </w:r>
-        <w:r>
-          <w:rPr>
-            <w:webHidden/>
-          </w:rPr>
-          <w:fldChar w:fldCharType="separate"/>
-        </w:r>
-        <w:r>
-          <w:rPr>
-            <w:webHidden/>
-          </w:rPr>
-          <w:t>2</w:t>
-        </w:r>
-        <w:r>
-          <w:rPr>
-            <w:webHidden/>
-          </w:rPr>
-          <w:fldChar w:fldCharType="end"/>
-        </w:r>
-      </w:hyperlink>
-    </w:p>
-    <w:p>
-      <w:pPr>
-        <w:pStyle w:val="TOC1"/>
-        <w:rPr>
-          <w:rFonts w:asciiTheme="minorHAnsi" w:eastAsiaTheme="minorEastAsia" w:hAnsiTheme="minorHAnsi" w:cstheme="minorBidi"/>
-          <w:sz w:val="22"/>
-          <w:szCs w:val="24"/>
-          <w14:ligatures w14:val="standardContextual"/>
-        </w:rPr>
-      </w:pPr>
-      <w:hyperlink w:anchor="_Toc236666526" w:history="1">
-        <w:r>
-          <w:rPr>
-            <w:rStyle w:val="a6"/>
-          </w:rPr>
-          <w:t>参考文献</w:t>
-        </w:r>
-        <w:r>
-          <w:rPr>
-            <w:webHidden/>
-          </w:rPr>
-          <w:tab/>
-        </w:r>
-        <w:r>
-          <w:rPr>
-            <w:webHidden/>
-          </w:rPr>
-          <w:fldChar w:fldCharType="begin"/>
-        </w:r>
-        <w:r>
-          <w:rPr>
-            <w:webHidden/>
-          </w:rPr>
-          <w:instrText xml:space="preserve"> PAGEREF _Toc236666526 \h </w:instrText>
-        </w:r>
-        <w:r>
-          <w:rPr>
-            <w:webHidden/>
-          </w:rPr>
-        </w:r>
-        <w:r>
-          <w:rPr>
-            <w:webHidden/>
-          </w:rPr>
-          <w:fldChar w:fldCharType="separate"/>
-        </w:r>
-        <w:r>
-          <w:rPr>
-            <w:webHidden/>
-          </w:rPr>
-          <w:t>3</w:t>
-        </w:r>
-        <w:r>
-          <w:rPr>
-            <w:webHidden/>
-          </w:rPr>
-          <w:fldChar w:fldCharType="end"/>
-        </w:r>
-      </w:hyperlink>
-    </w:p>
-    <w:p>
-      <w:pPr>
-        <w:pStyle w:val="TOC1"/>
-        <w:rPr>
-          <w:rFonts w:asciiTheme="minorHAnsi" w:eastAsiaTheme="minorEastAsia" w:hAnsiTheme="minorHAnsi" w:cstheme="minorBidi"/>
-          <w:sz w:val="22"/>
-          <w:szCs w:val="24"/>
-          <w14:ligatures w14:val="standardContextual"/>
-        </w:rPr>
-      </w:pPr>
-      <w:hyperlink w:anchor="_Toc236666527" w:history="1">
-        <w:r>
-          <w:rPr>
-            <w:rStyle w:val="a6"/>
-          </w:rPr>
-          <w:t>附</w:t>
-        </w:r>
-        <w:r>
-          <w:rPr>
-            <w:rStyle w:val="a6"/>
-          </w:rPr>
-          <w:t xml:space="preserve">  </w:t>
-        </w:r>
-        <w:r>
-          <w:rPr>
-            <w:rStyle w:val="a6"/>
-          </w:rPr>
-          <w:t>录</w:t>
-        </w:r>
-        <w:r>
-          <w:rPr>
-            <w:rStyle w:val="a6"/>
-          </w:rPr>
-          <w:t xml:space="preserve"> </w:t>
-        </w:r>
-        <w:r>
-          <w:rPr>
-            <w:rStyle w:val="a6"/>
-          </w:rPr>
-          <w:t>附录名称</w:t>
-        </w:r>
-        <w:r>
-          <w:rPr>
-            <w:webHidden/>
-          </w:rPr>
-          <w:tab/>
-        </w:r>
-        <w:r>
-          <w:rPr>
-            <w:webHidden/>
-          </w:rPr>
-          <w:fldChar w:fldCharType="begin"/>
-        </w:r>
-        <w:r>
-          <w:rPr>
-            <w:webHidden/>
-          </w:rPr>
-          <w:instrText xml:space="preserve"> PAGEREF _Toc236666527 \h </w:instrText>
-        </w:r>
-        <w:r>
-          <w:rPr>
-            <w:webHidden/>
-          </w:rPr>
-        </w:r>
-        <w:r>
-          <w:rPr>
-            <w:webHidden/>
-          </w:rPr>
-          <w:fldChar w:fldCharType="separate"/>
-        </w:r>
-        <w:r>
-          <w:rPr>
-            <w:webHidden/>
-          </w:rPr>
-          <w:t>4</w:t>
-        </w:r>
-        <w:r>
-          <w:rPr>
-            <w:webHidden/>
-          </w:rPr>
-          <w:fldChar w:fldCharType="end"/>
-        </w:r>
-      </w:hyperlink>
-    </w:p>
-    <w:p>
-      <w:pPr>
-        <w:pStyle w:val="TOC1"/>
-        <w:rPr>
-          <w:rFonts w:asciiTheme="minorHAnsi" w:eastAsiaTheme="minorEastAsia" w:hAnsiTheme="minorHAnsi" w:cstheme="minorBidi"/>
-          <w:sz w:val="22"/>
-          <w:szCs w:val="24"/>
-          <w14:ligatures w14:val="standardContextual"/>
-        </w:rPr>
-      </w:pPr>
-      <w:hyperlink w:anchor="_Toc236666528" w:history="1">
-        <w:r>
-          <w:rPr>
-            <w:rStyle w:val="a6"/>
-          </w:rPr>
-          <w:t>相关的学术成果目录</w:t>
-        </w:r>
-        <w:r>
-          <w:rPr>
-            <w:webHidden/>
-          </w:rPr>
-          <w:tab/>
-        </w:r>
-        <w:r>
-          <w:rPr>
-            <w:webHidden/>
-          </w:rPr>
-          <w:fldChar w:fldCharType="begin"/>
-        </w:r>
-        <w:r>
-          <w:rPr>
-            <w:webHidden/>
-          </w:rPr>
-          <w:instrText xml:space="preserve"> PAGEREF _Toc236666528 \h </w:instrText>
-        </w:r>
-        <w:r>
-          <w:rPr>
-            <w:webHidden/>
-          </w:rPr>
-        </w:r>
-        <w:r>
-          <w:rPr>
-            <w:webHidden/>
-          </w:rPr>
-          <w:fldChar w:fldCharType="separate"/>
-        </w:r>
-        <w:r>
-          <w:rPr>
-            <w:webHidden/>
-          </w:rPr>
-          <w:t>5</w:t>
-        </w:r>
-        <w:r>
-          <w:rPr>
-            <w:webHidden/>
-          </w:rPr>
-          <w:fldChar w:fldCharType="end"/>
-        </w:r>
-      </w:hyperlink>
-    </w:p>
-    <w:p>
-      <w:pPr>
-        <w:pStyle w:val="TOC1"/>
-        <w:rPr>
-          <w:rFonts w:asciiTheme="minorHAnsi" w:eastAsiaTheme="minorEastAsia" w:hAnsiTheme="minorHAnsi" w:cstheme="minorBidi"/>
-          <w:sz w:val="22"/>
-          <w:szCs w:val="24"/>
-          <w14:ligatures w14:val="standardContextual"/>
-        </w:rPr>
-      </w:pPr>
-      <w:hyperlink w:anchor="_Toc236666529" w:history="1">
-        <w:r>
-          <w:rPr>
-            <w:rStyle w:val="a6"/>
-          </w:rPr>
-          <w:t>致</w:t>
-        </w:r>
-        <w:r>
-          <w:rPr>
-            <w:rStyle w:val="a6"/>
-          </w:rPr>
-          <w:t xml:space="preserve">  </w:t>
-        </w:r>
-        <w:r>
-          <w:rPr>
-            <w:rStyle w:val="a6"/>
-          </w:rPr>
-          <w:t>谢</w:t>
-        </w:r>
-        <w:r>
-          <w:rPr>
-            <w:webHidden/>
-          </w:rPr>
-          <w:tab/>
-        </w:r>
-        <w:r>
-          <w:rPr>
-            <w:webHidden/>
-          </w:rPr>
-          <w:fldChar w:fldCharType="begin"/>
-        </w:r>
-        <w:r>
-          <w:rPr>
-            <w:webHidden/>
-          </w:rPr>
-          <w:instrText xml:space="preserve"> PAGEREF _Toc236666529 \h </w:instrText>
-        </w:r>
-        <w:r>
-          <w:rPr>
-            <w:webHidden/>
-          </w:rPr>
-        </w:r>
-        <w:r>
-          <w:rPr>
-            <w:webHidden/>
-          </w:rPr>
-          <w:fldChar w:fldCharType="separate"/>
-        </w:r>
-        <w:r>
-          <w:rPr>
-            <w:webHidden/>
-          </w:rPr>
-          <w:t>6</w:t>
-        </w:r>
-        <w:r>
-          <w:rPr>
-            <w:webHidden/>
-          </w:rPr>
-          <w:fldChar w:fldCharType="end"/>
-        </w:r>
-      </w:hyperlink>
+          <w:color w:val="000000"/>
+          <w:sz w:val="28"/>
+          <w:szCs w:val="28"/>
+          <w:u w:val="none"/>
+        </w:rPr>
+        <w:t>【二级标题】</w:t>
+        <w:tab/>
+        <w:t>1</w:t>
+      </w:r>
+    </w:p>
+    <w:p>
+      <w:pPr>
+        <w:pStyle w:val="30"/>
+        <w:rPr>
+          <w:b w:val="0"/>
+        </w:rPr>
+      </w:pPr>
+      <w:r>
+        <w:rPr>
+          <w:rStyle w:val="a6"/>
+          <w:b w:val="0"/>
+          <w:color w:val="000000"/>
+          <w:u w:val="none"/>
+        </w:rPr>
+        <w:t>【三级标题】</w:t>
+        <w:tab/>
+        <w:t>1</w:t>
+      </w:r>
+    </w:p>
+    <w:p>
+      <w:pPr>
+        <w:pStyle w:val="10"/>
+        <w:rPr>
+          <w:b w:val="0"/>
+        </w:rPr>
+      </w:pPr>
+      <w:r>
+        <w:rPr>
+          <w:rStyle w:val="a6"/>
+          <w:b w:val="0"/>
+          <w:color w:val="000000"/>
+          <w:u w:val="none"/>
+        </w:rPr>
+        <w:t>第X章 结论与展望</w:t>
+        <w:tab/>
+        <w:t>1</w:t>
+      </w:r>
+    </w:p>
+    <w:p>
+      <w:pPr>
+        <w:pStyle w:val="10"/>
+        <w:rPr>
+          <w:b w:val="0"/>
+        </w:rPr>
+      </w:pPr>
+      <w:r>
+        <w:rPr>
+          <w:rStyle w:val="a6"/>
+          <w:b w:val="0"/>
+          <w:color w:val="000000"/>
+          <w:u w:val="none"/>
+        </w:rPr>
+        <w:t>参考文献</w:t>
+        <w:tab/>
+        <w:t>1</w:t>
+      </w:r>
+    </w:p>
+    <w:p>
+      <w:pPr>
+        <w:pStyle w:val="10"/>
+        <w:rPr>
+          <w:b w:val="0"/>
+        </w:rPr>
+      </w:pPr>
+      <w:r>
+        <w:rPr>
+          <w:rStyle w:val="a6"/>
+          <w:b w:val="0"/>
+          <w:color w:val="000000"/>
+          <w:u w:val="none"/>
+        </w:rPr>
+        <w:t>附  录 </w:t>
+        <w:tab/>
+        <w:t>1</w:t>
+      </w:r>
+    </w:p>
+    <w:p>
+      <w:pPr>
+        <w:pStyle w:val="10"/>
+        <w:rPr>
+          <w:b w:val="0"/>
+        </w:rPr>
+      </w:pPr>
+      <w:r>
+        <w:rPr>
+          <w:rStyle w:val="a6"/>
+          <w:b w:val="0"/>
+          <w:color w:val="000000"/>
+          <w:u w:val="none"/>
+        </w:rPr>
+        <w:t>相关的学术成果目录</w:t>
+        <w:tab/>
+        <w:t>1</w:t>
+      </w:r>
+    </w:p>
+    <w:p>
+      <w:pPr>
+        <w:pStyle w:val="10"/>
+        <w:rPr>
+          <w:b w:val="0"/>
+        </w:rPr>
+      </w:pPr>
+      <w:r>
+        <w:rPr>
+          <w:rStyle w:val="a6"/>
+          <w:b w:val="0"/>
+          <w:color w:val="000000"/>
+          <w:u w:val="none"/>
+        </w:rPr>
+        <w:t>致  谢</w:t>
+        <w:tab/>
+        <w:t>1</w:t>
+      </w:r>
+      <w:r>
+        <w:fldChar w:fldCharType="end"/>
+      </w:r>
     </w:p>
     <w:p>
       <w:pPr>
@@ -2220,8 +1508,8 @@
           <w:lang w:val="zh-CN"/>
         </w:rPr>
         <w:sectPr>
-          <w:headerReference w:type="default" r:id="rId17"/>
-          <w:footerReference w:type="default" r:id="rId18"/>
+          <w:headerReference w:type="default" r:id="rId18"/>
+          <w:footerReference w:type="default" r:id="rId19"/>
           <w:pgSz w:w="11906" w:h="16838" w:code="9"/>
           <w:pgMar w:top="1134" w:right="1134" w:bottom="1134" w:left="1134" w:header="850" w:footer="992" w:gutter="284"/>
           <w:pgNumType w:fmt="lowerRoman" w:start="1"/>
@@ -2232,86 +1520,141 @@
       <w:r>
         <w:rPr>
           <w:bCs/>
-          <w:sz w:val="24"/>
-          <w:lang w:val="zh-CN"/>
-        </w:rPr>
-        <w:fldChar w:fldCharType="end"/>
-      </w:r>
-    </w:p>
-    <w:sdt>
-      <w:sdtPr>
-        <w:alias w:val="thesis.title.zh"/>
-        <w:tag w:val="docfit.slot.abstract_cn.title"/>
-        <w:id w:val="176000011"/>
-        <w:text/>
-      </w:sdtPr>
-      <w:sdtContent>
-        <w:p>
-          <w:pPr>
-            <w:spacing w:beforeLines="200" w:before="480" w:afterLines="150" w:after="360"/>
-            <w:jc w:val="center"/>
-            <w:rPr>
-              <w:rFonts w:ascii="黑体" w:eastAsia="黑体" w:hAnsi="黑体"/>
-              <w:color w:val="0000FF"/>
+          <w:noProof/>
+          <w:sz w:val="24"/>
+        </w:rPr>
+        <w:pict>
+          <v:shapetype id="_x0000_t202" coordsize="21600,21600" o:spt="202" path="m,l,21600r21600,l21600,xe">
+            <v:stroke joinstyle="miter"/>
+            <v:path gradientshapeok="t" o:connecttype="rect"/>
+          </v:shapetype>
+        </w:pict>
+      </w:r>
+    </w:p>
+    <w:p>
+      <w:pPr>
+        <w:spacing w:beforeLines="200" w:before="480" w:afterLines="150" w:after="360"/>
+        <w:jc w:val="center"/>
+        <w:rPr>
+          <w:rFonts w:ascii="黑体" w:eastAsia="黑体" w:hAnsi="黑体"/>
+          <w:color w:val="0000FF"/>
+          <w:sz w:val="36"/>
+          <w:szCs w:val="36"/>
+        </w:rPr>
+      </w:pPr>
+      <w:sdt>
+        <w:sdtPr>
+          <w:alias w:val="thesis.title.zh"/>
+          <w:tag w:val="thesis.title.zh.2"/>
+          <w:id w:val="119465813"/>
+          <w:text/>
+        </w:sdtPr>
+        <w:sdtContent>
+          <w:r>
+            <w:rPr>
+              <w:rFonts w:ascii="黑体" w:eastAsia="黑体" w:hAnsi="黑体" w:hint="eastAsia" w:cs="Times New Roman"/>
+              <w:color w:val="000000"/>
               <w:sz w:val="36"/>
               <w:szCs w:val="36"/>
             </w:rPr>
-          </w:pPr>
-          <w:r>
-            <w:rPr>
-              <w:rFonts w:ascii="黑体" w:eastAsia="黑体" w:hAnsi="黑体" w:hint="eastAsia"/>
-              <w:color w:val="767676"/>
-              <w:sz w:val="36"/>
-              <w:szCs w:val="36"/>
-            </w:rPr>
-            <w:t>【请填写中文论文题目】</w:t>
-          </w:r>
-        </w:p>
-      </w:sdtContent>
-    </w:sdt>
+            <w:t xml:space="preserve">【中文论文题目】</w:t>
+          </w:r>
+        </w:sdtContent>
+      </w:sdt>
+    </w:p>
     <w:p>
       <w:pPr>
         <w:pStyle w:val="1"/>
         <w:spacing w:before="480" w:after="360" w:line="400" w:lineRule="exact"/>
-      </w:pPr>
-      <w:bookmarkStart w:id="0" w:name="_Toc236666517"/>
-      <w:r>
-        <w:rPr>
-          <w:color w:val="000000"/>
-        </w:rPr>
-        <w:t>摘  要</w:t>
-      </w:r>
-      <w:bookmarkEnd w:id="0"/>
-    </w:p>
-    <w:sdt>
-      <w:sdtPr>
-        <w:alias w:val="abstract.zh"/>
-        <w:tag w:val="docfit.slot.abstract_cn.body"/>
-        <w:id w:val="176000012"/>
-      </w:sdtPr>
-      <w:sdtContent>
-        <w:p>
-          <w:pPr>
-            <w:snapToGrid w:val="0"/>
-            <w:spacing w:line="400" w:lineRule="exact"/>
-            <w:ind w:firstLineChars="225" w:firstLine="473"/>
+        <w:outlineLvl w:val="0"/>
+      </w:pPr>
+      <w:r>
+        <w:t>摘</w:t>
+      </w:r>
+      <w:r>
+        <w:t xml:space="preserve">  </w:t>
+      </w:r>
+      <w:r>
+        <w:t>要</w:t>
+      </w:r>
+    </w:p>
+    <w:p>
+      <w:pPr>
+        <w:snapToGrid w:val="0"/>
+        <w:spacing w:line="400" w:lineRule="exact"/>
+        <w:ind w:firstLineChars="225" w:firstLine="540"/>
+        <w:rPr>
+          <w:rFonts w:ascii="宋体" w:hAnsi="宋体"/>
+          <w:color w:val="0000FF"/>
+          <w:sz w:val="24"/>
+        </w:rPr>
+      </w:pPr>
+      <w:sdt>
+        <w:sdtPr>
+          <w:alias w:val="abstract.zh"/>
+          <w:tag w:val="abstract.zh.1"/>
+          <w:id w:val="131020238"/>
+        </w:sdtPr>
+        <w:sdtContent>
+          <w:r>
+            <w:rPr>
+              <w:rFonts w:ascii="宋体" w:hAnsi="宋体" w:hint="eastAsia" w:eastAsia="宋体" w:cs="Times New Roman"/>
+              <w:color w:val="000000"/>
+              <w:sz w:val="24"/>
+            </w:rPr>
+            <w:t xml:space="preserve">【中文摘要】</w:t>
+          </w:r>
+          <w:r>
+            <w:rPr>
+              <w:rFonts w:ascii="宋体" w:hAnsi="宋体" w:hint="eastAsia"/>
+              <w:color w:val="000000"/>
+              <w:sz w:val="24"/>
+            </w:rPr>
+            <w:t/>
+          </w:r>
+          <w:r>
             <w:rPr>
               <w:rFonts w:ascii="宋体" w:hAnsi="宋体"/>
-              <w:color w:val="0000FF"/>
-              <w:sz w:val="24"/>
-            </w:rPr>
-          </w:pPr>
+              <w:color w:val="000000"/>
+              <w:sz w:val="24"/>
+            </w:rPr>
+            <w:t/>
+          </w:r>
           <w:r>
             <w:rPr>
               <w:rFonts w:ascii="宋体" w:hAnsi="宋体" w:hint="eastAsia"/>
-              <w:color w:val="767676"/>
-              <w:sz w:val="24"/>
-            </w:rPr>
-            <w:t>【请填写中文摘要正文】</w:t>
-          </w:r>
-        </w:p>
-      </w:sdtContent>
-    </w:sdt>
+              <w:color w:val="000000"/>
+              <w:sz w:val="24"/>
+            </w:rPr>
+            <w:t/>
+          </w:r>
+          <w:r>
+            <w:rPr>
+              <w:rFonts w:ascii="宋体" w:hAnsi="宋体"/>
+              <w:color w:val="000000"/>
+              <w:sz w:val="24"/>
+            </w:rPr>
+            <w:t/>
+          </w:r>
+          <w:r>
+            <w:rPr>
+              <w:rFonts w:ascii="宋体" w:hAnsi="宋体" w:hint="eastAsia"/>
+              <w:color w:val="000000"/>
+              <w:sz w:val="24"/>
+            </w:rPr>
+            <w:t/>
+          </w:r>
+          <w:r>
+            <w:rPr>
+              <w:rFonts w:ascii="宋体" w:hAnsi="宋体" w:hint="eastAsia"/>
+              <w:color w:val="000000"/>
+              <w:sz w:val="24"/>
+            </w:rPr>
+            <w:t/>
+          </w:r>
+        </w:sdtContent>
+      </w:sdt>
+    </w:p>
     <w:p>
       <w:pPr>
         <w:spacing w:line="400" w:lineRule="exact"/>
@@ -2336,29 +1679,51 @@
       <w:r>
         <w:rPr>
           <w:rFonts w:ascii="黑体" w:eastAsia="黑体" w:hAnsi="黑体" w:hint="eastAsia"/>
-          <w:color w:val="000000"/>
           <w:sz w:val="28"/>
         </w:rPr>
-        <w:t>关键词：</w:t>
+        <w:t>关键词</w:t>
+      </w:r>
+      <w:r>
+        <w:rPr>
+          <w:rFonts w:ascii="黑体" w:eastAsia="黑体" w:hAnsi="宋体" w:hint="eastAsia"/>
+          <w:color w:val="0000FF"/>
+          <w:sz w:val="28"/>
+        </w:rPr>
+        <w:t>（四号黑体）</w:t>
+      </w:r>
+      <w:r>
+        <w:rPr>
+          <w:rFonts w:ascii="黑体" w:eastAsia="黑体" w:hAnsi="黑体" w:hint="eastAsia"/>
+          <w:sz w:val="28"/>
+        </w:rPr>
+        <w:t>：</w:t>
       </w:r>
       <w:sdt>
         <w:sdtPr>
           <w:alias w:val="keywords.zh"/>
-          <w:tag w:val="docfit.slot.abstract_cn.keywords"/>
-          <w:id w:val="176000013"/>
+          <w:tag w:val="keywords.zh.1"/>
+          <w:id w:val="196944392"/>
           <w:text/>
         </w:sdtPr>
         <w:sdtContent>
           <w:r>
             <w:rPr>
-              <w:rFonts w:ascii="宋体" w:hAnsi="宋体" w:hint="eastAsia"/>
-              <w:color w:val="767676"/>
-              <w:sz w:val="24"/>
-            </w:rPr>
-            <w:t>【关键词1；关键词2；关键词3】</w:t>
+              <w:rFonts w:ascii="宋体" w:hAnsi="宋体" w:hint="eastAsia" w:eastAsia="宋体" w:cs="Times New Roman"/>
+              <w:color w:val="000000"/>
+              <w:sz w:val="24"/>
+            </w:rPr>
+            <w:t xml:space="preserve">【中文关键词】</w:t>
           </w:r>
         </w:sdtContent>
       </w:sdt>
+      <w:r>
+        <w:rPr>
+          <w:rFonts w:ascii="宋体" w:hAnsi="宋体" w:hint="eastAsia"/>
+          <w:color w:val="0000FF"/>
+          <w:sz w:val="24"/>
+        </w:rPr>
+        <w:t>（3-5个，小四号宋体）</w:t>
+      </w:r>
     </w:p>
     <w:p>
       <w:pPr>
@@ -2372,47 +1737,26 @@
       </w:pPr>
       <w:r>
         <w:rPr>
-          <w:rFonts w:hint="eastAsia"/>
-          <w:b/>
-          <w:color w:val="000000"/>
-          <w:sz w:val="32"/>
+          <w:rFonts w:eastAsia="黑体"/>
         </w:rPr>
         <w:br w:type="page"/>
       </w:r>
       <w:sdt>
         <w:sdtPr>
           <w:alias w:val="thesis.title.en"/>
-          <w:tag w:val="docfit.slot.abstract_en.title"/>
-          <w:id w:val="176000014"/>
+          <w:tag w:val="thesis.title.en.1"/>
+          <w:id w:val="161601411"/>
           <w:text/>
         </w:sdtPr>
         <w:sdtContent>
           <w:r>
             <w:rPr>
-              <w:rFonts w:hint="eastAsia"/>
+              <w:rFonts w:hint="eastAsia" w:ascii="Times New Roman" w:hAnsi="Times New Roman" w:eastAsia="宋体" w:cs="Times New Roman"/>
               <w:b/>
-              <w:color w:val="767676"/>
+              <w:color w:val="000000"/>
               <w:sz w:val="32"/>
             </w:rPr>
-            <w:t>【</w:t>
-          </w:r>
-          <w:r>
-            <w:rPr>
-              <w:rFonts w:hint="eastAsia"/>
-              <w:b/>
-              <w:color w:val="767676"/>
-              <w:sz w:val="32"/>
-            </w:rPr>
-            <w:t>ENTER ENGLISH TITLE</w:t>
-          </w:r>
-          <w:r>
-            <w:rPr>
-              <w:rFonts w:hint="eastAsia"/>
-              <w:b/>
-              <w:color w:val="767676"/>
-              <w:sz w:val="32"/>
-            </w:rPr>
-            <w:t>】</w:t>
+            <w:t xml:space="preserve">【英文论文题目】</w:t>
           </w:r>
         </w:sdtContent>
       </w:sdt>
@@ -2421,51 +1765,20 @@
       <w:pPr>
         <w:pStyle w:val="1"/>
         <w:spacing w:before="480" w:after="360" w:line="400" w:lineRule="exact"/>
+        <w:outlineLvl w:val="0"/>
         <w:rPr>
           <w:rFonts w:ascii="Times New Roman" w:hAnsi="Times New Roman"/>
           <w:b/>
         </w:rPr>
       </w:pPr>
-      <w:bookmarkStart w:id="1" w:name="_Toc236666518"/>
       <w:r>
         <w:rPr>
           <w:rFonts w:ascii="Times New Roman" w:hAnsi="Times New Roman"/>
           <w:b/>
-          <w:color w:val="000000"/>
         </w:rPr>
         <w:t>ABSTRACT</w:t>
       </w:r>
-      <w:bookmarkEnd w:id="1"/>
-    </w:p>
-    <w:sdt>
-      <w:sdtPr>
-        <w:alias w:val="abstract.en"/>
-        <w:tag w:val="docfit.slot.abstract_en.body"/>
-        <w:id w:val="176000015"/>
-      </w:sdtPr>
-      <w:sdtContent>
-        <w:p>
-          <w:pPr>
-            <w:snapToGrid w:val="0"/>
-            <w:spacing w:line="400" w:lineRule="exact"/>
-            <w:ind w:firstLineChars="225" w:firstLine="473"/>
-            <w:rPr>
-              <w:rFonts w:ascii="宋体" w:hAnsi="宋体"/>
-              <w:color w:val="0000FF"/>
-              <w:sz w:val="24"/>
-            </w:rPr>
-          </w:pPr>
-          <w:r>
-            <w:rPr>
-              <w:rFonts w:ascii="宋体" w:hAnsi="宋体"/>
-              <w:color w:val="767676"/>
-              <w:sz w:val="24"/>
-            </w:rPr>
-            <w:t>【Enter English abstract】</w:t>
-          </w:r>
-        </w:p>
-      </w:sdtContent>
-    </w:sdt>
+    </w:p>
     <w:p>
       <w:pPr>
         <w:snapToGrid w:val="0"/>
@@ -2473,9 +1786,136 @@
         <w:ind w:firstLineChars="225" w:firstLine="540"/>
         <w:rPr>
           <w:rFonts w:ascii="宋体" w:hAnsi="宋体"/>
-          <w:sz w:val="24"/>
-        </w:rPr>
-      </w:pPr>
+          <w:color w:val="FF0000"/>
+          <w:sz w:val="24"/>
+        </w:rPr>
+      </w:pPr>
+      <w:r>
+        <w:rPr>
+          <w:rFonts w:ascii="宋体" w:hAnsi="宋体" w:hint="eastAsia"/>
+          <w:color w:val="FF0000"/>
+          <w:sz w:val="24"/>
+        </w:rPr>
+        <w:t/>
+      </w:r>
+      <w:r>
+        <w:rPr>
+          <w:rFonts w:ascii="宋体" w:hAnsi="宋体"/>
+          <w:color w:val="FF0000"/>
+          <w:sz w:val="24"/>
+        </w:rPr>
+        <w:t/>
+      </w:r>
+      <w:r>
+        <w:rPr>
+          <w:rFonts w:ascii="宋体" w:hAnsi="宋体" w:hint="eastAsia"/>
+          <w:color w:val="FF0000"/>
+          <w:sz w:val="24"/>
+        </w:rPr>
+        <w:t/>
+      </w:r>
+      <w:r>
+        <w:rPr>
+          <w:rFonts w:ascii="宋体" w:hAnsi="宋体" w:hint="eastAsia"/>
+          <w:color w:val="FF0000"/>
+          <w:sz w:val="24"/>
+        </w:rPr>
+        <w:t/>
+      </w:r>
+      <w:r>
+        <w:rPr>
+          <w:rFonts w:ascii="宋体" w:hAnsi="宋体" w:hint="eastAsia"/>
+          <w:color w:val="FF0000"/>
+          <w:sz w:val="24"/>
+        </w:rPr>
+        <w:t/>
+      </w:r>
+      <w:r>
+        <w:rPr>
+          <w:color w:val="FF0000"/>
+          <w:sz w:val="24"/>
+        </w:rPr>
+        <w:t/>
+      </w:r>
+      <w:r>
+        <w:rPr>
+          <w:color w:val="FF0000"/>
+          <w:sz w:val="24"/>
+        </w:rPr>
+        <w:t/>
+      </w:r>
+      <w:r>
+        <w:rPr>
+          <w:rFonts w:hint="eastAsia"/>
+          <w:color w:val="FF0000"/>
+          <w:sz w:val="24"/>
+        </w:rPr>
+        <w:t/>
+      </w:r>
+      <w:r>
+        <w:rPr>
+          <w:color w:val="FF0000"/>
+          <w:sz w:val="24"/>
+        </w:rPr>
+        <w:t/>
+      </w:r>
+      <w:r>
+        <w:rPr>
+          <w:rFonts w:hint="eastAsia"/>
+          <w:color w:val="FF0000"/>
+          <w:sz w:val="24"/>
+        </w:rPr>
+        <w:t/>
+      </w:r>
+      <w:r>
+        <w:rPr>
+          <w:rFonts w:hint="eastAsia"/>
+          <w:color w:val="FF0000"/>
+          <w:sz w:val="24"/>
+        </w:rPr>
+        <w:t/>
+      </w:r>
+      <w:r>
+        <w:rPr>
+          <w:color w:val="FF0000"/>
+          <w:sz w:val="24"/>
+        </w:rPr>
+        <w:t/>
+      </w:r>
+      <w:r>
+        <w:rPr>
+          <w:rFonts w:ascii="宋体" w:hAnsi="宋体" w:hint="eastAsia"/>
+          <w:color w:val="FF0000"/>
+          <w:sz w:val="24"/>
+        </w:rPr>
+        <w:t/>
+      </w:r>
+      <w:r>
+        <w:rPr>
+          <w:rFonts w:ascii="宋体" w:hAnsi="宋体"/>
+          <w:color w:val="FF0000"/>
+          <w:sz w:val="24"/>
+        </w:rPr>
+        <w:t/>
+      </w:r>
+      <w:r>
+        <w:rPr>
+          <w:rFonts w:ascii="宋体" w:hAnsi="宋体" w:hint="eastAsia"/>
+          <w:color w:val="FF0000"/>
+          <w:sz w:val="24"/>
+        </w:rPr>
+        <w:t/>
+      </w:r>
+      <w:bookmarkStart w:id="1" w:name="_GoBack"/>
+      <w:bookmarkEnd w:id="1"/>
+      <w:r>
+        <w:rPr>
+          <w:rFonts w:ascii="宋体" w:hAnsi="宋体" w:hint="eastAsia"/>
+          <w:color w:val="FF0000"/>
+          <w:sz w:val="24"/>
+        </w:rPr>
+        <w:t/>
+      </w:r>
     </w:p>
     <w:p>
       <w:pPr>
@@ -2483,6 +1923,47 @@
         <w:spacing w:line="400" w:lineRule="exact"/>
         <w:ind w:firstLineChars="225" w:firstLine="540"/>
         <w:rPr>
+          <w:rFonts w:ascii="宋体" w:hAnsi="宋体"/>
+          <w:color w:val="0000FF"/>
+          <w:sz w:val="24"/>
+        </w:rPr>
+      </w:pPr>
+      <w:sdt>
+        <w:sdtPr>
+          <w:alias w:val="abstract.en"/>
+          <w:tag w:val="abstract.en.1"/>
+          <w:id w:val="48160800"/>
+        </w:sdtPr>
+        <w:sdtContent>
+          <w:r>
+            <w:rPr>
+              <w:rFonts w:ascii="宋体" w:hAnsi="宋体" w:eastAsia="宋体" w:cs="Times New Roman"/>
+              <w:color w:val="000000"/>
+              <w:sz w:val="24"/>
+              <w:u w:val="none"/>
+            </w:rPr>
+            <w:t xml:space="preserve">【英文摘要】</w:t>
+          </w:r>
+        </w:sdtContent>
+      </w:sdt>
+    </w:p>
+    <w:p>
+      <w:pPr>
+        <w:snapToGrid w:val="0"/>
+        <w:spacing w:line="400" w:lineRule="exact"/>
+        <w:ind w:firstLineChars="225" w:firstLine="540"/>
+        <w:rPr>
+          <w:rFonts w:ascii="宋体" w:hAnsi="宋体"/>
+          <w:sz w:val="24"/>
+        </w:rPr>
+      </w:pPr>
+    </w:p>
+    <w:p>
+      <w:pPr>
+        <w:snapToGrid w:val="0"/>
+        <w:spacing w:line="400" w:lineRule="exact"/>
+        <w:ind w:firstLineChars="225" w:firstLine="540"/>
+        <w:rPr>
           <w:sz w:val="24"/>
         </w:rPr>
       </w:pPr>
@@ -2500,7 +1981,6 @@
       <w:r>
         <w:rPr>
           <w:b/>
-          <w:color w:val="000000"/>
           <w:sz w:val="28"/>
         </w:rPr>
         <w:t>KEY WORDS</w:t>
@@ -2508,7 +1988,6 @@
       <w:r>
         <w:rPr>
           <w:b/>
-          <w:color w:val="000000"/>
           <w:sz w:val="28"/>
         </w:rPr>
         <w:t>：</w:t>
@@ -2516,18 +1995,18 @@
       <w:sdt>
         <w:sdtPr>
           <w:alias w:val="keywords.en"/>
-          <w:tag w:val="docfit.slot.abstract_en.keywords"/>
-          <w:id w:val="176000016"/>
+          <w:tag w:val="keywords.en.1"/>
+          <w:id w:val="12269875"/>
           <w:text/>
         </w:sdtPr>
         <w:sdtContent>
           <w:r>
             <w:rPr>
-              <w:rFonts w:ascii="宋体" w:hAnsi="宋体"/>
-              <w:color w:val="767676"/>
-              <w:sz w:val="24"/>
-            </w:rPr>
-            <w:t>【keyword 1; keyword 2; keyword 3】</w:t>
+              <w:rFonts w:ascii="宋体" w:hAnsi="宋体" w:eastAsia="宋体" w:cs="Times New Roman"/>
+              <w:color w:val="000000"/>
+              <w:sz w:val="24"/>
+            </w:rPr>
+            <w:t xml:space="preserve">【英文关键词】</w:t>
           </w:r>
         </w:sdtContent>
       </w:sdt>
@@ -2547,8 +2026,9 @@
       <w:pPr>
         <w:pStyle w:val="1"/>
         <w:spacing w:before="480" w:after="360" w:line="400" w:lineRule="exact"/>
+        <w:outlineLvl w:val="9"/>
         <w:sectPr>
-          <w:headerReference w:type="default" r:id="rId19"/>
+          <w:headerReference w:type="default" r:id="rId20"/>
           <w:pgSz w:w="11906" w:h="16838" w:code="9"/>
           <w:pgMar w:top="1134" w:right="1134" w:bottom="1134" w:left="1134" w:header="850" w:footer="992" w:gutter="284"/>
           <w:pgNumType w:fmt="upperRoman" w:start="1"/>
@@ -2561,397 +2041,202 @@
       <w:pPr>
         <w:pStyle w:val="1"/>
         <w:spacing w:before="480" w:after="360" w:line="400" w:lineRule="exact"/>
+        <w:outlineLvl w:val="0"/>
         <w:rPr>
           <w:color w:val="0000FF"/>
         </w:rPr>
       </w:pPr>
-      <w:bookmarkStart w:id="2" w:name="_Toc236666519"/>
       <w:r>
         <w:rPr>
           <w:rFonts w:hint="eastAsia"/>
-          <w:color w:val="000000"/>
         </w:rPr>
         <w:lastRenderedPageBreak/>
-        <w:t>第一章 文献综述</w:t>
-      </w:r>
-      <w:bookmarkEnd w:id="2"/>
-    </w:p>
-    <w:sdt>
-      <w:sdtPr>
-        <w:alias w:val="body.paragraph"/>
-        <w:tag w:val="docfit.slot.literature_review.body"/>
-        <w:id w:val="176000017"/>
-      </w:sdtPr>
-      <w:sdtContent>
-        <w:p>
-          <w:pPr>
-            <w:spacing w:line="400" w:lineRule="exact"/>
-            <w:ind w:firstLineChars="200" w:firstLine="420"/>
+        <w:t xml:space="preserve">第一章 </w:t>
+      </w:r>
+      <w:bookmarkEnd w:id="0"/>
+      <w:r>
+        <w:rPr>
+          <w:rFonts w:hint="eastAsia"/>
+        </w:rPr>
+        <w:t>文献综述</w:t>
+      </w:r>
+    </w:p>
+    <w:p>
+      <w:pPr>
+        <w:spacing w:line="400" w:lineRule="exact"/>
+        <w:ind w:firstLineChars="200" w:firstLine="480"/>
+        <w:rPr>
+          <w:rFonts w:ascii="宋体" w:hAnsi="宋体"/>
+          <w:color w:val="0000FF"/>
+          <w:sz w:val="24"/>
+        </w:rPr>
+      </w:pPr>
+      <w:bookmarkStart w:id="2" w:name="_Toc55767854"/>
+      <w:sdt>
+        <w:sdtPr>
+          <w:alias w:val="body.paragraph"/>
+          <w:tag w:val="body.paragraph.1"/>
+          <w:id w:val="9845925"/>
+        </w:sdtPr>
+        <w:sdtContent>
+          <w:r>
+            <w:rPr>
+              <w:rFonts w:hint="eastAsia" w:ascii="Times New Roman" w:hAnsi="Times New Roman" w:eastAsia="宋体" w:cs="Times New Roman"/>
+              <w:color w:val="000000"/>
+              <w:sz w:val="24"/>
+            </w:rPr>
+            <w:t xml:space="preserve">【正文段落】</w:t>
+          </w:r>
+          <w:r>
+            <w:rPr>
+              <w:rFonts w:ascii="黑体" w:eastAsia="黑体" w:hAnsi="宋体" w:hint="eastAsia"/>
+              <w:color w:val="000000"/>
+              <w:sz w:val="24"/>
+            </w:rPr>
+            <w:t/>
+          </w:r>
+          <w:r>
+            <w:rPr>
+              <w:rFonts w:ascii="宋体" w:hAnsi="宋体" w:hint="eastAsia"/>
+              <w:color w:val="000000"/>
+              <w:sz w:val="24"/>
+            </w:rPr>
+            <w:t/>
+          </w:r>
+          <w:r>
+            <w:rPr>
+              <w:rFonts w:ascii="宋体" w:hAnsi="宋体" w:hint="eastAsia"/>
+              <w:color w:val="000000"/>
+              <w:sz w:val="24"/>
+            </w:rPr>
+            <w:t/>
+          </w:r>
+          <w:r>
+            <w:rPr>
+              <w:rFonts w:ascii="宋体" w:hAnsi="宋体" w:hint="eastAsia"/>
+              <w:color w:val="000000"/>
+              <w:sz w:val="24"/>
+            </w:rPr>
+            <w:t/>
+          </w:r>
+          <w:r>
+            <w:rPr>
+              <w:color w:val="000000"/>
+              <w:sz w:val="24"/>
+            </w:rPr>
+            <w:t/>
+          </w:r>
+          <w:r>
+            <w:rPr>
+              <w:rFonts w:hint="eastAsia"/>
+              <w:color w:val="000000"/>
+              <w:sz w:val="24"/>
+            </w:rPr>
+            <w:t/>
+          </w:r>
+          <w:r>
+            <w:rPr>
+              <w:color w:val="000000"/>
+              <w:sz w:val="24"/>
+            </w:rPr>
+            <w:t/>
+          </w:r>
+          <w:r>
+            <w:rPr>
+              <w:rFonts w:hint="eastAsia"/>
+              <w:color w:val="000000"/>
+              <w:sz w:val="24"/>
+            </w:rPr>
+            <w:t/>
+          </w:r>
+          <w:r>
+            <w:rPr>
+              <w:color w:val="000000"/>
+              <w:sz w:val="24"/>
+            </w:rPr>
+            <w:t xml:space="preserve"/>
+          </w:r>
+          <w:r>
+            <w:rPr>
+              <w:rFonts w:hint="eastAsia"/>
+              <w:color w:val="000000"/>
+              <w:sz w:val="24"/>
+            </w:rPr>
+            <w:t/>
+          </w:r>
+          <w:r>
+            <w:rPr>
+              <w:rFonts w:ascii="宋体" w:hAnsi="宋体" w:hint="eastAsia"/>
+              <w:color w:val="000000"/>
+              <w:sz w:val="24"/>
+            </w:rPr>
+            <w:t/>
+          </w:r>
+          <w:r>
             <w:rPr>
               <w:rFonts w:ascii="宋体" w:hAnsi="宋体"/>
-              <w:color w:val="0000FF"/>
-              <w:sz w:val="24"/>
-            </w:rPr>
-          </w:pPr>
+              <w:color w:val="000000"/>
+              <w:sz w:val="24"/>
+            </w:rPr>
+            <w:t/>
+          </w:r>
+          <w:r>
+            <w:rPr>
+              <w:rFonts w:ascii="宋体" w:hAnsi="宋体" w:hint="eastAsia"/>
+              <w:color w:val="000000"/>
+              <w:sz w:val="24"/>
+            </w:rPr>
+            <w:t/>
+          </w:r>
+          <w:r>
+            <w:rPr>
+              <w:rFonts w:ascii="宋体" w:hAnsi="宋体"/>
+              <w:color w:val="000000"/>
+              <w:sz w:val="24"/>
+            </w:rPr>
+            <w:t/>
+          </w:r>
+          <w:r>
+            <w:rPr>
+              <w:rFonts w:ascii="宋体" w:hAnsi="宋体" w:hint="eastAsia"/>
+              <w:color w:val="000000"/>
+              <w:sz w:val="24"/>
+            </w:rPr>
+            <w:t/>
+          </w:r>
+          <w:r>
+            <w:rPr>
+              <w:rFonts w:ascii="宋体" w:hAnsi="宋体" w:hint="eastAsia"/>
+              <w:color w:val="000000"/>
+              <w:sz w:val="24"/>
+            </w:rPr>
+            <w:t/>
+          </w:r>
           <w:r>
             <w:rPr>
               <w:rFonts w:hint="eastAsia"/>
-              <w:color w:val="767676"/>
-              <w:sz w:val="24"/>
-            </w:rPr>
-            <w:t>【请填写文献综述正文】</w:t>
-          </w:r>
-        </w:p>
-      </w:sdtContent>
-    </w:sdt>
-    <w:bookmarkStart w:id="3" w:name="_Toc236666520" w:displacedByCustomXml="next"/>
-    <w:sdt>
-      <w:sdtPr>
-        <w:alias w:val="body.heading.level2"/>
-        <w:tag w:val="docfit.slot.literature_review.section_title"/>
-        <w:id w:val="176000018"/>
-        <w:text/>
-      </w:sdtPr>
-      <w:sdtContent>
-        <w:p>
-          <w:pPr>
-            <w:pStyle w:val="23"/>
-            <w:spacing w:beforeLines="0" w:afterLines="0" w:line="400" w:lineRule="exact"/>
-            <w:jc w:val="left"/>
-            <w:outlineLvl w:val="1"/>
-            <w:rPr>
-              <w:rFonts w:ascii="黑体" w:hAnsi="黑体"/>
-              <w:color w:val="0000FF"/>
-              <w:szCs w:val="28"/>
-            </w:rPr>
-          </w:pPr>
-          <w:r>
-            <w:rPr>
-              <w:rFonts w:ascii="黑体" w:hAnsi="黑体" w:hint="eastAsia"/>
-              <w:color w:val="767676"/>
-              <w:szCs w:val="28"/>
-            </w:rPr>
-            <w:t>1 章节标题</w:t>
-          </w:r>
-        </w:p>
-      </w:sdtContent>
-    </w:sdt>
-    <w:bookmarkEnd w:id="3" w:displacedByCustomXml="prev"/>
-    <w:sdt>
-      <w:sdtPr>
-        <w:alias w:val="body.paragraph"/>
-        <w:tag w:val="docfit.slot.literature_review.section_body"/>
-        <w:id w:val="176000019"/>
-      </w:sdtPr>
-      <w:sdtContent>
-        <w:p>
-          <w:pPr>
-            <w:pStyle w:val="23"/>
-            <w:spacing w:beforeLines="0" w:afterLines="0" w:line="400" w:lineRule="exact"/>
-            <w:ind w:firstLineChars="200" w:firstLine="560"/>
-            <w:jc w:val="left"/>
-            <w:rPr>
-              <w:rFonts w:ascii="宋体" w:eastAsia="宋体" w:hAnsi="宋体"/>
-              <w:color w:val="0000FF"/>
-              <w:sz w:val="24"/>
-            </w:rPr>
-          </w:pPr>
-          <w:r>
-            <w:rPr>
-              <w:rFonts w:ascii="宋体" w:eastAsia="宋体" w:hAnsi="宋体" w:hint="eastAsia"/>
-              <w:color w:val="767676"/>
-              <w:sz w:val="24"/>
-            </w:rPr>
-            <w:t>【请填写本节正文】</w:t>
-          </w:r>
-        </w:p>
-      </w:sdtContent>
-    </w:sdt>
-    <w:bookmarkStart w:id="4" w:name="_Toc236666521" w:displacedByCustomXml="next"/>
-    <w:sdt>
-      <w:sdtPr>
-        <w:alias w:val="body.heading.level3"/>
-        <w:tag w:val="docfit.slot.literature_review.subsection_title"/>
-        <w:id w:val="176000020"/>
-        <w:text/>
-      </w:sdtPr>
-      <w:sdtContent>
-        <w:p>
-          <w:pPr>
-            <w:pStyle w:val="23"/>
-            <w:spacing w:beforeLines="0" w:afterLines="0" w:line="400" w:lineRule="exact"/>
-            <w:jc w:val="left"/>
-            <w:outlineLvl w:val="2"/>
-            <w:rPr>
-              <w:rFonts w:ascii="宋体" w:eastAsia="宋体" w:hAnsi="宋体"/>
-              <w:color w:val="0000FF"/>
-              <w:sz w:val="24"/>
-            </w:rPr>
-          </w:pPr>
-          <w:r>
-            <w:rPr>
-              <w:rFonts w:ascii="宋体" w:eastAsia="宋体" w:hAnsi="宋体" w:hint="eastAsia"/>
-              <w:color w:val="767676"/>
-              <w:sz w:val="24"/>
-            </w:rPr>
-            <w:t>1.1 小节标题</w:t>
-          </w:r>
-        </w:p>
-      </w:sdtContent>
-    </w:sdt>
-    <w:bookmarkEnd w:id="4" w:displacedByCustomXml="prev"/>
-    <w:sdt>
-      <w:sdtPr>
-        <w:alias w:val="body.paragraph"/>
-        <w:tag w:val="docfit.slot.literature_review.subsection_body"/>
-        <w:id w:val="176000021"/>
-      </w:sdtPr>
-      <w:sdtContent>
-        <w:p>
-          <w:pPr>
-            <w:pStyle w:val="23"/>
-            <w:spacing w:beforeLines="0" w:afterLines="0" w:line="400" w:lineRule="exact"/>
-            <w:ind w:firstLineChars="200" w:firstLine="560"/>
-            <w:jc w:val="left"/>
-            <w:rPr>
-              <w:rFonts w:ascii="宋体" w:eastAsia="宋体" w:hAnsi="宋体"/>
-              <w:b/>
-              <w:sz w:val="24"/>
-            </w:rPr>
-          </w:pPr>
-          <w:r>
-            <w:rPr>
-              <w:rFonts w:ascii="宋体" w:eastAsia="宋体" w:hAnsi="宋体" w:hint="eastAsia"/>
-              <w:color w:val="767676"/>
-              <w:sz w:val="24"/>
-            </w:rPr>
-            <w:t>【请填写本小节正文】</w:t>
-          </w:r>
-        </w:p>
-      </w:sdtContent>
-    </w:sdt>
+              <w:color w:val="000000"/>
+              <w:sz w:val="24"/>
+            </w:rPr>
+            <w:t/>
+          </w:r>
+          <w:r>
+            <w:rPr>
+              <w:rFonts w:ascii="宋体" w:hAnsi="宋体" w:hint="eastAsia"/>
+              <w:color w:val="000000"/>
+              <w:sz w:val="24"/>
+            </w:rPr>
+            <w:t/>
+          </w:r>
+        </w:sdtContent>
+      </w:sdt>
+    </w:p>
     <w:p>
       <w:pPr>
         <w:widowControl/>
         <w:jc w:val="left"/>
         <w:sectPr>
-          <w:headerReference w:type="default" r:id="rId20"/>
-          <w:footerReference w:type="default" r:id="rId21"/>
-          <w:pgSz w:w="11906" w:h="16838" w:code="9"/>
-          <w:pgMar w:top="1134" w:right="1134" w:bottom="1134" w:left="1134" w:header="850" w:footer="992" w:gutter="284"/>
-          <w:pgNumType w:start="1"/>
-          <w:cols w:space="425"/>
-          <w:docGrid w:linePitch="312"/>
-        </w:sectPr>
-      </w:pPr>
-      <w:r>
-        <w:br w:type="page"/>
-      </w:r>
-    </w:p>
-    <w:bookmarkStart w:id="5" w:name="_Toc236666522" w:displacedByCustomXml="next"/>
-    <w:sdt>
-      <w:sdtPr>
-        <w:alias w:val="body.heading.level1"/>
-        <w:tag w:val="docfit.slot.body.chapter_title"/>
-        <w:id w:val="176000022"/>
-        <w:text/>
-      </w:sdtPr>
-      <w:sdtContent>
-        <w:p>
-          <w:pPr>
-            <w:pStyle w:val="1"/>
-            <w:spacing w:before="480" w:after="360" w:line="400" w:lineRule="exact"/>
-          </w:pPr>
-          <w:r>
-            <w:rPr>
-              <w:rFonts w:hint="eastAsia"/>
-              <w:color w:val="767676"/>
-            </w:rPr>
-            <w:t>第 X 章 章节标题</w:t>
-          </w:r>
-        </w:p>
-      </w:sdtContent>
-    </w:sdt>
-    <w:bookmarkEnd w:id="5" w:displacedByCustomXml="prev"/>
-    <w:sdt>
-      <w:sdtPr>
-        <w:alias w:val="body.paragraph"/>
-        <w:tag w:val="docfit.slot.body.chapter_body"/>
-        <w:id w:val="176000023"/>
-      </w:sdtPr>
-      <w:sdtContent>
-        <w:p>
-          <w:pPr>
-            <w:spacing w:line="400" w:lineRule="exact"/>
-            <w:ind w:firstLineChars="200" w:firstLine="420"/>
-            <w:rPr>
-              <w:rFonts w:ascii="宋体" w:hAnsi="宋体"/>
-              <w:color w:val="0000FF"/>
-              <w:sz w:val="24"/>
-            </w:rPr>
-          </w:pPr>
-          <w:r>
-            <w:rPr>
-              <w:rFonts w:hint="eastAsia"/>
-              <w:color w:val="767676"/>
-              <w:sz w:val="24"/>
-            </w:rPr>
-            <w:t>【请填写章节正文】</w:t>
-          </w:r>
-        </w:p>
-      </w:sdtContent>
-    </w:sdt>
-    <w:bookmarkStart w:id="6" w:name="_Toc236666523" w:displacedByCustomXml="next"/>
-    <w:sdt>
-      <w:sdtPr>
-        <w:alias w:val="body.heading.level2"/>
-        <w:tag w:val="docfit.slot.body.section_title"/>
-        <w:id w:val="176000024"/>
-        <w:text/>
-      </w:sdtPr>
-      <w:sdtContent>
-        <w:p>
-          <w:pPr>
-            <w:pStyle w:val="23"/>
-            <w:spacing w:beforeLines="0" w:afterLines="0" w:line="400" w:lineRule="exact"/>
-            <w:jc w:val="left"/>
-            <w:outlineLvl w:val="1"/>
-            <w:rPr>
-              <w:rFonts w:ascii="黑体" w:hAnsi="黑体"/>
-              <w:color w:val="0000FF"/>
-              <w:szCs w:val="28"/>
-            </w:rPr>
-          </w:pPr>
-          <w:r>
-            <w:rPr>
-              <w:rFonts w:ascii="黑体" w:hAnsi="黑体" w:hint="eastAsia"/>
-              <w:color w:val="767676"/>
-              <w:szCs w:val="28"/>
-            </w:rPr>
-            <w:t>1 章节标题</w:t>
-          </w:r>
-        </w:p>
-      </w:sdtContent>
-    </w:sdt>
-    <w:bookmarkEnd w:id="6" w:displacedByCustomXml="prev"/>
-    <w:sdt>
-      <w:sdtPr>
-        <w:alias w:val="body.paragraph"/>
-        <w:tag w:val="docfit.slot.body.section_body"/>
-        <w:id w:val="176000025"/>
-      </w:sdtPr>
-      <w:sdtContent>
-        <w:p>
-          <w:pPr>
-            <w:pStyle w:val="23"/>
-            <w:spacing w:beforeLines="0" w:afterLines="0" w:line="400" w:lineRule="exact"/>
-            <w:ind w:firstLineChars="200" w:firstLine="560"/>
-            <w:jc w:val="left"/>
-            <w:rPr>
-              <w:rFonts w:ascii="宋体" w:eastAsia="宋体" w:hAnsi="宋体"/>
-              <w:color w:val="0000FF"/>
-              <w:sz w:val="24"/>
-            </w:rPr>
-          </w:pPr>
-          <w:r>
-            <w:rPr>
-              <w:rFonts w:ascii="宋体" w:eastAsia="宋体" w:hAnsi="宋体" w:hint="eastAsia"/>
-              <w:color w:val="767676"/>
-              <w:sz w:val="24"/>
-            </w:rPr>
-            <w:t>【请填写本节正文】</w:t>
-          </w:r>
-        </w:p>
-      </w:sdtContent>
-    </w:sdt>
-    <w:bookmarkStart w:id="7" w:name="_Toc236666524" w:displacedByCustomXml="next"/>
-    <w:sdt>
-      <w:sdtPr>
-        <w:alias w:val="body.heading.level3"/>
-        <w:tag w:val="docfit.slot.body.subsection_title"/>
-        <w:id w:val="176000026"/>
-        <w:text/>
-      </w:sdtPr>
-      <w:sdtContent>
-        <w:p>
-          <w:pPr>
-            <w:pStyle w:val="23"/>
-            <w:spacing w:beforeLines="0" w:afterLines="0" w:line="400" w:lineRule="exact"/>
-            <w:jc w:val="left"/>
-            <w:outlineLvl w:val="2"/>
-            <w:rPr>
-              <w:rFonts w:ascii="宋体" w:eastAsia="宋体" w:hAnsi="宋体"/>
-              <w:color w:val="0000FF"/>
-              <w:sz w:val="24"/>
-            </w:rPr>
-          </w:pPr>
-          <w:r>
-            <w:rPr>
-              <w:rFonts w:ascii="宋体" w:eastAsia="宋体" w:hAnsi="宋体" w:hint="eastAsia"/>
-              <w:color w:val="767676"/>
-              <w:sz w:val="24"/>
-            </w:rPr>
-            <w:t>1.1 小节标题</w:t>
-          </w:r>
-        </w:p>
-      </w:sdtContent>
-    </w:sdt>
-    <w:bookmarkEnd w:id="7" w:displacedByCustomXml="prev"/>
-    <w:sdt>
-      <w:sdtPr>
-        <w:alias w:val="body.paragraph"/>
-        <w:tag w:val="docfit.slot.body.subsection_body"/>
-        <w:id w:val="176000027"/>
-      </w:sdtPr>
-      <w:sdtContent>
-        <w:p>
-          <w:pPr>
-            <w:pStyle w:val="23"/>
-            <w:spacing w:beforeLines="0" w:afterLines="0" w:line="400" w:lineRule="exact"/>
-            <w:ind w:firstLineChars="200" w:firstLine="560"/>
-            <w:jc w:val="left"/>
-            <w:rPr>
-              <w:rFonts w:ascii="宋体" w:eastAsia="宋体" w:hAnsi="宋体"/>
-              <w:b/>
-              <w:sz w:val="24"/>
-            </w:rPr>
-          </w:pPr>
-          <w:r>
-            <w:rPr>
-              <w:rFonts w:ascii="宋体" w:eastAsia="宋体" w:hAnsi="宋体" w:hint="eastAsia"/>
-              <w:color w:val="767676"/>
-              <w:sz w:val="24"/>
-            </w:rPr>
-            <w:t>【请填写本小节正文】</w:t>
-          </w:r>
-        </w:p>
-      </w:sdtContent>
-    </w:sdt>
-    <w:p>
-      <w:pPr>
-        <w:pStyle w:val="23"/>
-        <w:spacing w:beforeLines="0" w:afterLines="0" w:line="400" w:lineRule="exact"/>
-        <w:jc w:val="left"/>
-        <w:outlineLvl w:val="2"/>
-        <w:rPr>
-          <w:rFonts w:ascii="宋体" w:eastAsia="宋体" w:hAnsi="宋体"/>
-          <w:b/>
-          <w:sz w:val="24"/>
-        </w:rPr>
-      </w:pPr>
-    </w:p>
-    <w:p>
-      <w:pPr>
-        <w:pStyle w:val="23"/>
-        <w:spacing w:beforeLines="0" w:afterLines="0" w:line="400" w:lineRule="exact"/>
-        <w:jc w:val="left"/>
-        <w:outlineLvl w:val="2"/>
-        <w:rPr>
-          <w:rFonts w:ascii="宋体" w:eastAsia="宋体" w:hAnsi="宋体"/>
-          <w:b/>
-          <w:sz w:val="24"/>
-        </w:rPr>
-        <w:sectPr>
+          <w:headerReference w:type="default" r:id="rId21"/>
           <w:footerReference w:type="default" r:id="rId22"/>
           <w:pgSz w:w="11906" w:h="16838" w:code="9"/>
           <w:pgMar w:top="1134" w:right="1134" w:bottom="1134" w:left="1134" w:header="850" w:footer="992" w:gutter="284"/>
@@ -2960,61 +2245,692 @@
           <w:docGrid w:linePitch="312"/>
         </w:sectPr>
       </w:pPr>
-    </w:p>
-    <w:bookmarkStart w:id="8" w:name="_Toc236666525" w:displacedByCustomXml="next"/>
+      <w:r>
+        <w:br w:type="page"/>
+      </w:r>
+    </w:p>
     <w:sdt>
       <w:sdtPr>
-        <w:alias w:val="body.heading.level1"/>
-        <w:tag w:val="docfit.slot.conclusion.title"/>
-        <w:id w:val="176000028"/>
-        <w:text/>
+        <w:alias w:val="body.chapters"/>
+        <w:tag w:val="body.chapters.1"/>
+        <w:id w:val="259544921"/>
       </w:sdtPr>
       <w:sdtContent>
         <w:p>
           <w:pPr>
             <w:pStyle w:val="1"/>
             <w:spacing w:before="480" w:after="360" w:line="400" w:lineRule="exact"/>
+            <w:outlineLvl w:val="0"/>
           </w:pPr>
-          <w:r>
-            <w:rPr>
-              <w:rFonts w:hint="eastAsia"/>
-              <w:color w:val="767676"/>
-            </w:rPr>
-            <w:t>第 X 章 结论与展望</w:t>
-          </w:r>
+          <w:bookmarkStart w:id="3" w:name="_Toc55767856"/>
+          <w:sdt>
+            <w:sdtPr>
+              <w:alias w:val="body.heading.outline1"/>
+              <w:tag w:val="body.heading.level1.1"/>
+              <w:id w:val="154217325"/>
+              <w:text/>
+            </w:sdtPr>
+            <w:sdtContent>
+              <w:r>
+                <w:rPr>
+                  <w:rFonts w:hint="eastAsia" w:ascii="黑体" w:hAnsi="黑体" w:eastAsia="黑体" w:cs="Times New Roman"/>
+                  <w:color w:val="000000"/>
+                </w:rPr>
+                <w:t xml:space="preserve">【一级章标题】</w:t>
+              </w:r>
+              <w:r>
+                <w:rPr>
+                  <w:rFonts w:hint="eastAsia"/>
+                  <w:color w:val="000000"/>
+                </w:rPr>
+                <w:t/>
+              </w:r>
+              <w:r>
+                <w:rPr>
+                  <w:rFonts w:hint="eastAsia"/>
+                  <w:color w:val="000000"/>
+                </w:rPr>
+                <w:t xml:space="preserve"/>
+              </w:r>
+              <w:r>
+                <w:rPr>
+                  <w:color w:val="000000"/>
+                </w:rPr>
+                <w:t xml:space="preserve"/>
+              </w:r>
+              <w:r>
+                <w:rPr>
+                  <w:rFonts w:hint="eastAsia"/>
+                  <w:color w:val="000000"/>
+                </w:rPr>
+                <w:t/>
+              </w:r>
+              <w:r>
+                <w:rPr>
+                  <w:rFonts w:hint="eastAsia"/>
+                  <w:color w:val="000000"/>
+                </w:rPr>
+                <w:t/>
+              </w:r>
+              <w:r>
+                <w:rPr>
+                  <w:color w:val="000000"/>
+                </w:rPr>
+                <w:t/>
+              </w:r>
+              <w:r>
+                <w:rPr>
+                  <w:rFonts w:hint="eastAsia"/>
+                  <w:color w:val="000000"/>
+                </w:rPr>
+                <w:t/>
+              </w:r>
+              <w:r>
+                <w:rPr>
+                  <w:rFonts w:hint="eastAsia"/>
+                  <w:color w:val="000000"/>
+                </w:rPr>
+                <w:t/>
+              </w:r>
+              <w:r>
+                <w:rPr>
+                  <w:rFonts w:hint="eastAsia"/>
+                  <w:color w:val="000000"/>
+                </w:rPr>
+                <w:t/>
+              </w:r>
+            </w:sdtContent>
+          </w:sdt>
+          <w:bookmarkEnd w:id="2"/>
         </w:p>
-      </w:sdtContent>
-    </w:sdt>
-    <w:bookmarkEnd w:id="8" w:displacedByCustomXml="prev"/>
-    <w:sdt>
-      <w:sdtPr>
-        <w:alias w:val="body.paragraph"/>
-        <w:tag w:val="docfit.slot.conclusion.body"/>
-        <w:id w:val="176000029"/>
-      </w:sdtPr>
-      <w:sdtContent>
         <w:p>
           <w:pPr>
             <w:snapToGrid w:val="0"/>
             <w:spacing w:line="400" w:lineRule="exact"/>
-            <w:ind w:firstLineChars="225" w:firstLine="473"/>
+            <w:ind w:firstLineChars="225" w:firstLine="540"/>
             <w:rPr>
               <w:rFonts w:ascii="宋体" w:hAnsi="宋体"/>
-              <w:color w:val="FF0000"/>
+              <w:color w:val="000000"/>
               <w:sz w:val="24"/>
             </w:rPr>
           </w:pPr>
           <w:r>
             <w:rPr>
-              <w:rFonts w:hint="eastAsia"/>
-              <w:color w:val="767676"/>
-              <w:sz w:val="24"/>
-            </w:rPr>
-            <w:t>【请填写结论与展望】</w:t>
-          </w:r>
+              <w:rFonts w:ascii="宋体" w:hAnsi="宋体" w:hint="eastAsia"/>
+              <w:color w:val="000000"/>
+              <w:sz w:val="24"/>
+            </w:rPr>
+            <w:t/>
+          </w:r>
+          <w:r>
+            <w:rPr>
+              <w:rFonts w:ascii="宋体" w:hAnsi="宋体"/>
+              <w:color w:val="000000"/>
+              <w:sz w:val="24"/>
+            </w:rPr>
+            <w:t/>
+          </w:r>
+          <w:r>
+            <w:rPr>
+              <w:rFonts w:ascii="宋体" w:hAnsi="宋体"/>
+              <w:color w:val="000000"/>
+              <w:sz w:val="24"/>
+            </w:rPr>
+            <w:t/>
+          </w:r>
+          <w:r>
+            <w:rPr>
+              <w:rFonts w:ascii="宋体" w:hAnsi="宋体" w:hint="eastAsia"/>
+              <w:color w:val="000000"/>
+              <w:sz w:val="24"/>
+            </w:rPr>
+            <w:t/>
+          </w:r>
+          <w:r>
+            <w:rPr>
+              <w:rFonts w:ascii="宋体" w:hAnsi="宋体"/>
+              <w:color w:val="000000"/>
+              <w:sz w:val="24"/>
+            </w:rPr>
+            <w:t/>
+          </w:r>
+          <w:r>
+            <w:rPr>
+              <w:rFonts w:ascii="宋体" w:hAnsi="宋体" w:hint="eastAsia"/>
+              <w:color w:val="000000"/>
+              <w:sz w:val="24"/>
+            </w:rPr>
+            <w:t/>
+          </w:r>
+          <w:r>
+            <w:rPr>
+              <w:rFonts w:ascii="宋体" w:hAnsi="宋体"/>
+              <w:color w:val="000000"/>
+              <w:sz w:val="24"/>
+            </w:rPr>
+            <w:t/>
+          </w:r>
+          <w:bookmarkEnd w:id="3"/>
+        </w:p>
+        <w:p>
+          <w:pPr>
+            <w:spacing w:line="400" w:lineRule="exact"/>
+            <w:ind w:firstLineChars="200" w:firstLine="480"/>
+            <w:rPr>
+              <w:rFonts w:ascii="宋体" w:hAnsi="宋体"/>
+              <w:color w:val="000000"/>
+              <w:sz w:val="24"/>
+            </w:rPr>
+          </w:pPr>
+          <w:sdt>
+            <w:sdtPr>
+              <w:alias w:val="body.paragraph"/>
+              <w:tag w:val="body.paragraph.2"/>
+              <w:id w:val="186434710"/>
+            </w:sdtPr>
+            <w:sdtContent>
+              <w:r>
+                <w:rPr>
+                  <w:rFonts w:hint="eastAsia" w:ascii="Times New Roman" w:hAnsi="Times New Roman" w:eastAsia="宋体" w:cs="Times New Roman"/>
+                  <w:color w:val="000000"/>
+                  <w:sz w:val="24"/>
+                </w:rPr>
+                <w:t xml:space="preserve">【正文段落】</w:t>
+              </w:r>
+              <w:r>
+                <w:rPr>
+                  <w:rFonts w:ascii="黑体" w:eastAsia="黑体" w:hAnsi="宋体" w:hint="eastAsia"/>
+                  <w:color w:val="000000"/>
+                  <w:sz w:val="24"/>
+                </w:rPr>
+                <w:t/>
+              </w:r>
+              <w:r>
+                <w:rPr>
+                  <w:rFonts w:ascii="宋体" w:hAnsi="宋体" w:hint="eastAsia"/>
+                  <w:color w:val="000000"/>
+                  <w:sz w:val="24"/>
+                </w:rPr>
+                <w:t/>
+              </w:r>
+              <w:r>
+                <w:rPr>
+                  <w:rFonts w:ascii="宋体" w:hAnsi="宋体" w:hint="eastAsia"/>
+                  <w:color w:val="000000"/>
+                  <w:sz w:val="24"/>
+                </w:rPr>
+                <w:t/>
+              </w:r>
+              <w:r>
+                <w:rPr>
+                  <w:rFonts w:ascii="宋体" w:hAnsi="宋体" w:hint="eastAsia"/>
+                  <w:color w:val="000000"/>
+                  <w:sz w:val="24"/>
+                </w:rPr>
+                <w:t/>
+              </w:r>
+              <w:r>
+                <w:rPr>
+                  <w:color w:val="000000"/>
+                  <w:sz w:val="24"/>
+                </w:rPr>
+                <w:t/>
+              </w:r>
+              <w:r>
+                <w:rPr>
+                  <w:rFonts w:hint="eastAsia"/>
+                  <w:color w:val="000000"/>
+                  <w:sz w:val="24"/>
+                </w:rPr>
+                <w:t/>
+              </w:r>
+              <w:r>
+                <w:rPr>
+                  <w:color w:val="000000"/>
+                  <w:sz w:val="24"/>
+                </w:rPr>
+                <w:t/>
+              </w:r>
+              <w:r>
+                <w:rPr>
+                  <w:rFonts w:hint="eastAsia"/>
+                  <w:color w:val="000000"/>
+                  <w:sz w:val="24"/>
+                </w:rPr>
+                <w:t/>
+              </w:r>
+              <w:r>
+                <w:rPr>
+                  <w:color w:val="000000"/>
+                  <w:sz w:val="24"/>
+                </w:rPr>
+                <w:t xml:space="preserve"/>
+              </w:r>
+              <w:r>
+                <w:rPr>
+                  <w:rFonts w:hint="eastAsia"/>
+                  <w:color w:val="000000"/>
+                  <w:sz w:val="24"/>
+                </w:rPr>
+                <w:t/>
+              </w:r>
+              <w:r>
+                <w:rPr>
+                  <w:rFonts w:ascii="宋体" w:hAnsi="宋体" w:hint="eastAsia"/>
+                  <w:color w:val="000000"/>
+                  <w:sz w:val="24"/>
+                </w:rPr>
+                <w:t/>
+              </w:r>
+              <w:r>
+                <w:rPr>
+                  <w:rFonts w:hint="eastAsia"/>
+                  <w:color w:val="000000"/>
+                  <w:sz w:val="24"/>
+                </w:rPr>
+                <w:t/>
+              </w:r>
+              <w:r>
+                <w:rPr>
+                  <w:rFonts w:ascii="宋体" w:hAnsi="宋体" w:hint="eastAsia"/>
+                  <w:color w:val="000000"/>
+                  <w:sz w:val="24"/>
+                </w:rPr>
+                <w:t/>
+              </w:r>
+            </w:sdtContent>
+          </w:sdt>
+        </w:p>
+        <w:p>
+          <w:pPr>
+            <w:pStyle w:val="23"/>
+            <w:spacing w:beforeLines="0" w:afterLines="0" w:line="400" w:lineRule="exact"/>
+            <w:jc w:val="left"/>
+            <w:outlineLvl w:val="1"/>
+            <w:rPr>
+              <w:rFonts w:ascii="黑体" w:hAnsi="黑体"/>
+              <w:color w:val="000000"/>
+              <w:szCs w:val="28"/>
+            </w:rPr>
+          </w:pPr>
+          <w:sdt>
+            <w:sdtPr>
+              <w:alias w:val="body.heading.outline2"/>
+              <w:tag w:val="body.heading.level2.1"/>
+              <w:id w:val="61459253"/>
+              <w:text/>
+            </w:sdtPr>
+            <w:sdtContent>
+              <w:r>
+                <w:rPr>
+                  <w:rFonts w:ascii="黑体" w:hAnsi="黑体" w:hint="eastAsia" w:eastAsia="黑体" w:cs="Times New Roman"/>
+                  <w:color w:val="000000"/>
+                  <w:szCs w:val="28"/>
+                </w:rPr>
+                <w:t xml:space="preserve">【二级标题】</w:t>
+              </w:r>
+              <w:r>
+                <w:rPr>
+                  <w:rFonts w:ascii="黑体" w:hAnsi="黑体" w:hint="eastAsia"/>
+                  <w:color w:val="000000"/>
+                  <w:szCs w:val="28"/>
+                </w:rPr>
+                <w:t/>
+              </w:r>
+              <w:r>
+                <w:rPr>
+                  <w:rFonts w:ascii="黑体" w:hAnsi="黑体" w:hint="eastAsia"/>
+                  <w:color w:val="000000"/>
+                  <w:szCs w:val="28"/>
+                </w:rPr>
+                <w:t/>
+              </w:r>
+              <w:r>
+                <w:rPr>
+                  <w:rFonts w:ascii="黑体" w:hAnsi="黑体" w:hint="eastAsia"/>
+                  <w:color w:val="000000"/>
+                  <w:szCs w:val="28"/>
+                </w:rPr>
+                <w:t/>
+              </w:r>
+              <w:r>
+                <w:rPr>
+                  <w:rFonts w:ascii="黑体" w:hAnsi="黑体" w:hint="eastAsia"/>
+                  <w:color w:val="000000"/>
+                  <w:szCs w:val="28"/>
+                </w:rPr>
+                <w:t/>
+              </w:r>
+              <w:r>
+                <w:rPr>
+                  <w:rFonts w:ascii="黑体" w:hAnsi="黑体" w:hint="eastAsia"/>
+                  <w:color w:val="000000"/>
+                  <w:szCs w:val="28"/>
+                </w:rPr>
+                <w:t/>
+              </w:r>
+              <w:r>
+                <w:rPr>
+                  <w:rFonts w:ascii="黑体" w:hAnsi="黑体" w:hint="eastAsia"/>
+                  <w:color w:val="000000"/>
+                  <w:szCs w:val="28"/>
+                </w:rPr>
+                <w:t/>
+              </w:r>
+              <w:r>
+                <w:rPr>
+                  <w:rFonts w:ascii="黑体" w:hAnsi="黑体" w:hint="eastAsia"/>
+                  <w:color w:val="000000"/>
+                  <w:szCs w:val="28"/>
+                </w:rPr>
+                <w:t/>
+              </w:r>
+            </w:sdtContent>
+          </w:sdt>
+        </w:p>
+        <w:p>
+          <w:pPr>
+            <w:pStyle w:val="23"/>
+            <w:spacing w:beforeLines="0" w:afterLines="0" w:line="400" w:lineRule="exact"/>
+            <w:jc w:val="left"/>
+            <w:outlineLvl w:val="2"/>
+            <w:rPr>
+              <w:rFonts w:ascii="宋体" w:eastAsia="宋体" w:hAnsi="宋体"/>
+              <w:color w:val="000000"/>
+              <w:sz w:val="24"/>
+            </w:rPr>
+          </w:pPr>
+          <w:sdt>
+            <w:sdtPr>
+              <w:alias w:val="body.heading.outline3"/>
+              <w:tag w:val="body.heading.level3.1"/>
+              <w:id w:val="97352594"/>
+              <w:text/>
+            </w:sdtPr>
+            <w:sdtContent>
+              <w:r>
+                <w:rPr>
+                  <w:rFonts w:ascii="宋体" w:eastAsia="宋体" w:hAnsi="宋体" w:hint="eastAsia" w:cs="Times New Roman"/>
+                  <w:color w:val="000000"/>
+                  <w:sz w:val="24"/>
+                </w:rPr>
+                <w:t xml:space="preserve">【三级标题】</w:t>
+              </w:r>
+              <w:r>
+                <w:rPr>
+                  <w:rFonts w:ascii="宋体" w:eastAsia="宋体" w:hAnsi="宋体" w:hint="eastAsia"/>
+                  <w:color w:val="000000"/>
+                  <w:sz w:val="24"/>
+                </w:rPr>
+                <w:t/>
+              </w:r>
+              <w:r>
+                <w:rPr>
+                  <w:rFonts w:ascii="宋体" w:eastAsia="宋体" w:hAnsi="宋体" w:hint="eastAsia"/>
+                  <w:color w:val="000000"/>
+                  <w:sz w:val="24"/>
+                </w:rPr>
+                <w:t/>
+              </w:r>
+            </w:sdtContent>
+          </w:sdt>
         </w:p>
       </w:sdtContent>
     </w:sdt>
+    <w:p>
+      <w:pPr>
+        <w:pStyle w:val="23"/>
+        <w:spacing w:beforeLines="0" w:afterLines="0" w:line="400" w:lineRule="exact"/>
+        <w:jc w:val="left"/>
+        <w:outlineLvl w:val="9"/>
+        <w:rPr>
+          <w:rFonts w:ascii="宋体" w:eastAsia="宋体" w:hAnsi="宋体"/>
+          <w:b/>
+          <w:sz w:val="24"/>
+        </w:rPr>
+      </w:pPr>
+    </w:p>
+    <w:p>
+      <w:pPr>
+        <w:pStyle w:val="23"/>
+        <w:spacing w:beforeLines="0" w:afterLines="0" w:line="400" w:lineRule="exact"/>
+        <w:jc w:val="left"/>
+        <w:outlineLvl w:val="9"/>
+        <w:rPr>
+          <w:rFonts w:ascii="宋体" w:eastAsia="宋体" w:hAnsi="宋体"/>
+          <w:b/>
+          <w:sz w:val="24"/>
+        </w:rPr>
+        <w:sectPr>
+          <w:footerReference w:type="default" r:id="rId23"/>
+          <w:pgSz w:w="11906" w:h="16838" w:code="9"/>
+          <w:pgMar w:top="1134" w:right="1134" w:bottom="1134" w:left="1134" w:header="850" w:footer="992" w:gutter="284"/>
+          <w:pgNumType w:start="1"/>
+          <w:cols w:space="425"/>
+          <w:docGrid w:linePitch="312"/>
+        </w:sectPr>
+      </w:pPr>
+    </w:p>
+    <w:p>
+      <w:pPr>
+        <w:pStyle w:val="1"/>
+        <w:spacing w:before="480" w:after="360" w:line="400" w:lineRule="exact"/>
+        <w:outlineLvl w:val="0"/>
+      </w:pPr>
+      <w:bookmarkStart w:id="4" w:name="_Toc55767861"/>
+      <w:r>
+        <w:rPr>
+          <w:rFonts w:hint="eastAsia"/>
+        </w:rPr>
+        <w:lastRenderedPageBreak/>
+        <w:t>第</w:t>
+      </w:r>
+      <w:r>
+        <w:rPr>
+          <w:rFonts w:hint="eastAsia"/>
+        </w:rPr>
+        <w:t>X</w:t>
+      </w:r>
+      <w:r>
+        <w:rPr>
+          <w:rFonts w:hint="eastAsia"/>
+        </w:rPr>
+        <w:t xml:space="preserve">章 </w:t>
+      </w:r>
+      <w:r>
+        <w:rPr>
+          <w:rFonts w:hint="eastAsia"/>
+        </w:rPr>
+        <w:t>结论</w:t>
+      </w:r>
+      <w:bookmarkEnd w:id="4"/>
+      <w:r>
+        <w:rPr>
+          <w:rFonts w:hint="eastAsia"/>
+        </w:rPr>
+        <w:t>与</w:t>
+      </w:r>
+      <w:r>
+        <w:t>展望</w:t>
+      </w:r>
+    </w:p>
+    <w:p>
+      <w:pPr>
+        <w:snapToGrid w:val="0"/>
+        <w:spacing w:line="400" w:lineRule="exact"/>
+        <w:ind w:firstLineChars="225" w:firstLine="540"/>
+        <w:rPr>
+          <w:rFonts w:ascii="宋体" w:hAnsi="宋体"/>
+          <w:color w:val="FF0000"/>
+          <w:sz w:val="24"/>
+        </w:rPr>
+      </w:pPr>
+      <w:sdt>
+        <w:sdtPr>
+          <w:alias w:val="body.paragraph"/>
+          <w:tag w:val="body.paragraph.3"/>
+          <w:id w:val="7337265"/>
+        </w:sdtPr>
+        <w:sdtContent>
+          <w:r>
+            <w:rPr>
+              <w:rFonts w:hint="eastAsia" w:ascii="Times New Roman" w:hAnsi="Times New Roman" w:eastAsia="宋体" w:cs="Times New Roman"/>
+              <w:color w:val="000000"/>
+              <w:sz w:val="24"/>
+            </w:rPr>
+            <w:t xml:space="preserve">【正文段落】</w:t>
+          </w:r>
+          <w:r>
+            <w:rPr>
+              <w:rFonts w:ascii="黑体" w:eastAsia="黑体" w:hAnsi="宋体" w:hint="eastAsia"/>
+              <w:color w:val="000000"/>
+              <w:sz w:val="24"/>
+            </w:rPr>
+            <w:t/>
+          </w:r>
+          <w:r>
+            <w:rPr>
+              <w:rFonts w:ascii="宋体" w:hAnsi="宋体" w:hint="eastAsia"/>
+              <w:color w:val="000000"/>
+              <w:sz w:val="24"/>
+            </w:rPr>
+            <w:t/>
+          </w:r>
+          <w:r>
+            <w:rPr>
+              <w:color w:val="000000"/>
+              <w:sz w:val="24"/>
+            </w:rPr>
+            <w:t/>
+          </w:r>
+          <w:r>
+            <w:rPr>
+              <w:color w:val="000000"/>
+              <w:sz w:val="24"/>
+            </w:rPr>
+            <w:t/>
+          </w:r>
+          <w:r>
+            <w:rPr>
+              <w:rFonts w:hint="eastAsia"/>
+              <w:color w:val="000000"/>
+              <w:sz w:val="24"/>
+            </w:rPr>
+            <w:t/>
+          </w:r>
+          <w:r>
+            <w:rPr>
+              <w:color w:val="000000"/>
+              <w:sz w:val="24"/>
+            </w:rPr>
+            <w:t/>
+          </w:r>
+          <w:r>
+            <w:rPr>
+              <w:rFonts w:hint="eastAsia"/>
+              <w:color w:val="000000"/>
+              <w:sz w:val="24"/>
+            </w:rPr>
+            <w:t/>
+          </w:r>
+          <w:r>
+            <w:rPr>
+              <w:color w:val="000000"/>
+              <w:sz w:val="24"/>
+            </w:rPr>
+            <w:t xml:space="preserve"/>
+          </w:r>
+          <w:r>
+            <w:rPr>
+              <w:rFonts w:hint="eastAsia"/>
+              <w:color w:val="000000"/>
+              <w:sz w:val="24"/>
+            </w:rPr>
+            <w:t/>
+          </w:r>
+          <w:r>
+            <w:rPr>
+              <w:rFonts w:ascii="宋体" w:hAnsi="宋体" w:hint="eastAsia"/>
+              <w:color w:val="000000"/>
+              <w:sz w:val="24"/>
+            </w:rPr>
+            <w:t/>
+          </w:r>
+          <w:r>
+            <w:rPr>
+              <w:rFonts w:ascii="宋体" w:hAnsi="宋体"/>
+              <w:color w:val="000000"/>
+              <w:sz w:val="24"/>
+            </w:rPr>
+            <w:t/>
+          </w:r>
+          <w:r>
+            <w:rPr>
+              <w:rFonts w:ascii="宋体" w:hAnsi="宋体" w:hint="eastAsia"/>
+              <w:color w:val="000000"/>
+              <w:sz w:val="24"/>
+            </w:rPr>
+            <w:t/>
+          </w:r>
+          <w:r>
+            <w:rPr>
+              <w:rFonts w:ascii="宋体" w:hAnsi="宋体"/>
+              <w:color w:val="000000"/>
+              <w:sz w:val="24"/>
+            </w:rPr>
+            <w:t/>
+          </w:r>
+          <w:r>
+            <w:rPr>
+              <w:rFonts w:ascii="宋体" w:hAnsi="宋体" w:hint="eastAsia"/>
+              <w:color w:val="000000"/>
+              <w:sz w:val="24"/>
+            </w:rPr>
+            <w:t/>
+          </w:r>
+          <w:r>
+            <w:rPr>
+              <w:rFonts w:ascii="宋体" w:hAnsi="宋体" w:hint="eastAsia"/>
+              <w:color w:val="000000"/>
+              <w:sz w:val="24"/>
+            </w:rPr>
+            <w:t/>
+          </w:r>
+          <w:r>
+            <w:rPr>
+              <w:rFonts w:hint="eastAsia"/>
+              <w:color w:val="000000"/>
+              <w:sz w:val="24"/>
+            </w:rPr>
+            <w:t/>
+          </w:r>
+          <w:r>
+            <w:rPr>
+              <w:rFonts w:hint="eastAsia"/>
+              <w:color w:val="000000"/>
+              <w:sz w:val="24"/>
+            </w:rPr>
+            <w:t/>
+          </w:r>
+          <w:r>
+            <w:rPr>
+              <w:rFonts w:hint="eastAsia"/>
+              <w:color w:val="000000"/>
+              <w:sz w:val="24"/>
+            </w:rPr>
+            <w:t/>
+          </w:r>
+          <w:r>
+            <w:rPr>
+              <w:rFonts w:ascii="宋体" w:hAnsi="宋体" w:hint="eastAsia"/>
+              <w:color w:val="000000"/>
+              <w:sz w:val="24"/>
+            </w:rPr>
+            <w:t/>
+          </w:r>
+        </w:sdtContent>
+      </w:sdt>
+    </w:p>
     <w:p>
       <w:pPr>
         <w:widowControl/>
@@ -3025,91 +2941,6 @@
           <w:kern w:val="44"/>
           <w:sz w:val="32"/>
           <w:szCs w:val="28"/>
-        </w:rPr>
-        <w:sectPr>
-          <w:footerReference w:type="default" r:id="rId23"/>
-          <w:pgSz w:w="11906" w:h="16838" w:code="9"/>
-          <w:pgMar w:top="1134" w:right="1134" w:bottom="1134" w:left="1134" w:header="850" w:footer="992" w:gutter="284"/>
-          <w:cols w:space="425"/>
-          <w:docGrid w:linePitch="312"/>
-        </w:sectPr>
-      </w:pPr>
-      <w:r>
-        <w:br w:type="page"/>
-      </w:r>
-    </w:p>
-    <w:p>
-      <w:pPr>
-        <w:pStyle w:val="1"/>
-        <w:spacing w:before="480" w:after="360" w:line="400" w:lineRule="exact"/>
-      </w:pPr>
-      <w:bookmarkStart w:id="9" w:name="_Toc236666526"/>
-      <w:r>
-        <w:rPr>
-          <w:rFonts w:hint="eastAsia"/>
-          <w:color w:val="000000"/>
-        </w:rPr>
-        <w:lastRenderedPageBreak/>
-        <w:t>参考文献</w:t>
-      </w:r>
-      <w:bookmarkEnd w:id="9"/>
-    </w:p>
-    <w:sdt>
-      <w:sdtPr>
-        <w:alias w:val="references.entries"/>
-        <w:tag w:val="docfit.slot.references.entries"/>
-        <w:id w:val="176000030"/>
-      </w:sdtPr>
-      <w:sdtContent>
-        <w:p>
-          <w:pPr>
-            <w:widowControl/>
-            <w:shd w:val="clear" w:color="auto" w:fill="FFFFFF"/>
-            <w:spacing w:line="400" w:lineRule="exact"/>
-            <w:ind w:firstLine="480"/>
-            <w:jc w:val="left"/>
-            <w:rPr>
-              <w:rFonts w:ascii="宋体" w:hAnsi="宋体" w:cs="Arial"/>
-              <w:color w:val="0000FF"/>
-              <w:kern w:val="0"/>
-            </w:rPr>
-          </w:pPr>
-          <w:r>
-            <w:rPr>
-              <w:rFonts w:ascii="宋体" w:hAnsi="宋体" w:cs="Arial"/>
-              <w:color w:val="767676"/>
-              <w:kern w:val="0"/>
-            </w:rPr>
-            <w:t>【请填写参考文献条目】</w:t>
-          </w:r>
-        </w:p>
-      </w:sdtContent>
-    </w:sdt>
-    <w:p>
-      <w:pPr>
-        <w:widowControl/>
-        <w:shd w:val="clear" w:color="auto" w:fill="FFFFFF"/>
-        <w:spacing w:line="400" w:lineRule="exact"/>
-        <w:ind w:firstLine="480"/>
-        <w:jc w:val="left"/>
-        <w:rPr>
-          <w:rFonts w:ascii="宋体" w:hAnsi="宋体" w:cs="Arial"/>
-          <w:color w:val="0000FF"/>
-          <w:kern w:val="0"/>
-        </w:rPr>
-      </w:pPr>
-    </w:p>
-    <w:p>
-      <w:pPr>
-        <w:widowControl/>
-        <w:shd w:val="clear" w:color="auto" w:fill="FFFFFF"/>
-        <w:spacing w:line="400" w:lineRule="exact"/>
-        <w:ind w:firstLine="480"/>
-        <w:jc w:val="left"/>
-        <w:rPr>
-          <w:rFonts w:ascii="宋体" w:hAnsi="宋体" w:cs="Arial"/>
-          <w:color w:val="333333"/>
-          <w:kern w:val="0"/>
         </w:rPr>
         <w:sectPr>
           <w:footerReference w:type="default" r:id="rId24"/>
@@ -3119,81 +2950,25 @@
           <w:docGrid w:linePitch="312"/>
         </w:sectPr>
       </w:pPr>
+      <w:bookmarkStart w:id="5" w:name="_Toc55767866"/>
+      <w:r>
+        <w:br w:type="page"/>
+      </w:r>
     </w:p>
     <w:p>
       <w:pPr>
         <w:pStyle w:val="1"/>
         <w:spacing w:before="480" w:after="360" w:line="400" w:lineRule="exact"/>
-      </w:pPr>
-      <w:bookmarkStart w:id="10" w:name="_Toc236666527"/>
+        <w:outlineLvl w:val="0"/>
+      </w:pPr>
       <w:r>
         <w:rPr>
           <w:rFonts w:hint="eastAsia"/>
-          <w:color w:val="000000"/>
         </w:rPr>
         <w:lastRenderedPageBreak/>
-        <w:t xml:space="preserve">附  录 </w:t>
-      </w:r>
-      <w:sdt>
-        <w:sdtPr>
-          <w:alias w:val="appendix.title"/>
-          <w:tag w:val="docfit.slot.appendix.title"/>
-          <w:id w:val="176000031"/>
-          <w:text/>
-        </w:sdtPr>
-        <w:sdtContent>
-          <w:r>
-            <w:rPr>
-              <w:color w:val="767676"/>
-            </w:rPr>
-            <w:t>附录名称</w:t>
-          </w:r>
-        </w:sdtContent>
-      </w:sdt>
-      <w:bookmarkEnd w:id="10"/>
-    </w:p>
-    <w:sdt>
-      <w:sdtPr>
-        <w:alias w:val="appendix.body"/>
-        <w:tag w:val="docfit.slot.appendix.body"/>
-        <w:id w:val="176000032"/>
-      </w:sdtPr>
-      <w:sdtContent>
-        <w:p>
-          <w:pPr>
-            <w:snapToGrid w:val="0"/>
-            <w:spacing w:line="400" w:lineRule="exact"/>
-            <w:ind w:firstLineChars="225" w:firstLine="473"/>
-            <w:rPr>
-              <w:rFonts w:ascii="宋体" w:hAnsi="宋体"/>
-              <w:b/>
-              <w:color w:val="FF0000"/>
-              <w:sz w:val="24"/>
-            </w:rPr>
-          </w:pPr>
-          <w:r>
-            <w:rPr>
-              <w:rFonts w:ascii="宋体" w:hAnsi="宋体" w:hint="eastAsia"/>
-              <w:color w:val="767676"/>
-              <w:sz w:val="24"/>
-            </w:rPr>
-            <w:t>【可选：请填写附录内容】</w:t>
-          </w:r>
-        </w:p>
-      </w:sdtContent>
-    </w:sdt>
-    <w:p>
-      <w:pPr>
-        <w:snapToGrid w:val="0"/>
-        <w:spacing w:line="400" w:lineRule="exact"/>
-        <w:ind w:firstLineChars="225" w:firstLine="542"/>
-        <w:rPr>
-          <w:rFonts w:ascii="宋体" w:hAnsi="宋体"/>
-          <w:b/>
-          <w:color w:val="FF0000"/>
-          <w:sz w:val="24"/>
-        </w:rPr>
-      </w:pPr>
+        <w:t>参考文献</w:t>
+      </w:r>
+      <w:bookmarkEnd w:id="5"/>
     </w:p>
     <w:p>
       <w:pPr>
@@ -3204,6 +2979,247 @@
           <w:rFonts w:ascii="宋体" w:hAnsi="宋体"/>
           <w:color w:val="FF0000"/>
           <w:sz w:val="24"/>
+        </w:rPr>
+      </w:pPr>
+      <w:r>
+        <w:rPr>
+          <w:rFonts w:ascii="宋体" w:hAnsi="宋体" w:hint="eastAsia"/>
+          <w:color w:val="FF0000"/>
+          <w:sz w:val="24"/>
+        </w:rPr>
+        <w:t/>
+      </w:r>
+      <w:r>
+        <w:rPr>
+          <w:rFonts w:ascii="宋体" w:hAnsi="宋体"/>
+          <w:color w:val="FF0000"/>
+          <w:sz w:val="24"/>
+        </w:rPr>
+        <w:t/>
+      </w:r>
+    </w:p>
+    <w:p>
+      <w:pPr>
+        <w:snapToGrid w:val="0"/>
+        <w:spacing w:line="400" w:lineRule="exact"/>
+        <w:ind w:firstLineChars="225" w:firstLine="540"/>
+        <w:rPr>
+          <w:rFonts w:ascii="宋体" w:hAnsi="宋体"/>
+          <w:color w:val="FF0000"/>
+          <w:sz w:val="24"/>
+        </w:rPr>
+      </w:pPr>
+      <w:r>
+        <w:rPr>
+          <w:rFonts w:ascii="宋体" w:hAnsi="宋体" w:hint="eastAsia"/>
+          <w:color w:val="FF0000"/>
+          <w:sz w:val="24"/>
+        </w:rPr>
+        <w:t/>
+      </w:r>
+      <w:r>
+        <w:rPr>
+          <w:rFonts w:ascii="宋体" w:hAnsi="宋体"/>
+          <w:color w:val="FF0000"/>
+          <w:sz w:val="24"/>
+        </w:rPr>
+        <w:t/>
+      </w:r>
+      <w:r>
+        <w:rPr>
+          <w:rFonts w:ascii="宋体" w:hAnsi="宋体" w:hint="eastAsia"/>
+          <w:color w:val="FF0000"/>
+          <w:sz w:val="24"/>
+        </w:rPr>
+        <w:t/>
+      </w:r>
+    </w:p>
+    <w:p>
+      <w:pPr>
+        <w:snapToGrid w:val="0"/>
+        <w:spacing w:line="400" w:lineRule="exact"/>
+        <w:ind w:firstLineChars="225" w:firstLine="540"/>
+        <w:rPr>
+          <w:rFonts w:ascii="宋体" w:hAnsi="宋体"/>
+          <w:color w:val="FF0000"/>
+          <w:sz w:val="24"/>
+        </w:rPr>
+      </w:pPr>
+      <w:r>
+        <w:rPr>
+          <w:rFonts w:ascii="宋体" w:hAnsi="宋体"/>
+          <w:color w:val="FF0000"/>
+          <w:sz w:val="24"/>
+        </w:rPr>
+        <w:t/>
+      </w:r>
+    </w:p>
+    <w:p>
+      <w:pPr>
+        <w:snapToGrid w:val="0"/>
+        <w:spacing w:line="400" w:lineRule="exact"/>
+        <w:ind w:firstLineChars="225" w:firstLine="540"/>
+        <w:rPr>
+          <w:rFonts w:ascii="宋体" w:hAnsi="宋体"/>
+          <w:color w:val="FF0000"/>
+          <w:sz w:val="24"/>
+        </w:rPr>
+      </w:pPr>
+      <w:r>
+        <w:rPr>
+          <w:rFonts w:ascii="宋体" w:hAnsi="宋体" w:hint="eastAsia"/>
+          <w:color w:val="FF0000"/>
+          <w:sz w:val="24"/>
+        </w:rPr>
+        <w:t/>
+      </w:r>
+    </w:p>
+    <w:p>
+      <w:pPr>
+        <w:widowControl/>
+        <w:shd w:val="clear" w:color="auto" w:fill="FFFFFF"/>
+        <w:spacing w:beforeLines="50" w:before="120" w:line="400" w:lineRule="exact"/>
+        <w:ind w:firstLine="482"/>
+        <w:jc w:val="left"/>
+        <w:rPr>
+          <w:rFonts w:ascii="宋体" w:hAnsi="宋体" w:cs="Arial"/>
+          <w:color w:val="0000FF"/>
+          <w:kern w:val="0"/>
+        </w:rPr>
+      </w:pPr>
+      <w:r>
+        <w:rPr>
+          <w:rFonts w:ascii="宋体" w:hAnsi="宋体" w:cs="Arial"/>
+          <w:b/>
+          <w:bCs/>
+          <w:color w:val="0000FF"/>
+          <w:kern w:val="0"/>
+        </w:rPr>
+        <w:t/>
+      </w:r>
+      <w:r>
+        <w:rPr>
+          <w:rFonts w:ascii="宋体" w:hAnsi="宋体" w:cs="Arial" w:hint="eastAsia"/>
+          <w:b/>
+          <w:bCs/>
+          <w:color w:val="0000FF"/>
+          <w:kern w:val="0"/>
+        </w:rPr>
+        <w:t/>
+      </w:r>
+    </w:p>
+    <w:p>
+      <w:pPr>
+        <w:widowControl/>
+        <w:shd w:val="clear" w:color="auto" w:fill="FFFFFF"/>
+        <w:spacing w:line="400" w:lineRule="exact"/>
+        <w:ind w:firstLine="480"/>
+        <w:jc w:val="left"/>
+        <w:rPr>
+          <w:rFonts w:ascii="宋体" w:hAnsi="宋体" w:cs="Arial"/>
+          <w:color w:val="0000FF"/>
+          <w:kern w:val="0"/>
+        </w:rPr>
+      </w:pPr>
+      <w:sdt>
+        <w:sdtPr>
+          <w:alias w:val="references.entries"/>
+          <w:tag w:val="references.entries.1"/>
+          <w:id w:val="139026746"/>
+        </w:sdtPr>
+        <w:sdtContent>
+          <w:r>
+            <w:rPr>
+              <w:rFonts w:ascii="宋体" w:hAnsi="宋体" w:cs="Arial" w:eastAsia="宋体"/>
+              <w:color w:val="000000"/>
+              <w:kern w:val="0"/>
+            </w:rPr>
+            <w:t xml:space="preserve">【参考文献条目】</w:t>
+          </w:r>
+        </w:sdtContent>
+      </w:sdt>
+    </w:p>
+    <w:p>
+      <w:pPr>
+        <w:widowControl/>
+        <w:shd w:val="clear" w:color="auto" w:fill="FFFFFF"/>
+        <w:spacing w:line="400" w:lineRule="exact"/>
+        <w:ind w:firstLine="480"/>
+        <w:jc w:val="left"/>
+        <w:rPr>
+          <w:rFonts w:ascii="宋体" w:hAnsi="宋体" w:cs="Arial"/>
+          <w:color w:val="0000FF"/>
+          <w:kern w:val="0"/>
+        </w:rPr>
+      </w:pPr>
+      <w:r>
+        <w:rPr>
+          <w:rFonts w:ascii="宋体" w:hAnsi="宋体" w:cs="Arial"/>
+          <w:color w:val="0000FF"/>
+          <w:kern w:val="0"/>
+        </w:rPr>
+        <w:t/>
+      </w:r>
+    </w:p>
+    <w:p>
+      <w:pPr>
+        <w:widowControl/>
+        <w:shd w:val="clear" w:color="auto" w:fill="FFFFFF"/>
+        <w:spacing w:line="400" w:lineRule="exact"/>
+        <w:ind w:firstLine="480"/>
+        <w:jc w:val="left"/>
+        <w:rPr>
+          <w:rFonts w:ascii="宋体" w:hAnsi="宋体" w:cs="Arial"/>
+          <w:color w:val="0000FF"/>
+          <w:kern w:val="0"/>
+        </w:rPr>
+      </w:pPr>
+      <w:r>
+        <w:rPr>
+          <w:rFonts w:ascii="宋体" w:hAnsi="宋体" w:cs="Arial"/>
+          <w:b/>
+          <w:bCs/>
+          <w:color w:val="0000FF"/>
+          <w:kern w:val="0"/>
+        </w:rPr>
+        <w:t/>
+      </w:r>
+      <w:r>
+        <w:rPr>
+          <w:rFonts w:ascii="宋体" w:hAnsi="宋体" w:cs="Arial" w:hint="eastAsia"/>
+          <w:b/>
+          <w:bCs/>
+          <w:color w:val="0000FF"/>
+          <w:kern w:val="0"/>
+        </w:rPr>
+        <w:t/>
+      </w:r>
+    </w:p>
+    <w:p>
+      <w:pPr>
+        <w:widowControl/>
+        <w:shd w:val="clear" w:color="auto" w:fill="FFFFFF"/>
+        <w:spacing w:line="400" w:lineRule="exact"/>
+        <w:ind w:firstLine="480"/>
+        <w:jc w:val="left"/>
+        <w:rPr>
+          <w:rFonts w:ascii="宋体" w:hAnsi="宋体" w:cs="Arial"/>
+          <w:color w:val="0000FF"/>
+          <w:kern w:val="0"/>
+        </w:rPr>
+      </w:pPr>
+    </w:p>
+    <w:p>
+      <w:pPr>
+        <w:widowControl/>
+        <w:shd w:val="clear" w:color="auto" w:fill="FFFFFF"/>
+        <w:spacing w:line="400" w:lineRule="exact"/>
+        <w:ind w:firstLine="480"/>
+        <w:jc w:val="left"/>
+        <w:rPr>
+          <w:rFonts w:ascii="宋体" w:hAnsi="宋体" w:cs="Arial"/>
+          <w:color w:val="333333"/>
+          <w:kern w:val="0"/>
         </w:rPr>
         <w:sectPr>
           <w:footerReference w:type="default" r:id="rId25"/>
@@ -3218,48 +3234,47 @@
       <w:pPr>
         <w:pStyle w:val="1"/>
         <w:spacing w:before="480" w:after="360" w:line="400" w:lineRule="exact"/>
-      </w:pPr>
-      <w:bookmarkStart w:id="11" w:name="_Toc236666528"/>
+        <w:outlineLvl w:val="0"/>
+      </w:pPr>
+      <w:bookmarkStart w:id="6" w:name="_Toc55767867"/>
       <w:r>
         <w:rPr>
           <w:rFonts w:hint="eastAsia"/>
-          <w:color w:val="000000"/>
         </w:rPr>
         <w:lastRenderedPageBreak/>
-        <w:t>相关的学术成果目录</w:t>
-      </w:r>
-      <w:bookmarkEnd w:id="11"/>
-    </w:p>
-    <w:sdt>
-      <w:sdtPr>
-        <w:alias w:val="achievements.entries"/>
-        <w:tag w:val="docfit.slot.academic_achievements.body"/>
-        <w:id w:val="176000033"/>
-      </w:sdtPr>
-      <w:sdtContent>
-        <w:p>
-          <w:pPr>
-            <w:snapToGrid w:val="0"/>
-            <w:spacing w:line="400" w:lineRule="exact"/>
-            <w:ind w:firstLineChars="225" w:firstLine="473"/>
-            <w:rPr>
-              <w:rFonts w:ascii="宋体" w:hAnsi="宋体"/>
-              <w:b/>
-              <w:color w:val="FF0000"/>
-              <w:sz w:val="24"/>
-            </w:rPr>
-          </w:pPr>
-          <w:r>
-            <w:rPr>
-              <w:rFonts w:ascii="宋体" w:hAnsi="宋体" w:hint="eastAsia"/>
-              <w:color w:val="767676"/>
-              <w:sz w:val="24"/>
-            </w:rPr>
-            <w:t>【可选：请填写相关学术成果；无内容可删除本页】</w:t>
-          </w:r>
-        </w:p>
-      </w:sdtContent>
-    </w:sdt>
+        <w:t xml:space="preserve">附 </w:t>
+      </w:r>
+      <w:r>
+        <w:t xml:space="preserve"> </w:t>
+      </w:r>
+      <w:r>
+        <w:rPr>
+          <w:rFonts w:hint="eastAsia"/>
+        </w:rPr>
+        <w:t>录</w:t>
+      </w:r>
+      <w:r>
+        <w:t xml:space="preserve"> </w:t>
+      </w:r>
+      <w:sdt>
+        <w:sdtPr>
+          <w:alias w:val="appendix.title"/>
+          <w:tag w:val="appendix.title.1"/>
+          <w:id w:val="155505816"/>
+          <w:text/>
+        </w:sdtPr>
+        <w:sdtContent>
+          <w:r>
+            <w:rPr>
+              <w:rFonts w:hint="eastAsia" w:ascii="黑体" w:hAnsi="黑体" w:eastAsia="黑体" w:cs="Times New Roman"/>
+              <w:color w:val="000000"/>
+            </w:rPr>
+            <w:t xml:space="preserve">【附录标题】</w:t>
+          </w:r>
+        </w:sdtContent>
+      </w:sdt>
+      <w:bookmarkEnd w:id="6"/>
+    </w:p>
     <w:p>
       <w:pPr>
         <w:snapToGrid w:val="0"/>
@@ -3267,16 +3282,59 @@
         <w:ind w:firstLineChars="225" w:firstLine="540"/>
         <w:rPr>
           <w:rFonts w:ascii="宋体" w:hAnsi="宋体"/>
-          <w:sz w:val="24"/>
-        </w:rPr>
-      </w:pPr>
-    </w:p>
-    <w:p>
-      <w:pPr>
-        <w:pStyle w:val="1"/>
-        <w:spacing w:before="480" w:after="360" w:line="400" w:lineRule="exact"/>
+          <w:b/>
+          <w:color w:val="FF0000"/>
+          <w:sz w:val="24"/>
+        </w:rPr>
+      </w:pPr>
+      <w:sdt>
+        <w:sdtPr>
+          <w:alias w:val="appendix.body"/>
+          <w:tag w:val="appendix.body.1"/>
+          <w:id w:val="144186350"/>
+        </w:sdtPr>
+        <w:sdtContent>
+          <w:r>
+            <w:rPr>
+              <w:rFonts w:ascii="宋体" w:hAnsi="宋体" w:hint="eastAsia" w:eastAsia="宋体" w:cs="Times New Roman"/>
+              <w:color w:val="000000"/>
+              <w:sz w:val="24"/>
+            </w:rPr>
+            <w:t xml:space="preserve">【附录内容】</w:t>
+          </w:r>
+          <w:r>
+            <w:rPr>
+              <w:rFonts w:ascii="宋体" w:hAnsi="宋体" w:hint="eastAsia"/>
+              <w:b/>
+              <w:color w:val="000000"/>
+              <w:sz w:val="24"/>
+            </w:rPr>
+            <w:t/>
+          </w:r>
+        </w:sdtContent>
+      </w:sdt>
+    </w:p>
+    <w:p>
+      <w:pPr>
+        <w:snapToGrid w:val="0"/>
+        <w:spacing w:line="400" w:lineRule="exact"/>
+        <w:ind w:firstLineChars="225" w:firstLine="542"/>
         <w:rPr>
           <w:rFonts w:ascii="宋体" w:hAnsi="宋体"/>
+          <w:b/>
+          <w:color w:val="FF0000"/>
+          <w:sz w:val="24"/>
+        </w:rPr>
+      </w:pPr>
+    </w:p>
+    <w:p>
+      <w:pPr>
+        <w:snapToGrid w:val="0"/>
+        <w:spacing w:line="400" w:lineRule="exact"/>
+        <w:ind w:firstLineChars="225" w:firstLine="540"/>
+        <w:rPr>
+          <w:rFonts w:ascii="宋体" w:hAnsi="宋体"/>
+          <w:color w:val="FF0000"/>
           <w:sz w:val="24"/>
         </w:rPr>
         <w:sectPr>
@@ -3292,67 +3350,36 @@
       <w:pPr>
         <w:pStyle w:val="1"/>
         <w:spacing w:before="480" w:after="360" w:line="400" w:lineRule="exact"/>
-      </w:pPr>
-      <w:bookmarkStart w:id="12" w:name="_Toc236666529"/>
+        <w:outlineLvl w:val="0"/>
+      </w:pPr>
+      <w:bookmarkStart w:id="7" w:name="_Toc55767869"/>
       <w:r>
         <w:rPr>
           <w:rFonts w:hint="eastAsia"/>
-          <w:color w:val="000000"/>
         </w:rPr>
         <w:lastRenderedPageBreak/>
-        <w:t>致  谢</w:t>
-      </w:r>
-      <w:bookmarkEnd w:id="12"/>
-    </w:p>
-    <w:sdt>
-      <w:sdtPr>
-        <w:alias w:val="acknowledgement.body"/>
-        <w:tag w:val="docfit.slot.acknowledgement.body"/>
-        <w:id w:val="176000034"/>
-      </w:sdtPr>
-      <w:sdtContent>
-        <w:p>
-          <w:pPr>
-            <w:snapToGrid w:val="0"/>
-            <w:spacing w:line="400" w:lineRule="exact"/>
-            <w:ind w:firstLineChars="225" w:firstLine="473"/>
-            <w:rPr>
-              <w:rFonts w:ascii="宋体" w:hAnsi="宋体"/>
-              <w:color w:val="0000FF"/>
-              <w:sz w:val="24"/>
-            </w:rPr>
-          </w:pPr>
-          <w:r>
-            <w:rPr>
-              <w:rFonts w:hint="eastAsia"/>
-              <w:color w:val="767676"/>
-              <w:sz w:val="24"/>
-            </w:rPr>
-            <w:t>【请填写致谢内容】</w:t>
-          </w:r>
-        </w:p>
-      </w:sdtContent>
-    </w:sdt>
-    <w:p>
-      <w:pPr>
-        <w:spacing w:line="400" w:lineRule="exact"/>
-        <w:ind w:firstLineChars="200" w:firstLine="480"/>
-        <w:rPr>
-          <w:rFonts w:ascii="宋体" w:hAnsi="宋体"/>
-          <w:color w:val="FF0000"/>
-          <w:sz w:val="24"/>
-        </w:rPr>
-      </w:pPr>
-    </w:p>
-    <w:p>
-      <w:pPr>
-        <w:spacing w:line="400" w:lineRule="exact"/>
-        <w:ind w:firstLineChars="200" w:firstLine="480"/>
-        <w:rPr>
-          <w:rFonts w:ascii="宋体" w:hAnsi="宋体"/>
-          <w:sz w:val="24"/>
-        </w:rPr>
-      </w:pPr>
+        <w:t>相关的</w:t>
+      </w:r>
+      <w:r>
+        <w:rPr>
+          <w:rFonts w:hint="eastAsia"/>
+        </w:rPr>
+        <w:t>学术</w:t>
+      </w:r>
+      <w:r>
+        <w:rPr>
+          <w:rFonts w:hint="eastAsia"/>
+        </w:rPr>
+        <w:t>成果目录</w:t>
+      </w:r>
+      <w:bookmarkEnd w:id="7"/>
+      <w:r>
+        <w:rPr>
+          <w:rFonts w:hint="eastAsia"/>
+          <w:color w:val="0000FF"/>
+        </w:rPr>
+        <w:t/>
+      </w:r>
     </w:p>
     <w:p>
       <w:pPr>
@@ -3361,12 +3388,335 @@
         <w:ind w:firstLineChars="225" w:firstLine="540"/>
         <w:rPr>
           <w:rFonts w:ascii="宋体" w:hAnsi="宋体"/>
+          <w:b/>
+          <w:color w:val="FF0000"/>
+          <w:sz w:val="24"/>
+        </w:rPr>
+      </w:pPr>
+      <w:sdt>
+        <w:sdtPr>
+          <w:alias w:val="achievements.entries"/>
+          <w:tag w:val="achievements.entries.1"/>
+          <w:id w:val="239773302"/>
+        </w:sdtPr>
+        <w:sdtContent>
+          <w:r>
+            <w:rPr>
+              <w:rFonts w:ascii="宋体" w:hAnsi="宋体" w:hint="eastAsia" w:eastAsia="宋体" w:cs="Times New Roman"/>
+              <w:color w:val="000000"/>
+              <w:sz w:val="24"/>
+            </w:rPr>
+            <w:t xml:space="preserve">【未细分的相关学术成果】</w:t>
+          </w:r>
+          <w:r>
+            <w:rPr>
+              <w:rFonts w:ascii="宋体" w:hAnsi="宋体" w:hint="eastAsia"/>
+              <w:b/>
+              <w:color w:val="000000"/>
+              <w:sz w:val="24"/>
+            </w:rPr>
+            <w:t/>
+          </w:r>
+        </w:sdtContent>
+      </w:sdt>
+    </w:p>
+    <w:p>
+      <w:pPr>
+        <w:snapToGrid w:val="0"/>
+        <w:spacing w:line="400" w:lineRule="exact"/>
+        <w:ind w:firstLineChars="225" w:firstLine="540"/>
+        <w:rPr>
+          <w:rFonts w:ascii="宋体" w:hAnsi="宋体"/>
+          <w:sz w:val="24"/>
+        </w:rPr>
+      </w:pPr>
+    </w:p>
+    <w:p>
+      <w:pPr>
+        <w:pStyle w:val="1"/>
+        <w:spacing w:before="480" w:after="360" w:line="400" w:lineRule="exact"/>
+        <w:outlineLvl w:val="9"/>
+        <w:rPr>
+          <w:rFonts w:ascii="宋体" w:hAnsi="宋体"/>
+          <w:sz w:val="24"/>
+        </w:rPr>
+        <w:sectPr>
+          <w:footerReference w:type="default" r:id="rId27"/>
+          <w:pgSz w:w="11906" w:h="16838" w:code="9"/>
+          <w:pgMar w:top="1134" w:right="1134" w:bottom="1134" w:left="1134" w:header="850" w:footer="992" w:gutter="284"/>
+          <w:cols w:space="425"/>
+          <w:docGrid w:linePitch="312"/>
+        </w:sectPr>
+      </w:pPr>
+    </w:p>
+    <w:p>
+      <w:pPr>
+        <w:pStyle w:val="1"/>
+        <w:spacing w:before="480" w:after="360" w:line="400" w:lineRule="exact"/>
+        <w:outlineLvl w:val="0"/>
+      </w:pPr>
+      <w:bookmarkStart w:id="8" w:name="_Toc55767868"/>
+      <w:r>
+        <w:rPr>
+          <w:rFonts w:hint="eastAsia"/>
+        </w:rPr>
+        <w:lastRenderedPageBreak/>
+        <w:t xml:space="preserve">致 </w:t>
+      </w:r>
+      <w:r>
+        <w:t xml:space="preserve"> </w:t>
+      </w:r>
+      <w:r>
+        <w:rPr>
+          <w:rFonts w:hint="eastAsia"/>
+        </w:rPr>
+        <w:t>谢</w:t>
+      </w:r>
+      <w:bookmarkEnd w:id="8"/>
+    </w:p>
+    <w:p>
+      <w:pPr>
+        <w:snapToGrid w:val="0"/>
+        <w:spacing w:line="400" w:lineRule="exact"/>
+        <w:ind w:firstLineChars="225" w:firstLine="540"/>
+        <w:rPr>
+          <w:rFonts w:ascii="宋体" w:hAnsi="宋体"/>
+          <w:color w:val="0000FF"/>
+          <w:sz w:val="24"/>
+        </w:rPr>
+      </w:pPr>
+      <w:sdt>
+        <w:sdtPr>
+          <w:alias w:val="acknowledgement.body"/>
+          <w:tag w:val="acknowledgement.body.1"/>
+          <w:id w:val="93523067"/>
+        </w:sdtPr>
+        <w:sdtContent>
+          <w:r>
+            <w:rPr>
+              <w:rFonts w:hint="eastAsia" w:ascii="Times New Roman" w:hAnsi="Times New Roman" w:eastAsia="宋体" w:cs="Times New Roman"/>
+              <w:color w:val="000000"/>
+              <w:sz w:val="24"/>
+            </w:rPr>
+            <w:t xml:space="preserve">【致谢】</w:t>
+          </w:r>
+          <w:r>
+            <w:rPr>
+              <w:rFonts w:ascii="黑体" w:eastAsia="黑体" w:hAnsi="宋体" w:hint="eastAsia"/>
+              <w:color w:val="000000"/>
+              <w:sz w:val="24"/>
+            </w:rPr>
+            <w:t/>
+          </w:r>
+          <w:r>
+            <w:rPr>
+              <w:rFonts w:ascii="宋体" w:hAnsi="宋体" w:hint="eastAsia"/>
+              <w:color w:val="000000"/>
+              <w:sz w:val="24"/>
+            </w:rPr>
+            <w:t/>
+          </w:r>
+          <w:r>
+            <w:rPr>
+              <w:rFonts w:ascii="宋体" w:hAnsi="宋体" w:hint="eastAsia"/>
+              <w:color w:val="000000"/>
+              <w:sz w:val="24"/>
+            </w:rPr>
+            <w:t/>
+          </w:r>
+          <w:r>
+            <w:rPr>
+              <w:rFonts w:ascii="宋体" w:hAnsi="宋体" w:hint="eastAsia"/>
+              <w:color w:val="000000"/>
+              <w:sz w:val="24"/>
+            </w:rPr>
+            <w:t/>
+          </w:r>
+          <w:r>
+            <w:rPr>
+              <w:rFonts w:ascii="宋体" w:hAnsi="宋体" w:hint="eastAsia"/>
+              <w:color w:val="000000"/>
+              <w:sz w:val="24"/>
+            </w:rPr>
+            <w:t/>
+          </w:r>
+          <w:r>
+            <w:rPr>
+              <w:rFonts w:ascii="宋体" w:hAnsi="宋体" w:hint="eastAsia"/>
+              <w:color w:val="000000"/>
+              <w:sz w:val="24"/>
+            </w:rPr>
+            <w:t/>
+          </w:r>
+          <w:r>
+            <w:rPr>
+              <w:color w:val="000000"/>
+              <w:sz w:val="24"/>
+            </w:rPr>
+            <w:t/>
+          </w:r>
+          <w:r>
+            <w:rPr>
+              <w:color w:val="000000"/>
+              <w:sz w:val="24"/>
+            </w:rPr>
+            <w:t/>
+          </w:r>
+          <w:r>
+            <w:rPr>
+              <w:rFonts w:hint="eastAsia"/>
+              <w:color w:val="000000"/>
+              <w:sz w:val="24"/>
+            </w:rPr>
+            <w:t/>
+          </w:r>
+          <w:r>
+            <w:rPr>
+              <w:color w:val="000000"/>
+              <w:sz w:val="24"/>
+            </w:rPr>
+            <w:t/>
+          </w:r>
+          <w:r>
+            <w:rPr>
+              <w:rFonts w:hint="eastAsia"/>
+              <w:color w:val="000000"/>
+              <w:sz w:val="24"/>
+            </w:rPr>
+            <w:t/>
+          </w:r>
+          <w:r>
+            <w:rPr>
+              <w:color w:val="000000"/>
+              <w:sz w:val="24"/>
+            </w:rPr>
+            <w:t xml:space="preserve"/>
+          </w:r>
+          <w:r>
+            <w:rPr>
+              <w:rFonts w:hint="eastAsia"/>
+              <w:color w:val="000000"/>
+              <w:sz w:val="24"/>
+            </w:rPr>
+            <w:t/>
+          </w:r>
+          <w:r>
+            <w:rPr>
+              <w:rFonts w:ascii="宋体" w:hAnsi="宋体" w:hint="eastAsia"/>
+              <w:color w:val="000000"/>
+              <w:sz w:val="24"/>
+            </w:rPr>
+            <w:t/>
+          </w:r>
+          <w:r>
+            <w:rPr>
+              <w:rFonts w:ascii="宋体" w:hAnsi="宋体"/>
+              <w:color w:val="000000"/>
+              <w:sz w:val="24"/>
+            </w:rPr>
+            <w:t/>
+          </w:r>
+          <w:r>
+            <w:rPr>
+              <w:rFonts w:ascii="宋体" w:hAnsi="宋体" w:hint="eastAsia"/>
+              <w:color w:val="000000"/>
+              <w:sz w:val="24"/>
+            </w:rPr>
+            <w:t/>
+          </w:r>
+          <w:r>
+            <w:rPr>
+              <w:rFonts w:ascii="宋体" w:hAnsi="宋体"/>
+              <w:color w:val="000000"/>
+              <w:sz w:val="24"/>
+            </w:rPr>
+            <w:t/>
+          </w:r>
+          <w:r>
+            <w:rPr>
+              <w:rFonts w:ascii="宋体" w:hAnsi="宋体" w:hint="eastAsia"/>
+              <w:color w:val="000000"/>
+              <w:sz w:val="24"/>
+            </w:rPr>
+            <w:t/>
+          </w:r>
+          <w:r>
+            <w:rPr>
+              <w:rFonts w:ascii="宋体" w:hAnsi="宋体" w:hint="eastAsia"/>
+              <w:color w:val="000000"/>
+              <w:sz w:val="24"/>
+            </w:rPr>
+            <w:t/>
+          </w:r>
+          <w:r>
+            <w:rPr>
+              <w:rFonts w:hint="eastAsia"/>
+              <w:color w:val="000000"/>
+              <w:sz w:val="24"/>
+            </w:rPr>
+            <w:t/>
+          </w:r>
+          <w:r>
+            <w:rPr>
+              <w:rFonts w:hint="eastAsia"/>
+              <w:color w:val="000000"/>
+              <w:sz w:val="24"/>
+            </w:rPr>
+            <w:t/>
+          </w:r>
+          <w:r>
+            <w:rPr>
+              <w:rFonts w:hint="eastAsia"/>
+              <w:color w:val="000000"/>
+              <w:sz w:val="24"/>
+            </w:rPr>
+            <w:t/>
+          </w:r>
+          <w:r>
+            <w:rPr>
+              <w:rFonts w:ascii="宋体" w:hAnsi="宋体" w:hint="eastAsia"/>
+              <w:color w:val="000000"/>
+              <w:sz w:val="24"/>
+            </w:rPr>
+            <w:t/>
+          </w:r>
+        </w:sdtContent>
+      </w:sdt>
+    </w:p>
+    <w:p>
+      <w:pPr>
+        <w:spacing w:line="400" w:lineRule="exact"/>
+        <w:ind w:firstLineChars="200" w:firstLine="480"/>
+        <w:rPr>
+          <w:rFonts w:ascii="宋体" w:hAnsi="宋体"/>
+          <w:color w:val="FF0000"/>
+          <w:sz w:val="24"/>
+        </w:rPr>
+      </w:pPr>
+    </w:p>
+    <w:p>
+      <w:pPr>
+        <w:spacing w:line="400" w:lineRule="exact"/>
+        <w:ind w:firstLineChars="200" w:firstLine="480"/>
+        <w:rPr>
+          <w:rFonts w:ascii="宋体" w:hAnsi="宋体"/>
+          <w:sz w:val="24"/>
+        </w:rPr>
+      </w:pPr>
+    </w:p>
+    <w:p>
+      <w:pPr>
+        <w:snapToGrid w:val="0"/>
+        <w:spacing w:line="400" w:lineRule="exact"/>
+        <w:ind w:firstLineChars="225" w:firstLine="540"/>
+        <w:rPr>
+          <w:rFonts w:ascii="宋体" w:hAnsi="宋体"/>
           <w:sz w:val="24"/>
         </w:rPr>
       </w:pPr>
     </w:p>
     <w:sectPr>
-      <w:footerReference w:type="default" r:id="rId27"/>
+      <w:footerReference w:type="default" r:id="rId28"/>
       <w:pgSz w:w="11906" w:h="16838" w:code="9"/>
       <w:pgMar w:top="1134" w:right="1134" w:bottom="1134" w:left="1134" w:header="850" w:footer="992" w:gutter="284"/>
       <w:cols w:space="425"/>
@@ -3377,7 +3727,7 @@
 </file>
 
 <file path=word/endnotes.xml><?xml version="1.0" encoding="utf-8"?>
-<w:endnotes xmlns:wpc="http://schemas.microsoft.com/office/word/2010/wordprocessingCanvas" xmlns:cx="http://schemas.microsoft.com/office/drawing/2014/chartex" xmlns:cx1="http://schemas.microsoft.com/office/drawing/2015/9/8/chartex" xmlns:cx2="http://schemas.microsoft.com/office/drawing/2015/10/21/chartex" xmlns:cx3="http://schemas.microsoft.com/office/drawing/2016/5/9/chartex" xmlns:cx4="http://schemas.microsoft.com/office/drawing/2016/5/10/chartex" xmlns:cx5="http://schemas.microsoft.com/office/drawing/2016/5/11/chartex" xmlns:cx6="http://schemas.microsoft.com/office/drawing/2016/5/12/chartex" xmlns:cx7="http://schemas.microsoft.com/office/drawing/2016/5/13/chartex" xmlns:cx8="http://schemas.microsoft.com/office/drawing/2016/5/14/chartex" xmlns:mc="http://schemas.openxmlformats.org/markup-compatibility/2006" xmlns:m="http://schemas.openxmlformats.org/officeDocument/2006/math" xmlns:aink="http://schemas.microsoft.com/office/drawing/2016/ink" xmlns:am3d="http://schemas.microsoft.com/office/drawing/2017/model3d" xmlns:oel="http://schemas.microsoft.com/office/2019/extlst" xmlns:r="http://schemas.openxmlformats.org/officeDocument/2006/relationships" xmlns:wp14="http://schemas.microsoft.com/office/word/2010/wordprocessingDrawing" xmlns:wp="http://schemas.openxmlformats.org/drawingml/2006/wordprocessingDrawing" xmlns:wpg="http://schemas.microsoft.com/office/word/2010/wordprocessingGroup" xmlns:wpi="http://schemas.microsoft.com/office/word/2010/wordprocessingInk" xmlns:wps="http://schemas.microsoft.com/office/word/2010/wordprocessingShape" xmlns:o="urn:schemas-microsoft-com:office:office" xmlns:v="urn:schemas-microsoft-com:vml" xmlns:w10="urn:schemas-microsoft-com:office:word" xmlns:w="http://schemas.openxmlformats.org/wordprocessingml/2006/main" xmlns:w14="http://schemas.microsoft.com/office/word/2010/wordml" xmlns:w15="http://schemas.microsoft.com/office/word/2012/wordml" xmlns:w16cei="http://schemas.microsoft.com/office/word/2026/wordml/cei" xmlns:w16cex="http://schemas.microsoft.com/office/word/2018/wordml/cex" xmlns:w16cid="http://schemas.microsoft.com/office/word/2016/wordml/cid" xmlns:w16="http://schemas.microsoft.com/office/word/2018/wordml" xmlns:w16sdtdh="http://schemas.microsoft.com/office/word/2020/wordml/sdtdatahash" xmlns:w16sdtfl="http://schemas.microsoft.com/office/word/2024/wordml/sdtformatlock" xmlns:w16se="http://schemas.microsoft.com/office/word/2015/wordml/symex" xmlns:w16du="http://schemas.microsoft.com/office/word/2023/wordml/word16du" xmlns:wne="http://schemas.microsoft.com/office/word/2006/wordml" mc:Ignorable="w14 w15 w16se w16cid w16 w16cex w16sdtdh w16sdtfl w16du wp14">
+<w:endnotes xmlns:wpc="http://schemas.microsoft.com/office/word/2010/wordprocessingCanvas" xmlns:cx="http://schemas.microsoft.com/office/drawing/2014/chartex" xmlns:cx1="http://schemas.microsoft.com/office/drawing/2015/9/8/chartex" xmlns:mc="http://schemas.openxmlformats.org/markup-compatibility/2006" xmlns:o="urn:schemas-microsoft-com:office:office" xmlns:r="http://schemas.openxmlformats.org/officeDocument/2006/relationships" xmlns:m="http://schemas.openxmlformats.org/officeDocument/2006/math" xmlns:v="urn:schemas-microsoft-com:vml" xmlns:wp14="http://schemas.microsoft.com/office/word/2010/wordprocessingDrawing" xmlns:wp="http://schemas.openxmlformats.org/drawingml/2006/wordprocessingDrawing" xmlns:w10="urn:schemas-microsoft-com:office:word" xmlns:w="http://schemas.openxmlformats.org/wordprocessingml/2006/main" xmlns:w14="http://schemas.microsoft.com/office/word/2010/wordml" xmlns:w15="http://schemas.microsoft.com/office/word/2012/wordml" xmlns:w16se="http://schemas.microsoft.com/office/word/2015/wordml/symex" xmlns:wpg="http://schemas.microsoft.com/office/word/2010/wordprocessingGroup" xmlns:wpi="http://schemas.microsoft.com/office/word/2010/wordprocessingInk" xmlns:wne="http://schemas.microsoft.com/office/word/2006/wordml" xmlns:wps="http://schemas.microsoft.com/office/word/2010/wordprocessingShape" mc:Ignorable="w14 w15 w16se wp14">
   <w:endnote w:type="separator" w:id="-1">
     <w:p>
       <w:r>
@@ -3396,7 +3746,7 @@
 </file>
 
 <file path=word/footer1.xml><?xml version="1.0" encoding="utf-8"?>
-<w:ftr xmlns:wpc="http://schemas.microsoft.com/office/word/2010/wordprocessingCanvas" xmlns:cx="http://schemas.microsoft.com/office/drawing/2014/chartex" xmlns:cx1="http://schemas.microsoft.com/office/drawing/2015/9/8/chartex" xmlns:cx2="http://schemas.microsoft.com/office/drawing/2015/10/21/chartex" xmlns:cx3="http://schemas.microsoft.com/office/drawing/2016/5/9/chartex" xmlns:cx4="http://schemas.microsoft.com/office/drawing/2016/5/10/chartex" xmlns:cx5="http://schemas.microsoft.com/office/drawing/2016/5/11/chartex" xmlns:cx6="http://schemas.microsoft.com/office/drawing/2016/5/12/chartex" xmlns:cx7="http://schemas.microsoft.com/office/drawing/2016/5/13/chartex" xmlns:cx8="http://schemas.microsoft.com/office/drawing/2016/5/14/chartex" xmlns:mc="http://schemas.openxmlformats.org/markup-compatibility/2006" xmlns:m="http://schemas.openxmlformats.org/officeDocument/2006/math" xmlns:aink="http://schemas.microsoft.com/office/drawing/2016/ink" xmlns:am3d="http://schemas.microsoft.com/office/drawing/2017/model3d" xmlns:oel="http://schemas.microsoft.com/office/2019/extlst" xmlns:r="http://schemas.openxmlformats.org/officeDocument/2006/relationships" xmlns:wp14="http://schemas.microsoft.com/office/word/2010/wordprocessingDrawing" xmlns:wp="http://schemas.openxmlformats.org/drawingml/2006/wordprocessingDrawing" xmlns:wpg="http://schemas.microsoft.com/office/word/2010/wordprocessingGroup" xmlns:wpi="http://schemas.microsoft.com/office/word/2010/wordprocessingInk" xmlns:wps="http://schemas.microsoft.com/office/word/2010/wordprocessingShape" xmlns:o="urn:schemas-microsoft-com:office:office" xmlns:v="urn:schemas-microsoft-com:vml" xmlns:w10="urn:schemas-microsoft-com:office:word" xmlns:w="http://schemas.openxmlformats.org/wordprocessingml/2006/main" xmlns:w14="http://schemas.microsoft.com/office/word/2010/wordml" xmlns:w15="http://schemas.microsoft.com/office/word/2012/wordml" xmlns:w16cei="http://schemas.microsoft.com/office/word/2026/wordml/cei" xmlns:w16cex="http://schemas.microsoft.com/office/word/2018/wordml/cex" xmlns:w16cid="http://schemas.microsoft.com/office/word/2016/wordml/cid" xmlns:w16="http://schemas.microsoft.com/office/word/2018/wordml" xmlns:w16sdtdh="http://schemas.microsoft.com/office/word/2020/wordml/sdtdatahash" xmlns:w16sdtfl="http://schemas.microsoft.com/office/word/2024/wordml/sdtformatlock" xmlns:w16se="http://schemas.microsoft.com/office/word/2015/wordml/symex" xmlns:w16du="http://schemas.microsoft.com/office/word/2023/wordml/word16du" xmlns:wne="http://schemas.microsoft.com/office/word/2006/wordml" mc:Ignorable="w14 w15 w16se w16cid w16 w16cex w16sdtdh w16sdtfl w16du wp14">
+<w:ftr xmlns:wpc="http://schemas.microsoft.com/office/word/2010/wordprocessingCanvas" xmlns:cx="http://schemas.microsoft.com/office/drawing/2014/chartex" xmlns:cx1="http://schemas.microsoft.com/office/drawing/2015/9/8/chartex" xmlns:mc="http://schemas.openxmlformats.org/markup-compatibility/2006" xmlns:o="urn:schemas-microsoft-com:office:office" xmlns:r="http://schemas.openxmlformats.org/officeDocument/2006/relationships" xmlns:m="http://schemas.openxmlformats.org/officeDocument/2006/math" xmlns:v="urn:schemas-microsoft-com:vml" xmlns:wp14="http://schemas.microsoft.com/office/word/2010/wordprocessingDrawing" xmlns:wp="http://schemas.openxmlformats.org/drawingml/2006/wordprocessingDrawing" xmlns:w10="urn:schemas-microsoft-com:office:word" xmlns:w="http://schemas.openxmlformats.org/wordprocessingml/2006/main" xmlns:w14="http://schemas.microsoft.com/office/word/2010/wordml" xmlns:w15="http://schemas.microsoft.com/office/word/2012/wordml" xmlns:w16se="http://schemas.microsoft.com/office/word/2015/wordml/symex" xmlns:wpg="http://schemas.microsoft.com/office/word/2010/wordprocessingGroup" xmlns:wpi="http://schemas.microsoft.com/office/word/2010/wordprocessingInk" xmlns:wne="http://schemas.microsoft.com/office/word/2006/wordml" xmlns:wps="http://schemas.microsoft.com/office/word/2010/wordprocessingShape" mc:Ignorable="w14 w15 w16se wp14">
   <w:p>
     <w:pPr>
       <w:pStyle w:val="a3"/>
@@ -3421,19 +3771,6 @@
       <w:rPr>
         <w:rStyle w:val="a5"/>
       </w:rPr>
-      <w:fldChar w:fldCharType="separate"/>
-    </w:r>
-    <w:r>
-      <w:rPr>
-        <w:rStyle w:val="a5"/>
-        <w:noProof/>
-      </w:rPr>
-      <w:t>I</w:t>
-    </w:r>
-    <w:r>
-      <w:rPr>
-        <w:rStyle w:val="a5"/>
-      </w:rPr>
       <w:fldChar w:fldCharType="end"/>
     </w:r>
   </w:p>
@@ -3446,7 +3783,7 @@
 </file>
 
 <file path=word/footer10.xml><?xml version="1.0" encoding="utf-8"?>
-<w:ftr xmlns:wpc="http://schemas.microsoft.com/office/word/2010/wordprocessingCanvas" xmlns:cx="http://schemas.microsoft.com/office/drawing/2014/chartex" xmlns:cx1="http://schemas.microsoft.com/office/drawing/2015/9/8/chartex" xmlns:cx2="http://schemas.microsoft.com/office/drawing/2015/10/21/chartex" xmlns:cx3="http://schemas.microsoft.com/office/drawing/2016/5/9/chartex" xmlns:cx4="http://schemas.microsoft.com/office/drawing/2016/5/10/chartex" xmlns:cx5="http://schemas.microsoft.com/office/drawing/2016/5/11/chartex" xmlns:cx6="http://schemas.microsoft.com/office/drawing/2016/5/12/chartex" xmlns:cx7="http://schemas.microsoft.com/office/drawing/2016/5/13/chartex" xmlns:cx8="http://schemas.microsoft.com/office/drawing/2016/5/14/chartex" xmlns:mc="http://schemas.openxmlformats.org/markup-compatibility/2006" xmlns:m="http://schemas.openxmlformats.org/officeDocument/2006/math" xmlns:aink="http://schemas.microsoft.com/office/drawing/2016/ink" xmlns:am3d="http://schemas.microsoft.com/office/drawing/2017/model3d" xmlns:oel="http://schemas.microsoft.com/office/2019/extlst" xmlns:r="http://schemas.openxmlformats.org/officeDocument/2006/relationships" xmlns:wp14="http://schemas.microsoft.com/office/word/2010/wordprocessingDrawing" xmlns:wp="http://schemas.openxmlformats.org/drawingml/2006/wordprocessingDrawing" xmlns:wpg="http://schemas.microsoft.com/office/word/2010/wordprocessingGroup" xmlns:wpi="http://schemas.microsoft.com/office/word/2010/wordprocessingInk" xmlns:wps="http://schemas.microsoft.com/office/word/2010/wordprocessingShape" xmlns:o="urn:schemas-microsoft-com:office:office" xmlns:v="urn:schemas-microsoft-com:vml" xmlns:w10="urn:schemas-microsoft-com:office:word" xmlns:w="http://schemas.openxmlformats.org/wordprocessingml/2006/main" xmlns:w14="http://schemas.microsoft.com/office/word/2010/wordml" xmlns:w15="http://schemas.microsoft.com/office/word/2012/wordml" xmlns:w16cei="http://schemas.microsoft.com/office/word/2026/wordml/cei" xmlns:w16cex="http://schemas.microsoft.com/office/word/2018/wordml/cex" xmlns:w16cid="http://schemas.microsoft.com/office/word/2016/wordml/cid" xmlns:w16="http://schemas.microsoft.com/office/word/2018/wordml" xmlns:w16sdtdh="http://schemas.microsoft.com/office/word/2020/wordml/sdtdatahash" xmlns:w16sdtfl="http://schemas.microsoft.com/office/word/2024/wordml/sdtformatlock" xmlns:w16se="http://schemas.microsoft.com/office/word/2015/wordml/symex" xmlns:w16du="http://schemas.microsoft.com/office/word/2023/wordml/word16du" xmlns:wne="http://schemas.microsoft.com/office/word/2006/wordml" mc:Ignorable="w14 w15 w16se w16cid w16 w16cex w16sdtdh w16sdtfl w16du wp14">
+<w:ftr xmlns:wpc="http://schemas.microsoft.com/office/word/2010/wordprocessingCanvas" xmlns:cx="http://schemas.microsoft.com/office/drawing/2014/chartex" xmlns:cx1="http://schemas.microsoft.com/office/drawing/2015/9/8/chartex" xmlns:mc="http://schemas.openxmlformats.org/markup-compatibility/2006" xmlns:o="urn:schemas-microsoft-com:office:office" xmlns:r="http://schemas.openxmlformats.org/officeDocument/2006/relationships" xmlns:m="http://schemas.openxmlformats.org/officeDocument/2006/math" xmlns:v="urn:schemas-microsoft-com:vml" xmlns:wp14="http://schemas.microsoft.com/office/word/2010/wordprocessingDrawing" xmlns:wp="http://schemas.openxmlformats.org/drawingml/2006/wordprocessingDrawing" xmlns:w10="urn:schemas-microsoft-com:office:word" xmlns:w="http://schemas.openxmlformats.org/wordprocessingml/2006/main" xmlns:w14="http://schemas.microsoft.com/office/word/2010/wordml" xmlns:w15="http://schemas.microsoft.com/office/word/2012/wordml" xmlns:w16se="http://schemas.microsoft.com/office/word/2015/wordml/symex" xmlns:wpg="http://schemas.microsoft.com/office/word/2010/wordprocessingGroup" xmlns:wpi="http://schemas.microsoft.com/office/word/2010/wordprocessingInk" xmlns:wne="http://schemas.microsoft.com/office/word/2006/wordml" xmlns:wps="http://schemas.microsoft.com/office/word/2010/wordprocessingShape" mc:Ignorable="w14 w15 w16se wp14">
   <w:p>
     <w:pPr>
       <w:pStyle w:val="a3"/>
@@ -3468,7 +3805,7 @@
 </file>
 
 <file path=word/footer11.xml><?xml version="1.0" encoding="utf-8"?>
-<w:ftr xmlns:wpc="http://schemas.microsoft.com/office/word/2010/wordprocessingCanvas" xmlns:cx="http://schemas.microsoft.com/office/drawing/2014/chartex" xmlns:cx1="http://schemas.microsoft.com/office/drawing/2015/9/8/chartex" xmlns:cx2="http://schemas.microsoft.com/office/drawing/2015/10/21/chartex" xmlns:cx3="http://schemas.microsoft.com/office/drawing/2016/5/9/chartex" xmlns:cx4="http://schemas.microsoft.com/office/drawing/2016/5/10/chartex" xmlns:cx5="http://schemas.microsoft.com/office/drawing/2016/5/11/chartex" xmlns:cx6="http://schemas.microsoft.com/office/drawing/2016/5/12/chartex" xmlns:cx7="http://schemas.microsoft.com/office/drawing/2016/5/13/chartex" xmlns:cx8="http://schemas.microsoft.com/office/drawing/2016/5/14/chartex" xmlns:mc="http://schemas.openxmlformats.org/markup-compatibility/2006" xmlns:m="http://schemas.openxmlformats.org/officeDocument/2006/math" xmlns:aink="http://schemas.microsoft.com/office/drawing/2016/ink" xmlns:am3d="http://schemas.microsoft.com/office/drawing/2017/model3d" xmlns:oel="http://schemas.microsoft.com/office/2019/extlst" xmlns:r="http://schemas.openxmlformats.org/officeDocument/2006/relationships" xmlns:wp14="http://schemas.microsoft.com/office/word/2010/wordprocessingDrawing" xmlns:wp="http://schemas.openxmlformats.org/drawingml/2006/wordprocessingDrawing" xmlns:wpg="http://schemas.microsoft.com/office/word/2010/wordprocessingGroup" xmlns:wpi="http://schemas.microsoft.com/office/word/2010/wordprocessingInk" xmlns:wps="http://schemas.microsoft.com/office/word/2010/wordprocessingShape" xmlns:o="urn:schemas-microsoft-com:office:office" xmlns:v="urn:schemas-microsoft-com:vml" xmlns:w10="urn:schemas-microsoft-com:office:word" xmlns:w="http://schemas.openxmlformats.org/wordprocessingml/2006/main" xmlns:w14="http://schemas.microsoft.com/office/word/2010/wordml" xmlns:w15="http://schemas.microsoft.com/office/word/2012/wordml" xmlns:w16cei="http://schemas.microsoft.com/office/word/2026/wordml/cei" xmlns:w16cex="http://schemas.microsoft.com/office/word/2018/wordml/cex" xmlns:w16cid="http://schemas.microsoft.com/office/word/2016/wordml/cid" xmlns:w16="http://schemas.microsoft.com/office/word/2018/wordml" xmlns:w16sdtdh="http://schemas.microsoft.com/office/word/2020/wordml/sdtdatahash" xmlns:w16sdtfl="http://schemas.microsoft.com/office/word/2024/wordml/sdtformatlock" xmlns:w16se="http://schemas.microsoft.com/office/word/2015/wordml/symex" xmlns:w16du="http://schemas.microsoft.com/office/word/2023/wordml/word16du" xmlns:wne="http://schemas.microsoft.com/office/word/2006/wordml" mc:Ignorable="w14 w15 w16se w16cid w16 w16cex w16sdtdh w16sdtfl w16du wp14">
+<w:ftr xmlns:wpc="http://schemas.microsoft.com/office/word/2010/wordprocessingCanvas" xmlns:cx="http://schemas.microsoft.com/office/drawing/2014/chartex" xmlns:cx1="http://schemas.microsoft.com/office/drawing/2015/9/8/chartex" xmlns:mc="http://schemas.openxmlformats.org/markup-compatibility/2006" xmlns:o="urn:schemas-microsoft-com:office:office" xmlns:r="http://schemas.openxmlformats.org/officeDocument/2006/relationships" xmlns:m="http://schemas.openxmlformats.org/officeDocument/2006/math" xmlns:v="urn:schemas-microsoft-com:vml" xmlns:wp14="http://schemas.microsoft.com/office/word/2010/wordprocessingDrawing" xmlns:wp="http://schemas.openxmlformats.org/drawingml/2006/wordprocessingDrawing" xmlns:w10="urn:schemas-microsoft-com:office:word" xmlns:w="http://schemas.openxmlformats.org/wordprocessingml/2006/main" xmlns:w14="http://schemas.microsoft.com/office/word/2010/wordml" xmlns:w15="http://schemas.microsoft.com/office/word/2012/wordml" xmlns:w16se="http://schemas.microsoft.com/office/word/2015/wordml/symex" xmlns:wpg="http://schemas.microsoft.com/office/word/2010/wordprocessingGroup" xmlns:wpi="http://schemas.microsoft.com/office/word/2010/wordprocessingInk" xmlns:wne="http://schemas.microsoft.com/office/word/2006/wordml" xmlns:wps="http://schemas.microsoft.com/office/word/2010/wordprocessingShape" mc:Ignorable="w14 w15 w16se wp14">
   <w:p>
     <w:pPr>
       <w:pStyle w:val="a3"/>
@@ -3490,7 +3827,7 @@
 </file>
 
 <file path=word/footer12.xml><?xml version="1.0" encoding="utf-8"?>
-<w:ftr xmlns:wpc="http://schemas.microsoft.com/office/word/2010/wordprocessingCanvas" xmlns:cx="http://schemas.microsoft.com/office/drawing/2014/chartex" xmlns:cx1="http://schemas.microsoft.com/office/drawing/2015/9/8/chartex" xmlns:cx2="http://schemas.microsoft.com/office/drawing/2015/10/21/chartex" xmlns:cx3="http://schemas.microsoft.com/office/drawing/2016/5/9/chartex" xmlns:cx4="http://schemas.microsoft.com/office/drawing/2016/5/10/chartex" xmlns:cx5="http://schemas.microsoft.com/office/drawing/2016/5/11/chartex" xmlns:cx6="http://schemas.microsoft.com/office/drawing/2016/5/12/chartex" xmlns:cx7="http://schemas.microsoft.com/office/drawing/2016/5/13/chartex" xmlns:cx8="http://schemas.microsoft.com/office/drawing/2016/5/14/chartex" xmlns:mc="http://schemas.openxmlformats.org/markup-compatibility/2006" xmlns:m="http://schemas.openxmlformats.org/officeDocument/2006/math" xmlns:aink="http://schemas.microsoft.com/office/drawing/2016/ink" xmlns:am3d="http://schemas.microsoft.com/office/drawing/2017/model3d" xmlns:oel="http://schemas.microsoft.com/office/2019/extlst" xmlns:r="http://schemas.openxmlformats.org/officeDocument/2006/relationships" xmlns:wp14="http://schemas.microsoft.com/office/word/2010/wordprocessingDrawing" xmlns:wp="http://schemas.openxmlformats.org/drawingml/2006/wordprocessingDrawing" xmlns:wpg="http://schemas.microsoft.com/office/word/2010/wordprocessingGroup" xmlns:wpi="http://schemas.microsoft.com/office/word/2010/wordprocessingInk" xmlns:wps="http://schemas.microsoft.com/office/word/2010/wordprocessingShape" xmlns:o="urn:schemas-microsoft-com:office:office" xmlns:v="urn:schemas-microsoft-com:vml" xmlns:w10="urn:schemas-microsoft-com:office:word" xmlns:w="http://schemas.openxmlformats.org/wordprocessingml/2006/main" xmlns:w14="http://schemas.microsoft.com/office/word/2010/wordml" xmlns:w15="http://schemas.microsoft.com/office/word/2012/wordml" xmlns:w16cei="http://schemas.microsoft.com/office/word/2026/wordml/cei" xmlns:w16cex="http://schemas.microsoft.com/office/word/2018/wordml/cex" xmlns:w16cid="http://schemas.microsoft.com/office/word/2016/wordml/cid" xmlns:w16="http://schemas.microsoft.com/office/word/2018/wordml" xmlns:w16sdtdh="http://schemas.microsoft.com/office/word/2020/wordml/sdtdatahash" xmlns:w16sdtfl="http://schemas.microsoft.com/office/word/2024/wordml/sdtformatlock" xmlns:w16se="http://schemas.microsoft.com/office/word/2015/wordml/symex" xmlns:w16du="http://schemas.microsoft.com/office/word/2023/wordml/word16du" xmlns:wne="http://schemas.microsoft.com/office/word/2006/wordml" mc:Ignorable="w14 w15 w16se w16cid w16 w16cex w16sdtdh w16sdtfl w16du wp14">
+<w:ftr xmlns:wpc="http://schemas.microsoft.com/office/word/2010/wordprocessingCanvas" xmlns:cx="http://schemas.microsoft.com/office/drawing/2014/chartex" xmlns:cx1="http://schemas.microsoft.com/office/drawing/2015/9/8/chartex" xmlns:mc="http://schemas.openxmlformats.org/markup-compatibility/2006" xmlns:o="urn:schemas-microsoft-com:office:office" xmlns:r="http://schemas.openxmlformats.org/officeDocument/2006/relationships" xmlns:m="http://schemas.openxmlformats.org/officeDocument/2006/math" xmlns:v="urn:schemas-microsoft-com:vml" xmlns:wp14="http://schemas.microsoft.com/office/word/2010/wordprocessingDrawing" xmlns:wp="http://schemas.openxmlformats.org/drawingml/2006/wordprocessingDrawing" xmlns:w10="urn:schemas-microsoft-com:office:word" xmlns:w="http://schemas.openxmlformats.org/wordprocessingml/2006/main" xmlns:w14="http://schemas.microsoft.com/office/word/2010/wordml" xmlns:w15="http://schemas.microsoft.com/office/word/2012/wordml" xmlns:w16se="http://schemas.microsoft.com/office/word/2015/wordml/symex" xmlns:wpg="http://schemas.microsoft.com/office/word/2010/wordprocessingGroup" xmlns:wpi="http://schemas.microsoft.com/office/word/2010/wordprocessingInk" xmlns:wne="http://schemas.microsoft.com/office/word/2006/wordml" xmlns:wps="http://schemas.microsoft.com/office/word/2010/wordprocessingShape" mc:Ignorable="w14 w15 w16se wp14">
   <w:p>
     <w:pPr>
       <w:pStyle w:val="a3"/>
@@ -3512,7 +3849,7 @@
 </file>
 
 <file path=word/footer13.xml><?xml version="1.0" encoding="utf-8"?>
-<w:ftr xmlns:wpc="http://schemas.microsoft.com/office/word/2010/wordprocessingCanvas" xmlns:cx="http://schemas.microsoft.com/office/drawing/2014/chartex" xmlns:cx1="http://schemas.microsoft.com/office/drawing/2015/9/8/chartex" xmlns:cx2="http://schemas.microsoft.com/office/drawing/2015/10/21/chartex" xmlns:cx3="http://schemas.microsoft.com/office/drawing/2016/5/9/chartex" xmlns:cx4="http://schemas.microsoft.com/office/drawing/2016/5/10/chartex" xmlns:cx5="http://schemas.microsoft.com/office/drawing/2016/5/11/chartex" xmlns:cx6="http://schemas.microsoft.com/office/drawing/2016/5/12/chartex" xmlns:cx7="http://schemas.microsoft.com/office/drawing/2016/5/13/chartex" xmlns:cx8="http://schemas.microsoft.com/office/drawing/2016/5/14/chartex" xmlns:mc="http://schemas.openxmlformats.org/markup-compatibility/2006" xmlns:m="http://schemas.openxmlformats.org/officeDocument/2006/math" xmlns:aink="http://schemas.microsoft.com/office/drawing/2016/ink" xmlns:am3d="http://schemas.microsoft.com/office/drawing/2017/model3d" xmlns:oel="http://schemas.microsoft.com/office/2019/extlst" xmlns:r="http://schemas.openxmlformats.org/officeDocument/2006/relationships" xmlns:wp14="http://schemas.microsoft.com/office/word/2010/wordprocessingDrawing" xmlns:wp="http://schemas.openxmlformats.org/drawingml/2006/wordprocessingDrawing" xmlns:wpg="http://schemas.microsoft.com/office/word/2010/wordprocessingGroup" xmlns:wpi="http://schemas.microsoft.com/office/word/2010/wordprocessingInk" xmlns:wps="http://schemas.microsoft.com/office/word/2010/wordprocessingShape" xmlns:o="urn:schemas-microsoft-com:office:office" xmlns:v="urn:schemas-microsoft-com:vml" xmlns:w10="urn:schemas-microsoft-com:office:word" xmlns:w="http://schemas.openxmlformats.org/wordprocessingml/2006/main" xmlns:w14="http://schemas.microsoft.com/office/word/2010/wordml" xmlns:w15="http://schemas.microsoft.com/office/word/2012/wordml" xmlns:w16cei="http://schemas.microsoft.com/office/word/2026/wordml/cei" xmlns:w16cex="http://schemas.microsoft.com/office/word/2018/wordml/cex" xmlns:w16cid="http://schemas.microsoft.com/office/word/2016/wordml/cid" xmlns:w16="http://schemas.microsoft.com/office/word/2018/wordml" xmlns:w16sdtdh="http://schemas.microsoft.com/office/word/2020/wordml/sdtdatahash" xmlns:w16sdtfl="http://schemas.microsoft.com/office/word/2024/wordml/sdtformatlock" xmlns:w16se="http://schemas.microsoft.com/office/word/2015/wordml/symex" xmlns:w16du="http://schemas.microsoft.com/office/word/2023/wordml/word16du" xmlns:wne="http://schemas.microsoft.com/office/word/2006/wordml" mc:Ignorable="w14 w15 w16se w16cid w16 w16cex w16sdtdh w16sdtfl w16du wp14">
+<w:ftr xmlns:wpc="http://schemas.microsoft.com/office/word/2010/wordprocessingCanvas" xmlns:cx="http://schemas.microsoft.com/office/drawing/2014/chartex" xmlns:cx1="http://schemas.microsoft.com/office/drawing/2015/9/8/chartex" xmlns:mc="http://schemas.openxmlformats.org/markup-compatibility/2006" xmlns:o="urn:schemas-microsoft-com:office:office" xmlns:r="http://schemas.openxmlformats.org/officeDocument/2006/relationships" xmlns:m="http://schemas.openxmlformats.org/officeDocument/2006/math" xmlns:v="urn:schemas-microsoft-com:vml" xmlns:wp14="http://schemas.microsoft.com/office/word/2010/wordprocessingDrawing" xmlns:wp="http://schemas.openxmlformats.org/drawingml/2006/wordprocessingDrawing" xmlns:w10="urn:schemas-microsoft-com:office:word" xmlns:w="http://schemas.openxmlformats.org/wordprocessingml/2006/main" xmlns:w14="http://schemas.microsoft.com/office/word/2010/wordml" xmlns:w15="http://schemas.microsoft.com/office/word/2012/wordml" xmlns:w16se="http://schemas.microsoft.com/office/word/2015/wordml/symex" xmlns:wpg="http://schemas.microsoft.com/office/word/2010/wordprocessingGroup" xmlns:wpi="http://schemas.microsoft.com/office/word/2010/wordprocessingInk" xmlns:wne="http://schemas.microsoft.com/office/word/2006/wordml" xmlns:wps="http://schemas.microsoft.com/office/word/2010/wordprocessingShape" mc:Ignorable="w14 w15 w16se wp14">
   <w:p>
     <w:pPr>
       <w:pStyle w:val="a3"/>
@@ -3534,7 +3871,7 @@
 </file>
 
 <file path=word/footer2.xml><?xml version="1.0" encoding="utf-8"?>
-<w:ftr xmlns:wpc="http://schemas.microsoft.com/office/word/2010/wordprocessingCanvas" xmlns:cx="http://schemas.microsoft.com/office/drawing/2014/chartex" xmlns:cx1="http://schemas.microsoft.com/office/drawing/2015/9/8/chartex" xmlns:cx2="http://schemas.microsoft.com/office/drawing/2015/10/21/chartex" xmlns:cx3="http://schemas.microsoft.com/office/drawing/2016/5/9/chartex" xmlns:cx4="http://schemas.microsoft.com/office/drawing/2016/5/10/chartex" xmlns:cx5="http://schemas.microsoft.com/office/drawing/2016/5/11/chartex" xmlns:cx6="http://schemas.microsoft.com/office/drawing/2016/5/12/chartex" xmlns:cx7="http://schemas.microsoft.com/office/drawing/2016/5/13/chartex" xmlns:cx8="http://schemas.microsoft.com/office/drawing/2016/5/14/chartex" xmlns:mc="http://schemas.openxmlformats.org/markup-compatibility/2006" xmlns:m="http://schemas.openxmlformats.org/officeDocument/2006/math" xmlns:aink="http://schemas.microsoft.com/office/drawing/2016/ink" xmlns:am3d="http://schemas.microsoft.com/office/drawing/2017/model3d" xmlns:oel="http://schemas.microsoft.com/office/2019/extlst" xmlns:r="http://schemas.openxmlformats.org/officeDocument/2006/relationships" xmlns:wp14="http://schemas.microsoft.com/office/word/2010/wordprocessingDrawing" xmlns:wp="http://schemas.openxmlformats.org/drawingml/2006/wordprocessingDrawing" xmlns:wpg="http://schemas.microsoft.com/office/word/2010/wordprocessingGroup" xmlns:wpi="http://schemas.microsoft.com/office/word/2010/wordprocessingInk" xmlns:wps="http://schemas.microsoft.com/office/word/2010/wordprocessingShape" xmlns:o="urn:schemas-microsoft-com:office:office" xmlns:v="urn:schemas-microsoft-com:vml" xmlns:w10="urn:schemas-microsoft-com:office:word" xmlns:w="http://schemas.openxmlformats.org/wordprocessingml/2006/main" xmlns:w14="http://schemas.microsoft.com/office/word/2010/wordml" xmlns:w15="http://schemas.microsoft.com/office/word/2012/wordml" xmlns:w16cei="http://schemas.microsoft.com/office/word/2026/wordml/cei" xmlns:w16cex="http://schemas.microsoft.com/office/word/2018/wordml/cex" xmlns:w16cid="http://schemas.microsoft.com/office/word/2016/wordml/cid" xmlns:w16="http://schemas.microsoft.com/office/word/2018/wordml" xmlns:w16sdtdh="http://schemas.microsoft.com/office/word/2020/wordml/sdtdatahash" xmlns:w16sdtfl="http://schemas.microsoft.com/office/word/2024/wordml/sdtformatlock" xmlns:w16se="http://schemas.microsoft.com/office/word/2015/wordml/symex" xmlns:w16du="http://schemas.microsoft.com/office/word/2023/wordml/word16du" xmlns:wne="http://schemas.microsoft.com/office/word/2006/wordml" mc:Ignorable="w14 w15 w16se w16cid w16 w16cex w16sdtdh w16sdtfl w16du wp14">
+<w:ftr xmlns:wpc="http://schemas.microsoft.com/office/word/2010/wordprocessingCanvas" xmlns:cx="http://schemas.microsoft.com/office/drawing/2014/chartex" xmlns:cx1="http://schemas.microsoft.com/office/drawing/2015/9/8/chartex" xmlns:mc="http://schemas.openxmlformats.org/markup-compatibility/2006" xmlns:o="urn:schemas-microsoft-com:office:office" xmlns:r="http://schemas.openxmlformats.org/officeDocument/2006/relationships" xmlns:m="http://schemas.openxmlformats.org/officeDocument/2006/math" xmlns:v="urn:schemas-microsoft-com:vml" xmlns:wp14="http://schemas.microsoft.com/office/word/2010/wordprocessingDrawing" xmlns:wp="http://schemas.openxmlformats.org/drawingml/2006/wordprocessingDrawing" xmlns:w10="urn:schemas-microsoft-com:office:word" xmlns:w="http://schemas.openxmlformats.org/wordprocessingml/2006/main" xmlns:w14="http://schemas.microsoft.com/office/word/2010/wordml" xmlns:w15="http://schemas.microsoft.com/office/word/2012/wordml" xmlns:w16se="http://schemas.microsoft.com/office/word/2015/wordml/symex" xmlns:wpg="http://schemas.microsoft.com/office/word/2010/wordprocessingGroup" xmlns:wpi="http://schemas.microsoft.com/office/word/2010/wordprocessingInk" xmlns:wne="http://schemas.microsoft.com/office/word/2006/wordml" xmlns:wps="http://schemas.microsoft.com/office/word/2010/wordprocessingShape" mc:Ignorable="w14 w15 w16se wp14">
   <w:p>
     <w:pPr>
       <w:pStyle w:val="a3"/>
@@ -3550,7 +3887,7 @@
 </file>
 
 <file path=word/footer3.xml><?xml version="1.0" encoding="utf-8"?>
-<w:ftr xmlns:wpc="http://schemas.microsoft.com/office/word/2010/wordprocessingCanvas" xmlns:cx="http://schemas.microsoft.com/office/drawing/2014/chartex" xmlns:cx1="http://schemas.microsoft.com/office/drawing/2015/9/8/chartex" xmlns:cx2="http://schemas.microsoft.com/office/drawing/2015/10/21/chartex" xmlns:cx3="http://schemas.microsoft.com/office/drawing/2016/5/9/chartex" xmlns:cx4="http://schemas.microsoft.com/office/drawing/2016/5/10/chartex" xmlns:cx5="http://schemas.microsoft.com/office/drawing/2016/5/11/chartex" xmlns:cx6="http://schemas.microsoft.com/office/drawing/2016/5/12/chartex" xmlns:cx7="http://schemas.microsoft.com/office/drawing/2016/5/13/chartex" xmlns:cx8="http://schemas.microsoft.com/office/drawing/2016/5/14/chartex" xmlns:mc="http://schemas.openxmlformats.org/markup-compatibility/2006" xmlns:m="http://schemas.openxmlformats.org/officeDocument/2006/math" xmlns:aink="http://schemas.microsoft.com/office/drawing/2016/ink" xmlns:am3d="http://schemas.microsoft.com/office/drawing/2017/model3d" xmlns:oel="http://schemas.microsoft.com/office/2019/extlst" xmlns:r="http://schemas.openxmlformats.org/officeDocument/2006/relationships" xmlns:wp14="http://schemas.microsoft.com/office/word/2010/wordprocessingDrawing" xmlns:wp="http://schemas.openxmlformats.org/drawingml/2006/wordprocessingDrawing" xmlns:wpg="http://schemas.microsoft.com/office/word/2010/wordprocessingGroup" xmlns:wpi="http://schemas.microsoft.com/office/word/2010/wordprocessingInk" xmlns:wps="http://schemas.microsoft.com/office/word/2010/wordprocessingShape" xmlns:o="urn:schemas-microsoft-com:office:office" xmlns:v="urn:schemas-microsoft-com:vml" xmlns:w10="urn:schemas-microsoft-com:office:word" xmlns:w="http://schemas.openxmlformats.org/wordprocessingml/2006/main" xmlns:w14="http://schemas.microsoft.com/office/word/2010/wordml" xmlns:w15="http://schemas.microsoft.com/office/word/2012/wordml" xmlns:w16cei="http://schemas.microsoft.com/office/word/2026/wordml/cei" xmlns:w16cex="http://schemas.microsoft.com/office/word/2018/wordml/cex" xmlns:w16cid="http://schemas.microsoft.com/office/word/2016/wordml/cid" xmlns:w16="http://schemas.microsoft.com/office/word/2018/wordml" xmlns:w16sdtdh="http://schemas.microsoft.com/office/word/2020/wordml/sdtdatahash" xmlns:w16sdtfl="http://schemas.microsoft.com/office/word/2024/wordml/sdtformatlock" xmlns:w16se="http://schemas.microsoft.com/office/word/2015/wordml/symex" xmlns:w16du="http://schemas.microsoft.com/office/word/2023/wordml/word16du" xmlns:wne="http://schemas.microsoft.com/office/word/2006/wordml" mc:Ignorable="w14 w15 w16se w16cid w16 w16cex w16sdtdh w16sdtfl w16du wp14">
+<w:ftr xmlns:wpc="http://schemas.microsoft.com/office/word/2010/wordprocessingCanvas" xmlns:cx="http://schemas.microsoft.com/office/drawing/2014/chartex" xmlns:cx1="http://schemas.microsoft.com/office/drawing/2015/9/8/chartex" xmlns:mc="http://schemas.openxmlformats.org/markup-compatibility/2006" xmlns:o="urn:schemas-microsoft-com:office:office" xmlns:r="http://schemas.openxmlformats.org/officeDocument/2006/relationships" xmlns:m="http://schemas.openxmlformats.org/officeDocument/2006/math" xmlns:v="urn:schemas-microsoft-com:vml" xmlns:wp14="http://schemas.microsoft.com/office/word/2010/wordprocessingDrawing" xmlns:wp="http://schemas.openxmlformats.org/drawingml/2006/wordprocessingDrawing" xmlns:w10="urn:schemas-microsoft-com:office:word" xmlns:w="http://schemas.openxmlformats.org/wordprocessingml/2006/main" xmlns:w14="http://schemas.microsoft.com/office/word/2010/wordml" xmlns:w15="http://schemas.microsoft.com/office/word/2012/wordml" xmlns:w16se="http://schemas.microsoft.com/office/word/2015/wordml/symex" xmlns:wpg="http://schemas.microsoft.com/office/word/2010/wordprocessingGroup" xmlns:wpi="http://schemas.microsoft.com/office/word/2010/wordprocessingInk" xmlns:wne="http://schemas.microsoft.com/office/word/2006/wordml" xmlns:wps="http://schemas.microsoft.com/office/word/2010/wordprocessingShape" mc:Ignorable="w14 w15 w16se wp14">
   <w:p>
     <w:pPr>
       <w:pStyle w:val="a3"/>
@@ -3561,7 +3898,7 @@
 </file>
 
 <file path=word/footer4.xml><?xml version="1.0" encoding="utf-8"?>
-<w:ftr xmlns:wpc="http://schemas.microsoft.com/office/word/2010/wordprocessingCanvas" xmlns:cx="http://schemas.microsoft.com/office/drawing/2014/chartex" xmlns:cx1="http://schemas.microsoft.com/office/drawing/2015/9/8/chartex" xmlns:cx2="http://schemas.microsoft.com/office/drawing/2015/10/21/chartex" xmlns:cx3="http://schemas.microsoft.com/office/drawing/2016/5/9/chartex" xmlns:cx4="http://schemas.microsoft.com/office/drawing/2016/5/10/chartex" xmlns:cx5="http://schemas.microsoft.com/office/drawing/2016/5/11/chartex" xmlns:cx6="http://schemas.microsoft.com/office/drawing/2016/5/12/chartex" xmlns:cx7="http://schemas.microsoft.com/office/drawing/2016/5/13/chartex" xmlns:cx8="http://schemas.microsoft.com/office/drawing/2016/5/14/chartex" xmlns:mc="http://schemas.openxmlformats.org/markup-compatibility/2006" xmlns:m="http://schemas.openxmlformats.org/officeDocument/2006/math" xmlns:aink="http://schemas.microsoft.com/office/drawing/2016/ink" xmlns:am3d="http://schemas.microsoft.com/office/drawing/2017/model3d" xmlns:oel="http://schemas.microsoft.com/office/2019/extlst" xmlns:r="http://schemas.openxmlformats.org/officeDocument/2006/relationships" xmlns:wp14="http://schemas.microsoft.com/office/word/2010/wordprocessingDrawing" xmlns:wp="http://schemas.openxmlformats.org/drawingml/2006/wordprocessingDrawing" xmlns:wpg="http://schemas.microsoft.com/office/word/2010/wordprocessingGroup" xmlns:wpi="http://schemas.microsoft.com/office/word/2010/wordprocessingInk" xmlns:wps="http://schemas.microsoft.com/office/word/2010/wordprocessingShape" xmlns:o="urn:schemas-microsoft-com:office:office" xmlns:v="urn:schemas-microsoft-com:vml" xmlns:w10="urn:schemas-microsoft-com:office:word" xmlns:w="http://schemas.openxmlformats.org/wordprocessingml/2006/main" xmlns:w14="http://schemas.microsoft.com/office/word/2010/wordml" xmlns:w15="http://schemas.microsoft.com/office/word/2012/wordml" xmlns:w16cei="http://schemas.microsoft.com/office/word/2026/wordml/cei" xmlns:w16cex="http://schemas.microsoft.com/office/word/2018/wordml/cex" xmlns:w16cid="http://schemas.microsoft.com/office/word/2016/wordml/cid" xmlns:w16="http://schemas.microsoft.com/office/word/2018/wordml" xmlns:w16sdtdh="http://schemas.microsoft.com/office/word/2020/wordml/sdtdatahash" xmlns:w16sdtfl="http://schemas.microsoft.com/office/word/2024/wordml/sdtformatlock" xmlns:w16se="http://schemas.microsoft.com/office/word/2015/wordml/symex" xmlns:w16du="http://schemas.microsoft.com/office/word/2023/wordml/word16du" xmlns:wne="http://schemas.microsoft.com/office/word/2006/wordml" mc:Ignorable="w14 w15 w16se w16cid w16 w16cex w16sdtdh w16sdtfl w16du wp14">
+<w:ftr xmlns:wpc="http://schemas.microsoft.com/office/word/2010/wordprocessingCanvas" xmlns:cx="http://schemas.microsoft.com/office/drawing/2014/chartex" xmlns:cx1="http://schemas.microsoft.com/office/drawing/2015/9/8/chartex" xmlns:mc="http://schemas.openxmlformats.org/markup-compatibility/2006" xmlns:o="urn:schemas-microsoft-com:office:office" xmlns:r="http://schemas.openxmlformats.org/officeDocument/2006/relationships" xmlns:m="http://schemas.openxmlformats.org/officeDocument/2006/math" xmlns:v="urn:schemas-microsoft-com:vml" xmlns:wp14="http://schemas.microsoft.com/office/word/2010/wordprocessingDrawing" xmlns:wp="http://schemas.openxmlformats.org/drawingml/2006/wordprocessingDrawing" xmlns:w10="urn:schemas-microsoft-com:office:word" xmlns:w="http://schemas.openxmlformats.org/wordprocessingml/2006/main" xmlns:w14="http://schemas.microsoft.com/office/word/2010/wordml" xmlns:w15="http://schemas.microsoft.com/office/word/2012/wordml" xmlns:w16se="http://schemas.microsoft.com/office/word/2015/wordml/symex" xmlns:wpg="http://schemas.microsoft.com/office/word/2010/wordprocessingGroup" xmlns:wpi="http://schemas.microsoft.com/office/word/2010/wordprocessingInk" xmlns:wne="http://schemas.microsoft.com/office/word/2006/wordml" xmlns:wps="http://schemas.microsoft.com/office/word/2010/wordprocessingShape" mc:Ignorable="w14 w15 w16se wp14">
   <w:p>
     <w:pPr>
       <w:pStyle w:val="a3"/>
@@ -3579,7 +3916,7 @@
 </file>
 
 <file path=word/footer5.xml><?xml version="1.0" encoding="utf-8"?>
-<w:ftr xmlns:wpc="http://schemas.microsoft.com/office/word/2010/wordprocessingCanvas" xmlns:cx="http://schemas.microsoft.com/office/drawing/2014/chartex" xmlns:cx1="http://schemas.microsoft.com/office/drawing/2015/9/8/chartex" xmlns:cx2="http://schemas.microsoft.com/office/drawing/2015/10/21/chartex" xmlns:cx3="http://schemas.microsoft.com/office/drawing/2016/5/9/chartex" xmlns:cx4="http://schemas.microsoft.com/office/drawing/2016/5/10/chartex" xmlns:cx5="http://schemas.microsoft.com/office/drawing/2016/5/11/chartex" xmlns:cx6="http://schemas.microsoft.com/office/drawing/2016/5/12/chartex" xmlns:cx7="http://schemas.microsoft.com/office/drawing/2016/5/13/chartex" xmlns:cx8="http://schemas.microsoft.com/office/drawing/2016/5/14/chartex" xmlns:mc="http://schemas.openxmlformats.org/markup-compatibility/2006" xmlns:m="http://schemas.openxmlformats.org/officeDocument/2006/math" xmlns:aink="http://schemas.microsoft.com/office/drawing/2016/ink" xmlns:am3d="http://schemas.microsoft.com/office/drawing/2017/model3d" xmlns:oel="http://schemas.microsoft.com/office/2019/extlst" xmlns:r="http://schemas.openxmlformats.org/officeDocument/2006/relationships" xmlns:wp14="http://schemas.microsoft.com/office/word/2010/wordprocessingDrawing" xmlns:wp="http://schemas.openxmlformats.org/drawingml/2006/wordprocessingDrawing" xmlns:wpg="http://schemas.microsoft.com/office/word/2010/wordprocessingGroup" xmlns:wpi="http://schemas.microsoft.com/office/word/2010/wordprocessingInk" xmlns:wps="http://schemas.microsoft.com/office/word/2010/wordprocessingShape" xmlns:o="urn:schemas-microsoft-com:office:office" xmlns:v="urn:schemas-microsoft-com:vml" xmlns:w10="urn:schemas-microsoft-com:office:word" xmlns:w="http://schemas.openxmlformats.org/wordprocessingml/2006/main" xmlns:w14="http://schemas.microsoft.com/office/word/2010/wordml" xmlns:w15="http://schemas.microsoft.com/office/word/2012/wordml" xmlns:w16cei="http://schemas.microsoft.com/office/word/2026/wordml/cei" xmlns:w16cex="http://schemas.microsoft.com/office/word/2018/wordml/cex" xmlns:w16cid="http://schemas.microsoft.com/office/word/2016/wordml/cid" xmlns:w16="http://schemas.microsoft.com/office/word/2018/wordml" xmlns:w16sdtdh="http://schemas.microsoft.com/office/word/2020/wordml/sdtdatahash" xmlns:w16sdtfl="http://schemas.microsoft.com/office/word/2024/wordml/sdtformatlock" xmlns:w16se="http://schemas.microsoft.com/office/word/2015/wordml/symex" xmlns:w16du="http://schemas.microsoft.com/office/word/2023/wordml/word16du" xmlns:wne="http://schemas.microsoft.com/office/word/2006/wordml" mc:Ignorable="w14 w15 w16se w16cid w16 w16cex w16sdtdh w16sdtfl w16du wp14">
+<w:ftr xmlns:wpc="http://schemas.microsoft.com/office/word/2010/wordprocessingCanvas" xmlns:cx="http://schemas.microsoft.com/office/drawing/2014/chartex" xmlns:cx1="http://schemas.microsoft.com/office/drawing/2015/9/8/chartex" xmlns:mc="http://schemas.openxmlformats.org/markup-compatibility/2006" xmlns:o="urn:schemas-microsoft-com:office:office" xmlns:r="http://schemas.openxmlformats.org/officeDocument/2006/relationships" xmlns:m="http://schemas.openxmlformats.org/officeDocument/2006/math" xmlns:v="urn:schemas-microsoft-com:vml" xmlns:wp14="http://schemas.microsoft.com/office/word/2010/wordprocessingDrawing" xmlns:wp="http://schemas.openxmlformats.org/drawingml/2006/wordprocessingDrawing" xmlns:w10="urn:schemas-microsoft-com:office:word" xmlns:w="http://schemas.openxmlformats.org/wordprocessingml/2006/main" xmlns:w14="http://schemas.microsoft.com/office/word/2010/wordml" xmlns:w15="http://schemas.microsoft.com/office/word/2012/wordml" xmlns:w16se="http://schemas.microsoft.com/office/word/2015/wordml/symex" xmlns:wpg="http://schemas.microsoft.com/office/word/2010/wordprocessingGroup" xmlns:wpi="http://schemas.microsoft.com/office/word/2010/wordprocessingInk" xmlns:wne="http://schemas.microsoft.com/office/word/2006/wordml" xmlns:wps="http://schemas.microsoft.com/office/word/2010/wordprocessingShape" mc:Ignorable="w14 w15 w16se wp14">
   <w:p>
     <w:pPr>
       <w:pStyle w:val="a3"/>
@@ -3590,7 +3927,7 @@
 </file>
 
 <file path=word/footer6.xml><?xml version="1.0" encoding="utf-8"?>
-<w:ftr xmlns:wpc="http://schemas.microsoft.com/office/word/2010/wordprocessingCanvas" xmlns:cx="http://schemas.microsoft.com/office/drawing/2014/chartex" xmlns:cx1="http://schemas.microsoft.com/office/drawing/2015/9/8/chartex" xmlns:cx2="http://schemas.microsoft.com/office/drawing/2015/10/21/chartex" xmlns:cx3="http://schemas.microsoft.com/office/drawing/2016/5/9/chartex" xmlns:cx4="http://schemas.microsoft.com/office/drawing/2016/5/10/chartex" xmlns:cx5="http://schemas.microsoft.com/office/drawing/2016/5/11/chartex" xmlns:cx6="http://schemas.microsoft.com/office/drawing/2016/5/12/chartex" xmlns:cx7="http://schemas.microsoft.com/office/drawing/2016/5/13/chartex" xmlns:cx8="http://schemas.microsoft.com/office/drawing/2016/5/14/chartex" xmlns:mc="http://schemas.openxmlformats.org/markup-compatibility/2006" xmlns:m="http://schemas.openxmlformats.org/officeDocument/2006/math" xmlns:aink="http://schemas.microsoft.com/office/drawing/2016/ink" xmlns:am3d="http://schemas.microsoft.com/office/drawing/2017/model3d" xmlns:oel="http://schemas.microsoft.com/office/2019/extlst" xmlns:r="http://schemas.openxmlformats.org/officeDocument/2006/relationships" xmlns:wp14="http://schemas.microsoft.com/office/word/2010/wordprocessingDrawing" xmlns:wp="http://schemas.openxmlformats.org/drawingml/2006/wordprocessingDrawing" xmlns:wpg="http://schemas.microsoft.com/office/word/2010/wordprocessingGroup" xmlns:wpi="http://schemas.microsoft.com/office/word/2010/wordprocessingInk" xmlns:wps="http://schemas.microsoft.com/office/word/2010/wordprocessingShape" xmlns:o="urn:schemas-microsoft-com:office:office" xmlns:v="urn:schemas-microsoft-com:vml" xmlns:w10="urn:schemas-microsoft-com:office:word" xmlns:w="http://schemas.openxmlformats.org/wordprocessingml/2006/main" xmlns:w14="http://schemas.microsoft.com/office/word/2010/wordml" xmlns:w15="http://schemas.microsoft.com/office/word/2012/wordml" xmlns:w16cei="http://schemas.microsoft.com/office/word/2026/wordml/cei" xmlns:w16cex="http://schemas.microsoft.com/office/word/2018/wordml/cex" xmlns:w16cid="http://schemas.microsoft.com/office/word/2016/wordml/cid" xmlns:w16="http://schemas.microsoft.com/office/word/2018/wordml" xmlns:w16sdtdh="http://schemas.microsoft.com/office/word/2020/wordml/sdtdatahash" xmlns:w16sdtfl="http://schemas.microsoft.com/office/word/2024/wordml/sdtformatlock" xmlns:w16se="http://schemas.microsoft.com/office/word/2015/wordml/symex" xmlns:w16du="http://schemas.microsoft.com/office/word/2023/wordml/word16du" xmlns:wne="http://schemas.microsoft.com/office/word/2006/wordml" mc:Ignorable="w14 w15 w16se w16cid w16 w16cex w16sdtdh w16sdtfl w16du wp14">
+<w:ftr xmlns:wpc="http://schemas.microsoft.com/office/word/2010/wordprocessingCanvas" xmlns:cx="http://schemas.microsoft.com/office/drawing/2014/chartex" xmlns:cx1="http://schemas.microsoft.com/office/drawing/2015/9/8/chartex" xmlns:mc="http://schemas.openxmlformats.org/markup-compatibility/2006" xmlns:o="urn:schemas-microsoft-com:office:office" xmlns:r="http://schemas.openxmlformats.org/officeDocument/2006/relationships" xmlns:m="http://schemas.openxmlformats.org/officeDocument/2006/math" xmlns:v="urn:schemas-microsoft-com:vml" xmlns:wp14="http://schemas.microsoft.com/office/word/2010/wordprocessingDrawing" xmlns:wp="http://schemas.openxmlformats.org/drawingml/2006/wordprocessingDrawing" xmlns:w10="urn:schemas-microsoft-com:office:word" xmlns:w="http://schemas.openxmlformats.org/wordprocessingml/2006/main" xmlns:w14="http://schemas.microsoft.com/office/word/2010/wordml" xmlns:w15="http://schemas.microsoft.com/office/word/2012/wordml" xmlns:w16se="http://schemas.microsoft.com/office/word/2015/wordml/symex" xmlns:wpg="http://schemas.microsoft.com/office/word/2010/wordprocessingGroup" xmlns:wpi="http://schemas.microsoft.com/office/word/2010/wordprocessingInk" xmlns:wne="http://schemas.microsoft.com/office/word/2006/wordml" xmlns:wps="http://schemas.microsoft.com/office/word/2010/wordprocessingShape" mc:Ignorable="w14 w15 w16se wp14">
   <w:sdt>
     <w:sdtPr>
       <w:id w:val="7867427"/>
@@ -3599,6 +3936,7 @@
         <w:docPartUnique/>
       </w:docPartObj>
     </w:sdtPr>
+    <w:sdtEndPr/>
     <w:sdtContent>
       <w:p>
         <w:pPr>
@@ -3640,7 +3978,7 @@
 </file>
 
 <file path=word/footer7.xml><?xml version="1.0" encoding="utf-8"?>
-<w:ftr xmlns:wpc="http://schemas.microsoft.com/office/word/2010/wordprocessingCanvas" xmlns:cx="http://schemas.microsoft.com/office/drawing/2014/chartex" xmlns:cx1="http://schemas.microsoft.com/office/drawing/2015/9/8/chartex" xmlns:cx2="http://schemas.microsoft.com/office/drawing/2015/10/21/chartex" xmlns:cx3="http://schemas.microsoft.com/office/drawing/2016/5/9/chartex" xmlns:cx4="http://schemas.microsoft.com/office/drawing/2016/5/10/chartex" xmlns:cx5="http://schemas.microsoft.com/office/drawing/2016/5/11/chartex" xmlns:cx6="http://schemas.microsoft.com/office/drawing/2016/5/12/chartex" xmlns:cx7="http://schemas.microsoft.com/office/drawing/2016/5/13/chartex" xmlns:cx8="http://schemas.microsoft.com/office/drawing/2016/5/14/chartex" xmlns:mc="http://schemas.openxmlformats.org/markup-compatibility/2006" xmlns:m="http://schemas.openxmlformats.org/officeDocument/2006/math" xmlns:aink="http://schemas.microsoft.com/office/drawing/2016/ink" xmlns:am3d="http://schemas.microsoft.com/office/drawing/2017/model3d" xmlns:oel="http://schemas.microsoft.com/office/2019/extlst" xmlns:r="http://schemas.openxmlformats.org/officeDocument/2006/relationships" xmlns:wp14="http://schemas.microsoft.com/office/word/2010/wordprocessingDrawing" xmlns:wp="http://schemas.openxmlformats.org/drawingml/2006/wordprocessingDrawing" xmlns:wpg="http://schemas.microsoft.com/office/word/2010/wordprocessingGroup" xmlns:wpi="http://schemas.microsoft.com/office/word/2010/wordprocessingInk" xmlns:wps="http://schemas.microsoft.com/office/word/2010/wordprocessingShape" xmlns:o="urn:schemas-microsoft-com:office:office" xmlns:v="urn:schemas-microsoft-com:vml" xmlns:w10="urn:schemas-microsoft-com:office:word" xmlns:w="http://schemas.openxmlformats.org/wordprocessingml/2006/main" xmlns:w14="http://schemas.microsoft.com/office/word/2010/wordml" xmlns:w15="http://schemas.microsoft.com/office/word/2012/wordml" xmlns:w16cei="http://schemas.microsoft.com/office/word/2026/wordml/cei" xmlns:w16cex="http://schemas.microsoft.com/office/word/2018/wordml/cex" xmlns:w16cid="http://schemas.microsoft.com/office/word/2016/wordml/cid" xmlns:w16="http://schemas.microsoft.com/office/word/2018/wordml" xmlns:w16sdtdh="http://schemas.microsoft.com/office/word/2020/wordml/sdtdatahash" xmlns:w16sdtfl="http://schemas.microsoft.com/office/word/2024/wordml/sdtformatlock" xmlns:w16se="http://schemas.microsoft.com/office/word/2015/wordml/symex" xmlns:w16du="http://schemas.microsoft.com/office/word/2023/wordml/word16du" xmlns:wne="http://schemas.microsoft.com/office/word/2006/wordml" mc:Ignorable="w14 w15 w16se w16cid w16 w16cex w16sdtdh w16sdtfl w16du wp14">
+<w:ftr xmlns:wpc="http://schemas.microsoft.com/office/word/2010/wordprocessingCanvas" xmlns:cx="http://schemas.microsoft.com/office/drawing/2014/chartex" xmlns:cx1="http://schemas.microsoft.com/office/drawing/2015/9/8/chartex" xmlns:mc="http://schemas.openxmlformats.org/markup-compatibility/2006" xmlns:o="urn:schemas-microsoft-com:office:office" xmlns:r="http://schemas.openxmlformats.org/officeDocument/2006/relationships" xmlns:m="http://schemas.openxmlformats.org/officeDocument/2006/math" xmlns:v="urn:schemas-microsoft-com:vml" xmlns:wp14="http://schemas.microsoft.com/office/word/2010/wordprocessingDrawing" xmlns:wp="http://schemas.openxmlformats.org/drawingml/2006/wordprocessingDrawing" xmlns:w10="urn:schemas-microsoft-com:office:word" xmlns:w="http://schemas.openxmlformats.org/wordprocessingml/2006/main" xmlns:w14="http://schemas.microsoft.com/office/word/2010/wordml" xmlns:w15="http://schemas.microsoft.com/office/word/2012/wordml" xmlns:w16se="http://schemas.microsoft.com/office/word/2015/wordml/symex" xmlns:wpg="http://schemas.microsoft.com/office/word/2010/wordprocessingGroup" xmlns:wpi="http://schemas.microsoft.com/office/word/2010/wordprocessingInk" xmlns:wne="http://schemas.microsoft.com/office/word/2006/wordml" xmlns:wps="http://schemas.microsoft.com/office/word/2010/wordprocessingShape" mc:Ignorable="w14 w15 w16se wp14">
   <w:p>
     <w:pPr>
       <w:pStyle w:val="a3"/>
@@ -3662,7 +4000,7 @@
 </file>
 
 <file path=word/footer8.xml><?xml version="1.0" encoding="utf-8"?>
-<w:ftr xmlns:wpc="http://schemas.microsoft.com/office/word/2010/wordprocessingCanvas" xmlns:cx="http://schemas.microsoft.com/office/drawing/2014/chartex" xmlns:cx1="http://schemas.microsoft.com/office/drawing/2015/9/8/chartex" xmlns:cx2="http://schemas.microsoft.com/office/drawing/2015/10/21/chartex" xmlns:cx3="http://schemas.microsoft.com/office/drawing/2016/5/9/chartex" xmlns:cx4="http://schemas.microsoft.com/office/drawing/2016/5/10/chartex" xmlns:cx5="http://schemas.microsoft.com/office/drawing/2016/5/11/chartex" xmlns:cx6="http://schemas.microsoft.com/office/drawing/2016/5/12/chartex" xmlns:cx7="http://schemas.microsoft.com/office/drawing/2016/5/13/chartex" xmlns:cx8="http://schemas.microsoft.com/office/drawing/2016/5/14/chartex" xmlns:mc="http://schemas.openxmlformats.org/markup-compatibility/2006" xmlns:m="http://schemas.openxmlformats.org/officeDocument/2006/math" xmlns:aink="http://schemas.microsoft.com/office/drawing/2016/ink" xmlns:am3d="http://schemas.microsoft.com/office/drawing/2017/model3d" xmlns:oel="http://schemas.microsoft.com/office/2019/extlst" xmlns:r="http://schemas.openxmlformats.org/officeDocument/2006/relationships" xmlns:wp14="http://schemas.microsoft.com/office/word/2010/wordprocessingDrawing" xmlns:wp="http://schemas.openxmlformats.org/drawingml/2006/wordprocessingDrawing" xmlns:wpg="http://schemas.microsoft.com/office/word/2010/wordprocessingGroup" xmlns:wpi="http://schemas.microsoft.com/office/word/2010/wordprocessingInk" xmlns:wps="http://schemas.microsoft.com/office/word/2010/wordprocessingShape" xmlns:o="urn:schemas-microsoft-com:office:office" xmlns:v="urn:schemas-microsoft-com:vml" xmlns:w10="urn:schemas-microsoft-com:office:word" xmlns:w="http://schemas.openxmlformats.org/wordprocessingml/2006/main" xmlns:w14="http://schemas.microsoft.com/office/word/2010/wordml" xmlns:w15="http://schemas.microsoft.com/office/word/2012/wordml" xmlns:w16cei="http://schemas.microsoft.com/office/word/2026/wordml/cei" xmlns:w16cex="http://schemas.microsoft.com/office/word/2018/wordml/cex" xmlns:w16cid="http://schemas.microsoft.com/office/word/2016/wordml/cid" xmlns:w16="http://schemas.microsoft.com/office/word/2018/wordml" xmlns:w16sdtdh="http://schemas.microsoft.com/office/word/2020/wordml/sdtdatahash" xmlns:w16sdtfl="http://schemas.microsoft.com/office/word/2024/wordml/sdtformatlock" xmlns:w16se="http://schemas.microsoft.com/office/word/2015/wordml/symex" xmlns:w16du="http://schemas.microsoft.com/office/word/2023/wordml/word16du" xmlns:wne="http://schemas.microsoft.com/office/word/2006/wordml" mc:Ignorable="w14 w15 w16se w16cid w16 w16cex w16sdtdh w16sdtfl w16du wp14">
+<w:ftr xmlns:wpc="http://schemas.microsoft.com/office/word/2010/wordprocessingCanvas" xmlns:cx="http://schemas.microsoft.com/office/drawing/2014/chartex" xmlns:cx1="http://schemas.microsoft.com/office/drawing/2015/9/8/chartex" xmlns:mc="http://schemas.openxmlformats.org/markup-compatibility/2006" xmlns:o="urn:schemas-microsoft-com:office:office" xmlns:r="http://schemas.openxmlformats.org/officeDocument/2006/relationships" xmlns:m="http://schemas.openxmlformats.org/officeDocument/2006/math" xmlns:v="urn:schemas-microsoft-com:vml" xmlns:wp14="http://schemas.microsoft.com/office/word/2010/wordprocessingDrawing" xmlns:wp="http://schemas.openxmlformats.org/drawingml/2006/wordprocessingDrawing" xmlns:w10="urn:schemas-microsoft-com:office:word" xmlns:w="http://schemas.openxmlformats.org/wordprocessingml/2006/main" xmlns:w14="http://schemas.microsoft.com/office/word/2010/wordml" xmlns:w15="http://schemas.microsoft.com/office/word/2012/wordml" xmlns:w16se="http://schemas.microsoft.com/office/word/2015/wordml/symex" xmlns:wpg="http://schemas.microsoft.com/office/word/2010/wordprocessingGroup" xmlns:wpi="http://schemas.microsoft.com/office/word/2010/wordprocessingInk" xmlns:wne="http://schemas.microsoft.com/office/word/2006/wordml" xmlns:wps="http://schemas.microsoft.com/office/word/2010/wordprocessingShape" mc:Ignorable="w14 w15 w16se wp14">
   <w:p>
     <w:pPr>
       <w:pStyle w:val="a3"/>
@@ -3684,7 +4022,7 @@
 </file>
 
 <file path=word/footer9.xml><?xml version="1.0" encoding="utf-8"?>
-<w:ftr xmlns:wpc="http://schemas.microsoft.com/office/word/2010/wordprocessingCanvas" xmlns:cx="http://schemas.microsoft.com/office/drawing/2014/chartex" xmlns:cx1="http://schemas.microsoft.com/office/drawing/2015/9/8/chartex" xmlns:cx2="http://schemas.microsoft.com/office/drawing/2015/10/21/chartex" xmlns:cx3="http://schemas.microsoft.com/office/drawing/2016/5/9/chartex" xmlns:cx4="http://schemas.microsoft.com/office/drawing/2016/5/10/chartex" xmlns:cx5="http://schemas.microsoft.com/office/drawing/2016/5/11/chartex" xmlns:cx6="http://schemas.microsoft.com/office/drawing/2016/5/12/chartex" xmlns:cx7="http://schemas.microsoft.com/office/drawing/2016/5/13/chartex" xmlns:cx8="http://schemas.microsoft.com/office/drawing/2016/5/14/chartex" xmlns:mc="http://schemas.openxmlformats.org/markup-compatibility/2006" xmlns:m="http://schemas.openxmlformats.org/officeDocument/2006/math" xmlns:aink="http://schemas.microsoft.com/office/drawing/2016/ink" xmlns:am3d="http://schemas.microsoft.com/office/drawing/2017/model3d" xmlns:oel="http://schemas.microsoft.com/office/2019/extlst" xmlns:r="http://schemas.openxmlformats.org/officeDocument/2006/relationships" xmlns:wp14="http://schemas.microsoft.com/office/word/2010/wordprocessingDrawing" xmlns:wp="http://schemas.openxmlformats.org/drawingml/2006/wordprocessingDrawing" xmlns:wpg="http://schemas.microsoft.com/office/word/2010/wordprocessingGroup" xmlns:wpi="http://schemas.microsoft.com/office/word/2010/wordprocessingInk" xmlns:wps="http://schemas.microsoft.com/office/word/2010/wordprocessingShape" xmlns:o="urn:schemas-microsoft-com:office:office" xmlns:v="urn:schemas-microsoft-com:vml" xmlns:w10="urn:schemas-microsoft-com:office:word" xmlns:w="http://schemas.openxmlformats.org/wordprocessingml/2006/main" xmlns:w14="http://schemas.microsoft.com/office/word/2010/wordml" xmlns:w15="http://schemas.microsoft.com/office/word/2012/wordml" xmlns:w16cei="http://schemas.microsoft.com/office/word/2026/wordml/cei" xmlns:w16cex="http://schemas.microsoft.com/office/word/2018/wordml/cex" xmlns:w16cid="http://schemas.microsoft.com/office/word/2016/wordml/cid" xmlns:w16="http://schemas.microsoft.com/office/word/2018/wordml" xmlns:w16sdtdh="http://schemas.microsoft.com/office/word/2020/wordml/sdtdatahash" xmlns:w16sdtfl="http://schemas.microsoft.com/office/word/2024/wordml/sdtformatlock" xmlns:w16se="http://schemas.microsoft.com/office/word/2015/wordml/symex" xmlns:w16du="http://schemas.microsoft.com/office/word/2023/wordml/word16du" xmlns:wne="http://schemas.microsoft.com/office/word/2006/wordml" mc:Ignorable="w14 w15 w16se w16cid w16 w16cex w16sdtdh w16sdtfl w16du wp14">
+<w:ftr xmlns:wpc="http://schemas.microsoft.com/office/word/2010/wordprocessingCanvas" xmlns:cx="http://schemas.microsoft.com/office/drawing/2014/chartex" xmlns:cx1="http://schemas.microsoft.com/office/drawing/2015/9/8/chartex" xmlns:mc="http://schemas.openxmlformats.org/markup-compatibility/2006" xmlns:o="urn:schemas-microsoft-com:office:office" xmlns:r="http://schemas.openxmlformats.org/officeDocument/2006/relationships" xmlns:m="http://schemas.openxmlformats.org/officeDocument/2006/math" xmlns:v="urn:schemas-microsoft-com:vml" xmlns:wp14="http://schemas.microsoft.com/office/word/2010/wordprocessingDrawing" xmlns:wp="http://schemas.openxmlformats.org/drawingml/2006/wordprocessingDrawing" xmlns:w10="urn:schemas-microsoft-com:office:word" xmlns:w="http://schemas.openxmlformats.org/wordprocessingml/2006/main" xmlns:w14="http://schemas.microsoft.com/office/word/2010/wordml" xmlns:w15="http://schemas.microsoft.com/office/word/2012/wordml" xmlns:w16se="http://schemas.microsoft.com/office/word/2015/wordml/symex" xmlns:wpg="http://schemas.microsoft.com/office/word/2010/wordprocessingGroup" xmlns:wpi="http://schemas.microsoft.com/office/word/2010/wordprocessingInk" xmlns:wne="http://schemas.microsoft.com/office/word/2006/wordml" xmlns:wps="http://schemas.microsoft.com/office/word/2010/wordprocessingShape" mc:Ignorable="w14 w15 w16se wp14">
   <w:p>
     <w:pPr>
       <w:pStyle w:val="a3"/>
@@ -3706,7 +4044,7 @@
 </file>
 
 <file path=word/footnotes.xml><?xml version="1.0" encoding="utf-8"?>
-<w:footnotes xmlns:wpc="http://schemas.microsoft.com/office/word/2010/wordprocessingCanvas" xmlns:cx="http://schemas.microsoft.com/office/drawing/2014/chartex" xmlns:cx1="http://schemas.microsoft.com/office/drawing/2015/9/8/chartex" xmlns:cx2="http://schemas.microsoft.com/office/drawing/2015/10/21/chartex" xmlns:cx3="http://schemas.microsoft.com/office/drawing/2016/5/9/chartex" xmlns:cx4="http://schemas.microsoft.com/office/drawing/2016/5/10/chartex" xmlns:cx5="http://schemas.microsoft.com/office/drawing/2016/5/11/chartex" xmlns:cx6="http://schemas.microsoft.com/office/drawing/2016/5/12/chartex" xmlns:cx7="http://schemas.microsoft.com/office/drawing/2016/5/13/chartex" xmlns:cx8="http://schemas.microsoft.com/office/drawing/2016/5/14/chartex" xmlns:mc="http://schemas.openxmlformats.org/markup-compatibility/2006" xmlns:m="http://schemas.openxmlformats.org/officeDocument/2006/math" xmlns:aink="http://schemas.microsoft.com/office/drawing/2016/ink" xmlns:am3d="http://schemas.microsoft.com/office/drawing/2017/model3d" xmlns:oel="http://schemas.microsoft.com/office/2019/extlst" xmlns:r="http://schemas.openxmlformats.org/officeDocument/2006/relationships" xmlns:wp14="http://schemas.microsoft.com/office/word/2010/wordprocessingDrawing" xmlns:wp="http://schemas.openxmlformats.org/drawingml/2006/wordprocessingDrawing" xmlns:wpg="http://schemas.microsoft.com/office/word/2010/wordprocessingGroup" xmlns:wpi="http://schemas.microsoft.com/office/word/2010/wordprocessingInk" xmlns:wps="http://schemas.microsoft.com/office/word/2010/wordprocessingShape" xmlns:o="urn:schemas-microsoft-com:office:office" xmlns:v="urn:schemas-microsoft-com:vml" xmlns:w10="urn:schemas-microsoft-com:office:word" xmlns:w="http://schemas.openxmlformats.org/wordprocessingml/2006/main" xmlns:w14="http://schemas.microsoft.com/office/word/2010/wordml" xmlns:w15="http://schemas.microsoft.com/office/word/2012/wordml" xmlns:w16cei="http://schemas.microsoft.com/office/word/2026/wordml/cei" xmlns:w16cex="http://schemas.microsoft.com/office/word/2018/wordml/cex" xmlns:w16cid="http://schemas.microsoft.com/office/word/2016/wordml/cid" xmlns:w16="http://schemas.microsoft.com/office/word/2018/wordml" xmlns:w16sdtdh="http://schemas.microsoft.com/office/word/2020/wordml/sdtdatahash" xmlns:w16sdtfl="http://schemas.microsoft.com/office/word/2024/wordml/sdtformatlock" xmlns:w16se="http://schemas.microsoft.com/office/word/2015/wordml/symex" xmlns:w16du="http://schemas.microsoft.com/office/word/2023/wordml/word16du" xmlns:wne="http://schemas.microsoft.com/office/word/2006/wordml" mc:Ignorable="w14 w15 w16se w16cid w16 w16cex w16sdtdh w16sdtfl w16du wp14">
+<w:footnotes xmlns:wpc="http://schemas.microsoft.com/office/word/2010/wordprocessingCanvas" xmlns:cx="http://schemas.microsoft.com/office/drawing/2014/chartex" xmlns:cx1="http://schemas.microsoft.com/office/drawing/2015/9/8/chartex" xmlns:mc="http://schemas.openxmlformats.org/markup-compatibility/2006" xmlns:o="urn:schemas-microsoft-com:office:office" xmlns:r="http://schemas.openxmlformats.org/officeDocument/2006/relationships" xmlns:m="http://schemas.openxmlformats.org/officeDocument/2006/math" xmlns:v="urn:schemas-microsoft-com:vml" xmlns:wp14="http://schemas.microsoft.com/office/word/2010/wordprocessingDrawing" xmlns:wp="http://schemas.openxmlformats.org/drawingml/2006/wordprocessingDrawing" xmlns:w10="urn:schemas-microsoft-com:office:word" xmlns:w="http://schemas.openxmlformats.org/wordprocessingml/2006/main" xmlns:w14="http://schemas.microsoft.com/office/word/2010/wordml" xmlns:w15="http://schemas.microsoft.com/office/word/2012/wordml" xmlns:w16se="http://schemas.microsoft.com/office/word/2015/wordml/symex" xmlns:wpg="http://schemas.microsoft.com/office/word/2010/wordprocessingGroup" xmlns:wpi="http://schemas.microsoft.com/office/word/2010/wordprocessingInk" xmlns:wne="http://schemas.microsoft.com/office/word/2006/wordml" xmlns:wps="http://schemas.microsoft.com/office/word/2010/wordprocessingShape" mc:Ignorable="w14 w15 w16se wp14">
   <w:footnote w:type="separator" w:id="-1">
     <w:p>
       <w:r>
@@ -3725,7 +4063,7 @@
 </file>
 
 <file path=word/header1.xml><?xml version="1.0" encoding="utf-8"?>
-<w:hdr xmlns:wpc="http://schemas.microsoft.com/office/word/2010/wordprocessingCanvas" xmlns:cx="http://schemas.microsoft.com/office/drawing/2014/chartex" xmlns:cx1="http://schemas.microsoft.com/office/drawing/2015/9/8/chartex" xmlns:cx2="http://schemas.microsoft.com/office/drawing/2015/10/21/chartex" xmlns:cx3="http://schemas.microsoft.com/office/drawing/2016/5/9/chartex" xmlns:cx4="http://schemas.microsoft.com/office/drawing/2016/5/10/chartex" xmlns:cx5="http://schemas.microsoft.com/office/drawing/2016/5/11/chartex" xmlns:cx6="http://schemas.microsoft.com/office/drawing/2016/5/12/chartex" xmlns:cx7="http://schemas.microsoft.com/office/drawing/2016/5/13/chartex" xmlns:cx8="http://schemas.microsoft.com/office/drawing/2016/5/14/chartex" xmlns:mc="http://schemas.openxmlformats.org/markup-compatibility/2006" xmlns:m="http://schemas.openxmlformats.org/officeDocument/2006/math" xmlns:aink="http://schemas.microsoft.com/office/drawing/2016/ink" xmlns:am3d="http://schemas.microsoft.com/office/drawing/2017/model3d" xmlns:oel="http://schemas.microsoft.com/office/2019/extlst" xmlns:r="http://schemas.openxmlformats.org/officeDocument/2006/relationships" xmlns:wp14="http://schemas.microsoft.com/office/word/2010/wordprocessingDrawing" xmlns:wp="http://schemas.openxmlformats.org/drawingml/2006/wordprocessingDrawing" xmlns:wpg="http://schemas.microsoft.com/office/word/2010/wordprocessingGroup" xmlns:wpi="http://schemas.microsoft.com/office/word/2010/wordprocessingInk" xmlns:wps="http://schemas.microsoft.com/office/word/2010/wordprocessingShape" xmlns:o="urn:schemas-microsoft-com:office:office" xmlns:v="urn:schemas-microsoft-com:vml" xmlns:w10="urn:schemas-microsoft-com:office:word" xmlns:w="http://schemas.openxmlformats.org/wordprocessingml/2006/main" xmlns:w14="http://schemas.microsoft.com/office/word/2010/wordml" xmlns:w15="http://schemas.microsoft.com/office/word/2012/wordml" xmlns:w16cei="http://schemas.microsoft.com/office/word/2026/wordml/cei" xmlns:w16cex="http://schemas.microsoft.com/office/word/2018/wordml/cex" xmlns:w16cid="http://schemas.microsoft.com/office/word/2016/wordml/cid" xmlns:w16="http://schemas.microsoft.com/office/word/2018/wordml" xmlns:w16sdtdh="http://schemas.microsoft.com/office/word/2020/wordml/sdtdatahash" xmlns:w16sdtfl="http://schemas.microsoft.com/office/word/2024/wordml/sdtformatlock" xmlns:w16se="http://schemas.microsoft.com/office/word/2015/wordml/symex" xmlns:w16du="http://schemas.microsoft.com/office/word/2023/wordml/word16du" xmlns:wne="http://schemas.microsoft.com/office/word/2006/wordml" mc:Ignorable="w14 w15 w16se w16cid w16 w16cex w16sdtdh w16sdtfl w16du wp14">
+<w:hdr xmlns:wpc="http://schemas.microsoft.com/office/word/2010/wordprocessingCanvas" xmlns:cx="http://schemas.microsoft.com/office/drawing/2014/chartex" xmlns:cx1="http://schemas.microsoft.com/office/drawing/2015/9/8/chartex" xmlns:mc="http://schemas.openxmlformats.org/markup-compatibility/2006" xmlns:o="urn:schemas-microsoft-com:office:office" xmlns:r="http://schemas.openxmlformats.org/officeDocument/2006/relationships" xmlns:m="http://schemas.openxmlformats.org/officeDocument/2006/math" xmlns:v="urn:schemas-microsoft-com:vml" xmlns:wp14="http://schemas.microsoft.com/office/word/2010/wordprocessingDrawing" xmlns:wp="http://schemas.openxmlformats.org/drawingml/2006/wordprocessingDrawing" xmlns:w10="urn:schemas-microsoft-com:office:word" xmlns:w="http://schemas.openxmlformats.org/wordprocessingml/2006/main" xmlns:w14="http://schemas.microsoft.com/office/word/2010/wordml" xmlns:w15="http://schemas.microsoft.com/office/word/2012/wordml" xmlns:w16se="http://schemas.microsoft.com/office/word/2015/wordml/symex" xmlns:wpg="http://schemas.microsoft.com/office/word/2010/wordprocessingGroup" xmlns:wpi="http://schemas.microsoft.com/office/word/2010/wordprocessingInk" xmlns:wne="http://schemas.microsoft.com/office/word/2006/wordml" xmlns:wps="http://schemas.microsoft.com/office/word/2010/wordprocessingShape" mc:Ignorable="w14 w15 w16se wp14">
   <w:p>
     <w:pPr>
       <w:pStyle w:val="a9"/>
@@ -3736,7 +4074,7 @@
 </file>
 
 <file path=word/header2.xml><?xml version="1.0" encoding="utf-8"?>
-<w:hdr xmlns:wpc="http://schemas.microsoft.com/office/word/2010/wordprocessingCanvas" xmlns:cx="http://schemas.microsoft.com/office/drawing/2014/chartex" xmlns:cx1="http://schemas.microsoft.com/office/drawing/2015/9/8/chartex" xmlns:cx2="http://schemas.microsoft.com/office/drawing/2015/10/21/chartex" xmlns:cx3="http://schemas.microsoft.com/office/drawing/2016/5/9/chartex" xmlns:cx4="http://schemas.microsoft.com/office/drawing/2016/5/10/chartex" xmlns:cx5="http://schemas.microsoft.com/office/drawing/2016/5/11/chartex" xmlns:cx6="http://schemas.microsoft.com/office/drawing/2016/5/12/chartex" xmlns:cx7="http://schemas.microsoft.com/office/drawing/2016/5/13/chartex" xmlns:cx8="http://schemas.microsoft.com/office/drawing/2016/5/14/chartex" xmlns:mc="http://schemas.openxmlformats.org/markup-compatibility/2006" xmlns:m="http://schemas.openxmlformats.org/officeDocument/2006/math" xmlns:aink="http://schemas.microsoft.com/office/drawing/2016/ink" xmlns:am3d="http://schemas.microsoft.com/office/drawing/2017/model3d" xmlns:oel="http://schemas.microsoft.com/office/2019/extlst" xmlns:r="http://schemas.openxmlformats.org/officeDocument/2006/relationships" xmlns:wp14="http://schemas.microsoft.com/office/word/2010/wordprocessingDrawing" xmlns:wp="http://schemas.openxmlformats.org/drawingml/2006/wordprocessingDrawing" xmlns:wpg="http://schemas.microsoft.com/office/word/2010/wordprocessingGroup" xmlns:wpi="http://schemas.microsoft.com/office/word/2010/wordprocessingInk" xmlns:wps="http://schemas.microsoft.com/office/word/2010/wordprocessingShape" xmlns:o="urn:schemas-microsoft-com:office:office" xmlns:v="urn:schemas-microsoft-com:vml" xmlns:w10="urn:schemas-microsoft-com:office:word" xmlns:w="http://schemas.openxmlformats.org/wordprocessingml/2006/main" xmlns:w14="http://schemas.microsoft.com/office/word/2010/wordml" xmlns:w15="http://schemas.microsoft.com/office/word/2012/wordml" xmlns:w16cei="http://schemas.microsoft.com/office/word/2026/wordml/cei" xmlns:w16cex="http://schemas.microsoft.com/office/word/2018/wordml/cex" xmlns:w16cid="http://schemas.microsoft.com/office/word/2016/wordml/cid" xmlns:w16="http://schemas.microsoft.com/office/word/2018/wordml" xmlns:w16sdtdh="http://schemas.microsoft.com/office/word/2020/wordml/sdtdatahash" xmlns:w16sdtfl="http://schemas.microsoft.com/office/word/2024/wordml/sdtformatlock" xmlns:w16se="http://schemas.microsoft.com/office/word/2015/wordml/symex" xmlns:w16du="http://schemas.microsoft.com/office/word/2023/wordml/word16du" xmlns:wne="http://schemas.microsoft.com/office/word/2006/wordml" mc:Ignorable="w14 w15 w16se w16cid w16 w16cex w16sdtdh w16sdtfl w16du wp14">
+<w:hdr xmlns:wpc="http://schemas.microsoft.com/office/word/2010/wordprocessingCanvas" xmlns:cx="http://schemas.microsoft.com/office/drawing/2014/chartex" xmlns:cx1="http://schemas.microsoft.com/office/drawing/2015/9/8/chartex" xmlns:mc="http://schemas.openxmlformats.org/markup-compatibility/2006" xmlns:o="urn:schemas-microsoft-com:office:office" xmlns:r="http://schemas.openxmlformats.org/officeDocument/2006/relationships" xmlns:m="http://schemas.openxmlformats.org/officeDocument/2006/math" xmlns:v="urn:schemas-microsoft-com:vml" xmlns:wp14="http://schemas.microsoft.com/office/word/2010/wordprocessingDrawing" xmlns:wp="http://schemas.openxmlformats.org/drawingml/2006/wordprocessingDrawing" xmlns:w10="urn:schemas-microsoft-com:office:word" xmlns:w="http://schemas.openxmlformats.org/wordprocessingml/2006/main" xmlns:w14="http://schemas.microsoft.com/office/word/2010/wordml" xmlns:w15="http://schemas.microsoft.com/office/word/2012/wordml" xmlns:w16se="http://schemas.microsoft.com/office/word/2015/wordml/symex" xmlns:wpg="http://schemas.microsoft.com/office/word/2010/wordprocessingGroup" xmlns:wpi="http://schemas.microsoft.com/office/word/2010/wordprocessingInk" xmlns:wne="http://schemas.microsoft.com/office/word/2006/wordml" xmlns:wps="http://schemas.microsoft.com/office/word/2010/wordprocessingShape" mc:Ignorable="w14 w15 w16se wp14">
   <w:p>
     <w:pPr>
       <w:ind w:left="480"/>
@@ -3746,7 +4084,7 @@
 </file>
 
 <file path=word/header3.xml><?xml version="1.0" encoding="utf-8"?>
-<w:hdr xmlns:wpc="http://schemas.microsoft.com/office/word/2010/wordprocessingCanvas" xmlns:cx="http://schemas.microsoft.com/office/drawing/2014/chartex" xmlns:cx1="http://schemas.microsoft.com/office/drawing/2015/9/8/chartex" xmlns:cx2="http://schemas.microsoft.com/office/drawing/2015/10/21/chartex" xmlns:cx3="http://schemas.microsoft.com/office/drawing/2016/5/9/chartex" xmlns:cx4="http://schemas.microsoft.com/office/drawing/2016/5/10/chartex" xmlns:cx5="http://schemas.microsoft.com/office/drawing/2016/5/11/chartex" xmlns:cx6="http://schemas.microsoft.com/office/drawing/2016/5/12/chartex" xmlns:cx7="http://schemas.microsoft.com/office/drawing/2016/5/13/chartex" xmlns:cx8="http://schemas.microsoft.com/office/drawing/2016/5/14/chartex" xmlns:mc="http://schemas.openxmlformats.org/markup-compatibility/2006" xmlns:m="http://schemas.openxmlformats.org/officeDocument/2006/math" xmlns:aink="http://schemas.microsoft.com/office/drawing/2016/ink" xmlns:am3d="http://schemas.microsoft.com/office/drawing/2017/model3d" xmlns:oel="http://schemas.microsoft.com/office/2019/extlst" xmlns:r="http://schemas.openxmlformats.org/officeDocument/2006/relationships" xmlns:wp14="http://schemas.microsoft.com/office/word/2010/wordprocessingDrawing" xmlns:wp="http://schemas.openxmlformats.org/drawingml/2006/wordprocessingDrawing" xmlns:wpg="http://schemas.microsoft.com/office/word/2010/wordprocessingGroup" xmlns:wpi="http://schemas.microsoft.com/office/word/2010/wordprocessingInk" xmlns:wps="http://schemas.microsoft.com/office/word/2010/wordprocessingShape" xmlns:o="urn:schemas-microsoft-com:office:office" xmlns:v="urn:schemas-microsoft-com:vml" xmlns:w10="urn:schemas-microsoft-com:office:word" xmlns:w="http://schemas.openxmlformats.org/wordprocessingml/2006/main" xmlns:w14="http://schemas.microsoft.com/office/word/2010/wordml" xmlns:w15="http://schemas.microsoft.com/office/word/2012/wordml" xmlns:w16cei="http://schemas.microsoft.com/office/word/2026/wordml/cei" xmlns:w16cex="http://schemas.microsoft.com/office/word/2018/wordml/cex" xmlns:w16cid="http://schemas.microsoft.com/office/word/2016/wordml/cid" xmlns:w16="http://schemas.microsoft.com/office/word/2018/wordml" xmlns:w16sdtdh="http://schemas.microsoft.com/office/word/2020/wordml/sdtdatahash" xmlns:w16sdtfl="http://schemas.microsoft.com/office/word/2024/wordml/sdtformatlock" xmlns:w16se="http://schemas.microsoft.com/office/word/2015/wordml/symex" xmlns:w16du="http://schemas.microsoft.com/office/word/2023/wordml/word16du" xmlns:wne="http://schemas.microsoft.com/office/word/2006/wordml" mc:Ignorable="w14 w15 w16se w16cid w16 w16cex w16sdtdh w16sdtfl w16du wp14">
+<w:hdr xmlns:wpc="http://schemas.microsoft.com/office/word/2010/wordprocessingCanvas" xmlns:cx="http://schemas.microsoft.com/office/drawing/2014/chartex" xmlns:cx1="http://schemas.microsoft.com/office/drawing/2015/9/8/chartex" xmlns:mc="http://schemas.openxmlformats.org/markup-compatibility/2006" xmlns:o="urn:schemas-microsoft-com:office:office" xmlns:r="http://schemas.openxmlformats.org/officeDocument/2006/relationships" xmlns:m="http://schemas.openxmlformats.org/officeDocument/2006/math" xmlns:v="urn:schemas-microsoft-com:vml" xmlns:wp14="http://schemas.microsoft.com/office/word/2010/wordprocessingDrawing" xmlns:wp="http://schemas.openxmlformats.org/drawingml/2006/wordprocessingDrawing" xmlns:w10="urn:schemas-microsoft-com:office:word" xmlns:w="http://schemas.openxmlformats.org/wordprocessingml/2006/main" xmlns:w14="http://schemas.microsoft.com/office/word/2010/wordml" xmlns:w15="http://schemas.microsoft.com/office/word/2012/wordml" xmlns:w16se="http://schemas.microsoft.com/office/word/2015/wordml/symex" xmlns:wpg="http://schemas.microsoft.com/office/word/2010/wordprocessingGroup" xmlns:wpi="http://schemas.microsoft.com/office/word/2010/wordprocessingInk" xmlns:wne="http://schemas.microsoft.com/office/word/2006/wordml" xmlns:wps="http://schemas.microsoft.com/office/word/2010/wordprocessingShape" mc:Ignorable="w14 w15 w16se wp14">
   <w:p>
     <w:pPr>
       <w:pStyle w:val="a9"/>
@@ -3757,7 +4095,7 @@
 </file>
 
 <file path=word/header4.xml><?xml version="1.0" encoding="utf-8"?>
-<w:hdr xmlns:wpc="http://schemas.microsoft.com/office/word/2010/wordprocessingCanvas" xmlns:cx="http://schemas.microsoft.com/office/drawing/2014/chartex" xmlns:cx1="http://schemas.microsoft.com/office/drawing/2015/9/8/chartex" xmlns:cx2="http://schemas.microsoft.com/office/drawing/2015/10/21/chartex" xmlns:cx3="http://schemas.microsoft.com/office/drawing/2016/5/9/chartex" xmlns:cx4="http://schemas.microsoft.com/office/drawing/2016/5/10/chartex" xmlns:cx5="http://schemas.microsoft.com/office/drawing/2016/5/11/chartex" xmlns:cx6="http://schemas.microsoft.com/office/drawing/2016/5/12/chartex" xmlns:cx7="http://schemas.microsoft.com/office/drawing/2016/5/13/chartex" xmlns:cx8="http://schemas.microsoft.com/office/drawing/2016/5/14/chartex" xmlns:mc="http://schemas.openxmlformats.org/markup-compatibility/2006" xmlns:m="http://schemas.openxmlformats.org/officeDocument/2006/math" xmlns:aink="http://schemas.microsoft.com/office/drawing/2016/ink" xmlns:am3d="http://schemas.microsoft.com/office/drawing/2017/model3d" xmlns:oel="http://schemas.microsoft.com/office/2019/extlst" xmlns:r="http://schemas.openxmlformats.org/officeDocument/2006/relationships" xmlns:wp14="http://schemas.microsoft.com/office/word/2010/wordprocessingDrawing" xmlns:wp="http://schemas.openxmlformats.org/drawingml/2006/wordprocessingDrawing" xmlns:wpg="http://schemas.microsoft.com/office/word/2010/wordprocessingGroup" xmlns:wpi="http://schemas.microsoft.com/office/word/2010/wordprocessingInk" xmlns:wps="http://schemas.microsoft.com/office/word/2010/wordprocessingShape" xmlns:o="urn:schemas-microsoft-com:office:office" xmlns:v="urn:schemas-microsoft-com:vml" xmlns:w10="urn:schemas-microsoft-com:office:word" xmlns:w="http://schemas.openxmlformats.org/wordprocessingml/2006/main" xmlns:w14="http://schemas.microsoft.com/office/word/2010/wordml" xmlns:w15="http://schemas.microsoft.com/office/word/2012/wordml" xmlns:w16cei="http://schemas.microsoft.com/office/word/2026/wordml/cei" xmlns:w16cex="http://schemas.microsoft.com/office/word/2018/wordml/cex" xmlns:w16cid="http://schemas.microsoft.com/office/word/2016/wordml/cid" xmlns:w16="http://schemas.microsoft.com/office/word/2018/wordml" xmlns:w16sdtdh="http://schemas.microsoft.com/office/word/2020/wordml/sdtdatahash" xmlns:w16sdtfl="http://schemas.microsoft.com/office/word/2024/wordml/sdtformatlock" xmlns:w16se="http://schemas.microsoft.com/office/word/2015/wordml/symex" xmlns:w16du="http://schemas.microsoft.com/office/word/2023/wordml/word16du" xmlns:wne="http://schemas.microsoft.com/office/word/2006/wordml" mc:Ignorable="w14 w15 w16se w16cid w16 w16cex w16sdtdh w16sdtfl w16du wp14">
+<w:hdr xmlns:wpc="http://schemas.microsoft.com/office/word/2010/wordprocessingCanvas" xmlns:cx="http://schemas.microsoft.com/office/drawing/2014/chartex" xmlns:cx1="http://schemas.microsoft.com/office/drawing/2015/9/8/chartex" xmlns:mc="http://schemas.openxmlformats.org/markup-compatibility/2006" xmlns:o="urn:schemas-microsoft-com:office:office" xmlns:r="http://schemas.openxmlformats.org/officeDocument/2006/relationships" xmlns:m="http://schemas.openxmlformats.org/officeDocument/2006/math" xmlns:v="urn:schemas-microsoft-com:vml" xmlns:wp14="http://schemas.microsoft.com/office/word/2010/wordprocessingDrawing" xmlns:wp="http://schemas.openxmlformats.org/drawingml/2006/wordprocessingDrawing" xmlns:w10="urn:schemas-microsoft-com:office:word" xmlns:w="http://schemas.openxmlformats.org/wordprocessingml/2006/main" xmlns:w14="http://schemas.microsoft.com/office/word/2010/wordml" xmlns:w15="http://schemas.microsoft.com/office/word/2012/wordml" xmlns:w16se="http://schemas.microsoft.com/office/word/2015/wordml/symex" xmlns:wpg="http://schemas.microsoft.com/office/word/2010/wordprocessingGroup" xmlns:wpi="http://schemas.microsoft.com/office/word/2010/wordprocessingInk" xmlns:wne="http://schemas.microsoft.com/office/word/2006/wordml" xmlns:wps="http://schemas.microsoft.com/office/word/2010/wordprocessingShape" mc:Ignorable="w14 w15 w16se wp14">
   <w:p>
     <w:pPr>
       <w:ind w:left="480"/>
@@ -3767,7 +4105,7 @@
 </file>
 
 <file path=word/header5.xml><?xml version="1.0" encoding="utf-8"?>
-<w:hdr xmlns:wpc="http://schemas.microsoft.com/office/word/2010/wordprocessingCanvas" xmlns:cx="http://schemas.microsoft.com/office/drawing/2014/chartex" xmlns:cx1="http://schemas.microsoft.com/office/drawing/2015/9/8/chartex" xmlns:cx2="http://schemas.microsoft.com/office/drawing/2015/10/21/chartex" xmlns:cx3="http://schemas.microsoft.com/office/drawing/2016/5/9/chartex" xmlns:cx4="http://schemas.microsoft.com/office/drawing/2016/5/10/chartex" xmlns:cx5="http://schemas.microsoft.com/office/drawing/2016/5/11/chartex" xmlns:cx6="http://schemas.microsoft.com/office/drawing/2016/5/12/chartex" xmlns:cx7="http://schemas.microsoft.com/office/drawing/2016/5/13/chartex" xmlns:cx8="http://schemas.microsoft.com/office/drawing/2016/5/14/chartex" xmlns:mc="http://schemas.openxmlformats.org/markup-compatibility/2006" xmlns:m="http://schemas.openxmlformats.org/officeDocument/2006/math" xmlns:aink="http://schemas.microsoft.com/office/drawing/2016/ink" xmlns:am3d="http://schemas.microsoft.com/office/drawing/2017/model3d" xmlns:oel="http://schemas.microsoft.com/office/2019/extlst" xmlns:r="http://schemas.openxmlformats.org/officeDocument/2006/relationships" xmlns:wp14="http://schemas.microsoft.com/office/word/2010/wordprocessingDrawing" xmlns:wp="http://schemas.openxmlformats.org/drawingml/2006/wordprocessingDrawing" xmlns:wpg="http://schemas.microsoft.com/office/word/2010/wordprocessingGroup" xmlns:wpi="http://schemas.microsoft.com/office/word/2010/wordprocessingInk" xmlns:wps="http://schemas.microsoft.com/office/word/2010/wordprocessingShape" xmlns:o="urn:schemas-microsoft-com:office:office" xmlns:v="urn:schemas-microsoft-com:vml" xmlns:w10="urn:schemas-microsoft-com:office:word" xmlns:w="http://schemas.openxmlformats.org/wordprocessingml/2006/main" xmlns:w14="http://schemas.microsoft.com/office/word/2010/wordml" xmlns:w15="http://schemas.microsoft.com/office/word/2012/wordml" xmlns:w16cei="http://schemas.microsoft.com/office/word/2026/wordml/cei" xmlns:w16cex="http://schemas.microsoft.com/office/word/2018/wordml/cex" xmlns:w16cid="http://schemas.microsoft.com/office/word/2016/wordml/cid" xmlns:w16="http://schemas.microsoft.com/office/word/2018/wordml" xmlns:w16sdtdh="http://schemas.microsoft.com/office/word/2020/wordml/sdtdatahash" xmlns:w16sdtfl="http://schemas.microsoft.com/office/word/2024/wordml/sdtformatlock" xmlns:w16se="http://schemas.microsoft.com/office/word/2015/wordml/symex" xmlns:w16du="http://schemas.microsoft.com/office/word/2023/wordml/word16du" xmlns:wne="http://schemas.microsoft.com/office/word/2006/wordml" mc:Ignorable="w14 w15 w16se w16cid w16 w16cex w16sdtdh w16sdtfl w16du wp14">
+<w:hdr xmlns:wpc="http://schemas.microsoft.com/office/word/2010/wordprocessingCanvas" xmlns:cx="http://schemas.microsoft.com/office/drawing/2014/chartex" xmlns:cx1="http://schemas.microsoft.com/office/drawing/2015/9/8/chartex" xmlns:mc="http://schemas.openxmlformats.org/markup-compatibility/2006" xmlns:o="urn:schemas-microsoft-com:office:office" xmlns:r="http://schemas.openxmlformats.org/officeDocument/2006/relationships" xmlns:m="http://schemas.openxmlformats.org/officeDocument/2006/math" xmlns:v="urn:schemas-microsoft-com:vml" xmlns:wp14="http://schemas.microsoft.com/office/word/2010/wordprocessingDrawing" xmlns:wp="http://schemas.openxmlformats.org/drawingml/2006/wordprocessingDrawing" xmlns:w10="urn:schemas-microsoft-com:office:word" xmlns:w="http://schemas.openxmlformats.org/wordprocessingml/2006/main" xmlns:w14="http://schemas.microsoft.com/office/word/2010/wordml" xmlns:w15="http://schemas.microsoft.com/office/word/2012/wordml" xmlns:w16se="http://schemas.microsoft.com/office/word/2015/wordml/symex" xmlns:wpg="http://schemas.microsoft.com/office/word/2010/wordprocessingGroup" xmlns:wpi="http://schemas.microsoft.com/office/word/2010/wordprocessingInk" xmlns:wne="http://schemas.microsoft.com/office/word/2006/wordml" xmlns:wps="http://schemas.microsoft.com/office/word/2010/wordprocessingShape" mc:Ignorable="w14 w15 w16se wp14">
   <w:p>
     <w:pPr>
       <w:ind w:left="480"/>
@@ -3777,7 +4115,7 @@
 </file>
 
 <file path=word/header6.xml><?xml version="1.0" encoding="utf-8"?>
-<w:hdr xmlns:wpc="http://schemas.microsoft.com/office/word/2010/wordprocessingCanvas" xmlns:cx="http://schemas.microsoft.com/office/drawing/2014/chartex" xmlns:cx1="http://schemas.microsoft.com/office/drawing/2015/9/8/chartex" xmlns:cx2="http://schemas.microsoft.com/office/drawing/2015/10/21/chartex" xmlns:cx3="http://schemas.microsoft.com/office/drawing/2016/5/9/chartex" xmlns:cx4="http://schemas.microsoft.com/office/drawing/2016/5/10/chartex" xmlns:cx5="http://schemas.microsoft.com/office/drawing/2016/5/11/chartex" xmlns:cx6="http://schemas.microsoft.com/office/drawing/2016/5/12/chartex" xmlns:cx7="http://schemas.microsoft.com/office/drawing/2016/5/13/chartex" xmlns:cx8="http://schemas.microsoft.com/office/drawing/2016/5/14/chartex" xmlns:mc="http://schemas.openxmlformats.org/markup-compatibility/2006" xmlns:m="http://schemas.openxmlformats.org/officeDocument/2006/math" xmlns:aink="http://schemas.microsoft.com/office/drawing/2016/ink" xmlns:am3d="http://schemas.microsoft.com/office/drawing/2017/model3d" xmlns:oel="http://schemas.microsoft.com/office/2019/extlst" xmlns:r="http://schemas.openxmlformats.org/officeDocument/2006/relationships" xmlns:wp14="http://schemas.microsoft.com/office/word/2010/wordprocessingDrawing" xmlns:wp="http://schemas.openxmlformats.org/drawingml/2006/wordprocessingDrawing" xmlns:wpg="http://schemas.microsoft.com/office/word/2010/wordprocessingGroup" xmlns:wpi="http://schemas.microsoft.com/office/word/2010/wordprocessingInk" xmlns:wps="http://schemas.microsoft.com/office/word/2010/wordprocessingShape" xmlns:o="urn:schemas-microsoft-com:office:office" xmlns:v="urn:schemas-microsoft-com:vml" xmlns:w10="urn:schemas-microsoft-com:office:word" xmlns:w="http://schemas.openxmlformats.org/wordprocessingml/2006/main" xmlns:w14="http://schemas.microsoft.com/office/word/2010/wordml" xmlns:w15="http://schemas.microsoft.com/office/word/2012/wordml" xmlns:w16cei="http://schemas.microsoft.com/office/word/2026/wordml/cei" xmlns:w16cex="http://schemas.microsoft.com/office/word/2018/wordml/cex" xmlns:w16cid="http://schemas.microsoft.com/office/word/2016/wordml/cid" xmlns:w16="http://schemas.microsoft.com/office/word/2018/wordml" xmlns:w16sdtdh="http://schemas.microsoft.com/office/word/2020/wordml/sdtdatahash" xmlns:w16sdtfl="http://schemas.microsoft.com/office/word/2024/wordml/sdtformatlock" xmlns:w16se="http://schemas.microsoft.com/office/word/2015/wordml/symex" xmlns:w16du="http://schemas.microsoft.com/office/word/2023/wordml/word16du" xmlns:wne="http://schemas.microsoft.com/office/word/2006/wordml" mc:Ignorable="w14 w15 w16se w16cid w16 w16cex w16sdtdh w16sdtfl w16du wp14">
+<w:hdr xmlns:wpc="http://schemas.microsoft.com/office/word/2010/wordprocessingCanvas" xmlns:cx="http://schemas.microsoft.com/office/drawing/2014/chartex" xmlns:cx1="http://schemas.microsoft.com/office/drawing/2015/9/8/chartex" xmlns:mc="http://schemas.openxmlformats.org/markup-compatibility/2006" xmlns:o="urn:schemas-microsoft-com:office:office" xmlns:r="http://schemas.openxmlformats.org/officeDocument/2006/relationships" xmlns:m="http://schemas.openxmlformats.org/officeDocument/2006/math" xmlns:v="urn:schemas-microsoft-com:vml" xmlns:wp14="http://schemas.microsoft.com/office/word/2010/wordprocessingDrawing" xmlns:wp="http://schemas.openxmlformats.org/drawingml/2006/wordprocessingDrawing" xmlns:w10="urn:schemas-microsoft-com:office:word" xmlns:w="http://schemas.openxmlformats.org/wordprocessingml/2006/main" xmlns:w14="http://schemas.microsoft.com/office/word/2010/wordml" xmlns:w15="http://schemas.microsoft.com/office/word/2012/wordml" xmlns:w16se="http://schemas.microsoft.com/office/word/2015/wordml/symex" xmlns:wpg="http://schemas.microsoft.com/office/word/2010/wordprocessingGroup" xmlns:wpi="http://schemas.microsoft.com/office/word/2010/wordprocessingInk" xmlns:wne="http://schemas.microsoft.com/office/word/2006/wordml" xmlns:wps="http://schemas.microsoft.com/office/word/2010/wordprocessingShape" mc:Ignorable="w14 w15 w16se wp14">
   <w:p>
     <w:pPr>
       <w:pStyle w:val="a9"/>
@@ -3798,7 +4136,7 @@
 </file>
 
 <file path=word/numbering.xml><?xml version="1.0" encoding="utf-8"?>
-<w:numbering xmlns:wpc="http://schemas.microsoft.com/office/word/2010/wordprocessingCanvas" xmlns:cx="http://schemas.microsoft.com/office/drawing/2014/chartex" xmlns:cx1="http://schemas.microsoft.com/office/drawing/2015/9/8/chartex" xmlns:cx2="http://schemas.microsoft.com/office/drawing/2015/10/21/chartex" xmlns:cx3="http://schemas.microsoft.com/office/drawing/2016/5/9/chartex" xmlns:cx4="http://schemas.microsoft.com/office/drawing/2016/5/10/chartex" xmlns:cx5="http://schemas.microsoft.com/office/drawing/2016/5/11/chartex" xmlns:cx6="http://schemas.microsoft.com/office/drawing/2016/5/12/chartex" xmlns:cx7="http://schemas.microsoft.com/office/drawing/2016/5/13/chartex" xmlns:cx8="http://schemas.microsoft.com/office/drawing/2016/5/14/chartex" xmlns:mc="http://schemas.openxmlformats.org/markup-compatibility/2006" xmlns:m="http://schemas.openxmlformats.org/officeDocument/2006/math" xmlns:aink="http://schemas.microsoft.com/office/drawing/2016/ink" xmlns:am3d="http://schemas.microsoft.com/office/drawing/2017/model3d" xmlns:oel="http://schemas.microsoft.com/office/2019/extlst" xmlns:r="http://schemas.openxmlformats.org/officeDocument/2006/relationships" xmlns:wp14="http://schemas.microsoft.com/office/word/2010/wordprocessingDrawing" xmlns:wp="http://schemas.openxmlformats.org/drawingml/2006/wordprocessingDrawing" xmlns:wpg="http://schemas.microsoft.com/office/word/2010/wordprocessingGroup" xmlns:wpi="http://schemas.microsoft.com/office/word/2010/wordprocessingInk" xmlns:wps="http://schemas.microsoft.com/office/word/2010/wordprocessingShape" xmlns:o="urn:schemas-microsoft-com:office:office" xmlns:v="urn:schemas-microsoft-com:vml" xmlns:w10="urn:schemas-microsoft-com:office:word" xmlns:w="http://schemas.openxmlformats.org/wordprocessingml/2006/main" xmlns:w14="http://schemas.microsoft.com/office/word/2010/wordml" xmlns:w15="http://schemas.microsoft.com/office/word/2012/wordml" xmlns:w16cei="http://schemas.microsoft.com/office/word/2026/wordml/cei" xmlns:w16cex="http://schemas.microsoft.com/office/word/2018/wordml/cex" xmlns:w16cid="http://schemas.microsoft.com/office/word/2016/wordml/cid" xmlns:w16="http://schemas.microsoft.com/office/word/2018/wordml" xmlns:w16sdtdh="http://schemas.microsoft.com/office/word/2020/wordml/sdtdatahash" xmlns:w16sdtfl="http://schemas.microsoft.com/office/word/2024/wordml/sdtformatlock" xmlns:w16se="http://schemas.microsoft.com/office/word/2015/wordml/symex" xmlns:w16du="http://schemas.microsoft.com/office/word/2023/wordml/word16du" xmlns:wne="http://schemas.microsoft.com/office/word/2006/wordml" mc:Ignorable="w14 w15 w16se w16cid w16 w16cex w16sdtdh w16sdtfl w16du wp14">
+<w:numbering xmlns:wpc="http://schemas.microsoft.com/office/word/2010/wordprocessingCanvas" xmlns:cx="http://schemas.microsoft.com/office/drawing/2014/chartex" xmlns:cx1="http://schemas.microsoft.com/office/drawing/2015/9/8/chartex" xmlns:mc="http://schemas.openxmlformats.org/markup-compatibility/2006" xmlns:o="urn:schemas-microsoft-com:office:office" xmlns:r="http://schemas.openxmlformats.org/officeDocument/2006/relationships" xmlns:m="http://schemas.openxmlformats.org/officeDocument/2006/math" xmlns:v="urn:schemas-microsoft-com:vml" xmlns:wp14="http://schemas.microsoft.com/office/word/2010/wordprocessingDrawing" xmlns:wp="http://schemas.openxmlformats.org/drawingml/2006/wordprocessingDrawing" xmlns:w10="urn:schemas-microsoft-com:office:word" xmlns:w="http://schemas.openxmlformats.org/wordprocessingml/2006/main" xmlns:w14="http://schemas.microsoft.com/office/word/2010/wordml" xmlns:w15="http://schemas.microsoft.com/office/word/2012/wordml" xmlns:w16se="http://schemas.microsoft.com/office/word/2015/wordml/symex" xmlns:wpg="http://schemas.microsoft.com/office/word/2010/wordprocessingGroup" xmlns:wpi="http://schemas.microsoft.com/office/word/2010/wordprocessingInk" xmlns:wne="http://schemas.microsoft.com/office/word/2006/wordml" xmlns:wps="http://schemas.microsoft.com/office/word/2010/wordprocessingShape" mc:Ignorable="w14 w15 w16se wp14">
   <w:abstractNum w:abstractNumId="0" w15:restartNumberingAfterBreak="0">
     <w:nsid w:val="0F724B6B"/>
     <w:multiLevelType w:val="hybridMultilevel"/>
@@ -4019,17 +4357,17 @@
       </w:rPr>
     </w:lvl>
   </w:abstractNum>
-  <w:num w:numId="1" w16cid:durableId="1918124221">
+  <w:num w:numId="1">
     <w:abstractNumId w:val="0"/>
   </w:num>
-  <w:num w:numId="2" w16cid:durableId="1782802551">
+  <w:num w:numId="2">
     <w:abstractNumId w:val="1"/>
   </w:num>
 </w:numbering>
 </file>
 
 <file path=word/styles.xml><?xml version="1.0" encoding="utf-8"?>
-<w:styles xmlns:mc="http://schemas.openxmlformats.org/markup-compatibility/2006" xmlns:r="http://schemas.openxmlformats.org/officeDocument/2006/relationships" xmlns:w="http://schemas.openxmlformats.org/wordprocessingml/2006/main" xmlns:w14="http://schemas.microsoft.com/office/word/2010/wordml" xmlns:w15="http://schemas.microsoft.com/office/word/2012/wordml" xmlns:w16cex="http://schemas.microsoft.com/office/word/2018/wordml/cex" xmlns:w16cid="http://schemas.microsoft.com/office/word/2016/wordml/cid" xmlns:w16="http://schemas.microsoft.com/office/word/2018/wordml" xmlns:w16sdtdh="http://schemas.microsoft.com/office/word/2020/wordml/sdtdatahash" xmlns:w16sdtfl="http://schemas.microsoft.com/office/word/2024/wordml/sdtformatlock" xmlns:w16se="http://schemas.microsoft.com/office/word/2015/wordml/symex" xmlns:w16du="http://schemas.microsoft.com/office/word/2023/wordml/word16du" mc:Ignorable="w14 w15 w16se w16cid w16 w16cex w16sdtdh w16sdtfl w16du">
+<w:styles xmlns:mc="http://schemas.openxmlformats.org/markup-compatibility/2006" xmlns:w="http://schemas.openxmlformats.org/wordprocessingml/2006/main" xmlns:w14="http://schemas.microsoft.com/office/word/2010/wordml" xmlns:w15="http://schemas.microsoft.com/office/word/2012/wordml" xmlns:w16se="http://schemas.microsoft.com/office/word/2015/wordml/symex" mc:Ignorable="w14 w15 w16se">
   <w:docDefaults>
     <w:rPrDefault>
       <w:rPr>
@@ -4039,7 +4377,7 @@
     </w:rPrDefault>
     <w:pPrDefault/>
   </w:docDefaults>
-  <w:latentStyles w:defLockedState="0" w:defUIPriority="0" w:defSemiHidden="0" w:defUnhideWhenUsed="0" w:defQFormat="0" w:count="376">
+  <w:latentStyles w:defLockedState="0" w:defUIPriority="0" w:defSemiHidden="0" w:defUnhideWhenUsed="0" w:defQFormat="0" w:count="371">
     <w:lsdException w:name="Normal" w:qFormat="1"/>
     <w:lsdException w:name="heading 1" w:qFormat="1"/>
     <w:lsdException w:name="heading 2" w:semiHidden="1" w:unhideWhenUsed="1" w:qFormat="1"/>
@@ -4404,11 +4742,6 @@
     <w:lsdException w:name="List Table 5 Dark Accent 6" w:uiPriority="50"/>
     <w:lsdException w:name="List Table 6 Colorful Accent 6" w:uiPriority="51"/>
     <w:lsdException w:name="List Table 7 Colorful Accent 6" w:uiPriority="52"/>
-    <w:lsdException w:name="Mention" w:semiHidden="1" w:uiPriority="99" w:unhideWhenUsed="1"/>
-    <w:lsdException w:name="Smart Hyperlink" w:semiHidden="1" w:uiPriority="99" w:unhideWhenUsed="1"/>
-    <w:lsdException w:name="Hashtag" w:semiHidden="1" w:uiPriority="99" w:unhideWhenUsed="1"/>
-    <w:lsdException w:name="Unresolved Mention" w:semiHidden="1" w:uiPriority="99" w:unhideWhenUsed="1"/>
-    <w:lsdException w:name="Smart Link" w:semiHidden="1" w:uiPriority="99" w:unhideWhenUsed="1"/>
   </w:latentStyles>
   <w:style w:type="paragraph" w:default="1" w:styleId="a">
     <w:name w:val="Normal"/>
@@ -4524,8 +4857,8 @@
     <w:uiPriority w:val="99"/>
     <w:rsid w:val="00F12A3A"/>
     <w:rPr>
-      <w:color w:val="0000FF"/>
-      <w:u w:val="single"/>
+      <w:color w:val="000000"/>
+      <w:u w:val="none"/>
     </w:rPr>
   </w:style>
   <w:style w:type="paragraph" w:styleId="a7">
@@ -4773,27 +5106,31 @@
       <w:szCs w:val="32"/>
     </w:rPr>
   </w:style>
-  <w:style w:type="paragraph" w:styleId="TOC1">
+  <w:style w:type="paragraph" w:styleId="10">
     <w:name w:val="toc 1"/>
     <w:basedOn w:val="a"/>
     <w:next w:val="a"/>
+    <w:autoRedefine/>
     <w:uiPriority w:val="39"/>
     <w:rsid w:val="00E93A54"/>
     <w:pPr>
       <w:tabs>
         <w:tab w:val="right" w:leader="dot" w:pos="9060"/>
       </w:tabs>
-      <w:spacing w:before="0" w:after="0" w:line="400" w:lineRule="exact"/>
-      <w:ind w:left="0" w:leftChars="0"/>
+      <w:spacing w:line="400" w:lineRule="exact" w:before="0" w:after="0"/>
       <w:jc w:val="left"/>
     </w:pPr>
     <w:rPr>
-      <w:rFonts w:ascii="Times New Roman" w:hAnsi="Times New Roman" w:eastAsia="宋体" w:cs="Times New Roman"/>
-      <w:noProof/>
+      <w:rFonts w:ascii="Times New Roman" w:eastAsia="宋体" w:hAnsi="Times New Roman" w:cs="Times New Roman"/>
       <w:b w:val="0"/>
       <w:bCs w:val="0"/>
+      <w:noProof/>
+      <w:color w:val="000000"/>
+      <w:kern w:val="2"/>
       <w:sz w:val="28"/>
       <w:szCs w:val="28"/>
+      <w:u w:val="none"/>
+      <w:lang w:val="en-US" w:eastAsia="zh-CN" w:bidi="ar-SA"/>
     </w:rPr>
   </w:style>
   <w:style w:type="paragraph" w:customStyle="1" w:styleId="23">
@@ -4809,26 +5146,32 @@
       <w:sz w:val="28"/>
     </w:rPr>
   </w:style>
-  <w:style w:type="paragraph" w:styleId="TOC2">
+  <w:style w:type="paragraph" w:styleId="25">
     <w:name w:val="toc 2"/>
     <w:basedOn w:val="a"/>
     <w:next w:val="a"/>
+    <w:autoRedefine/>
     <w:uiPriority w:val="39"/>
     <w:rsid w:val="00B13828"/>
     <w:pPr>
       <w:tabs>
         <w:tab w:val="right" w:leader="dot" w:pos="9060"/>
       </w:tabs>
-      <w:spacing w:before="0" w:after="0" w:line="400" w:lineRule="exact"/>
-      <w:ind w:left="420" w:leftChars="200"/>
+      <w:spacing w:line="400" w:lineRule="exact" w:before="0" w:after="0"/>
+      <w:ind w:leftChars="200" w:left="420"/>
       <w:jc w:val="left"/>
     </w:pPr>
     <w:rPr>
-      <w:rFonts w:ascii="Times New Roman" w:hAnsi="Times New Roman" w:eastAsia="宋体" w:cs="Times New Roman"/>
+      <w:rFonts w:ascii="Times New Roman" w:eastAsia="宋体" w:hAnsi="Times New Roman" w:cs="Times New Roman"/>
       <w:b w:val="0"/>
       <w:bCs w:val="0"/>
+      <w:noProof/>
+      <w:color w:val="000000"/>
+      <w:kern w:val="2"/>
       <w:sz w:val="28"/>
       <w:szCs w:val="28"/>
+      <w:u w:val="none"/>
+      <w:lang w:val="en-US" w:eastAsia="zh-CN" w:bidi="ar-SA"/>
     </w:rPr>
   </w:style>
   <w:style w:type="character" w:customStyle="1" w:styleId="24">
@@ -4853,26 +5196,30 @@
       <w:szCs w:val="18"/>
     </w:rPr>
   </w:style>
-  <w:style w:type="paragraph" w:styleId="TOC3">
+  <w:style w:type="paragraph" w:styleId="30">
     <w:name w:val="toc 3"/>
     <w:basedOn w:val="a"/>
     <w:next w:val="a"/>
+    <w:autoRedefine/>
     <w:uiPriority w:val="39"/>
     <w:rsid w:val="00DC58A8"/>
     <w:pPr>
       <w:tabs>
         <w:tab w:val="right" w:leader="dot" w:pos="9060"/>
       </w:tabs>
-      <w:spacing w:before="0" w:after="0" w:line="400" w:lineRule="exact"/>
-      <w:ind w:left="840" w:leftChars="400"/>
+      <w:ind w:leftChars="400" w:left="840"/>
       <w:jc w:val="left"/>
     </w:pPr>
     <w:rPr>
-      <w:rFonts w:ascii="Times New Roman" w:hAnsi="Times New Roman" w:eastAsia="宋体" w:cs="Times New Roman"/>
+      <w:rFonts w:ascii="Times New Roman" w:eastAsia="宋体" w:hAnsi="Times New Roman" w:cs="Times New Roman"/>
       <w:b w:val="0"/>
       <w:bCs w:val="0"/>
-      <w:sz w:val="28"/>
-      <w:szCs w:val="28"/>
+      <w:color w:val="000000"/>
+      <w:kern w:val="2"/>
+      <w:sz w:val="21"/>
+      <w:szCs w:val="24"/>
+      <w:u w:val="none"/>
+      <w:lang w:val="en-US" w:eastAsia="zh-CN" w:bidi="ar-SA"/>
     </w:rPr>
   </w:style>
   <w:style w:type="character" w:customStyle="1" w:styleId="20">
@@ -5166,4 +5513,16 @@
     </a:ext>
   </a:extLst>
 </a:theme>
+</file>
+
+<file path=customXml/item1.xml><?xml version="1.0" encoding="utf-8"?>
+<b:Sources xmlns:b="http://schemas.openxmlformats.org/officeDocument/2006/bibliography" xmlns="http://schemas.openxmlformats.org/officeDocument/2006/bibliography" SelectedStyle="\APASixthEditionOfficeOnline.xsl" StyleName="APA" Version="6"/>
+</file>
+
+<file path=customXml/itemProps1.xml><?xml version="1.0" encoding="utf-8"?>
+<ds:datastoreItem xmlns:ds="http://schemas.openxmlformats.org/officeDocument/2006/customXml" ds:itemID="{92DC1079-67DE-458F-98ED-4D4BBBE9EA1C}">
+  <ds:schemaRefs>
+    <ds:schemaRef ds:uri="http://schemas.openxmlformats.org/officeDocument/2006/bibliography"/>
+  </ds:schemaRefs>
+</ds:datastoreItem>
 </file>